--- a/mode_docx_gen/pmi_lo/template.docx
+++ b/mode_docx_gen/pmi_lo/template.docx
@@ -3681,9 +3681,15 @@
     <w:p>
       <w:pPr>
         <w:pStyle w:val="2"/>
+        <w:rPr>
+          <w:highlight w:val="red"/>
+        </w:rPr>
       </w:pPr>
       <w:bookmarkStart w:id="10" w:name="_Toc193266519"/>
       <w:r>
+        <w:rPr>
+          <w:highlight w:val="red"/>
+        </w:rPr>
         <w:t>Подключение аналоговых цепей к устройству</w:t>
       </w:r>
       <w:bookmarkEnd w:id="10"/>
@@ -3693,9 +3699,15 @@
         <w:pStyle w:val="a5"/>
       </w:pPr>
       <w:r>
+        <w:rPr>
+          <w:highlight w:val="red"/>
+        </w:rPr>
         <w:t xml:space="preserve">Подключение аналоговых цепей </w:t>
       </w:r>
       <w:r>
+        <w:rPr>
+          <w:highlight w:val="red"/>
+        </w:rPr>
         <w:t>не требуется.</w:t>
       </w:r>
     </w:p>
@@ -3745,10 +3757,10 @@
             <v:path o:extrusionok="f" gradientshapeok="t" o:connecttype="rect"/>
             <o:lock v:ext="edit" aspectratio="t"/>
           </v:shapetype>
-          <v:shape id="_x0000_i1025" type="#_x0000_t75" style="width:411.6pt;height:283.4pt" o:ole="">
+          <v:shape id="_x0000_i1025" type="#_x0000_t75" style="width:411.6pt;height:283.15pt" o:ole="">
             <v:imagedata r:id="rId10" o:title=""/>
           </v:shape>
-          <o:OLEObject Type="Embed" ProgID="Acrobat.Document.DC" ShapeID="_x0000_i1025" DrawAspect="Content" ObjectID="_1805111270" r:id="rId11"/>
+          <o:OLEObject Type="Embed" ProgID="Acrobat.Document.DC" ShapeID="_x0000_i1025" DrawAspect="Content" ObjectID="_1805720674" r:id="rId11"/>
         </w:object>
       </w:r>
     </w:p>
@@ -3863,7 +3875,13 @@
         <w:rPr>
           <w:highlight w:val="green"/>
         </w:rPr>
-        <w:t>УВ</w:t>
+        <w:t>У</w:t>
+      </w:r>
+      <w:r>
+        <w:rPr>
+          <w:highlight w:val="green"/>
+        </w:rPr>
+        <w:t>РОВ</w:t>
       </w:r>
     </w:p>
     <w:tbl>
@@ -4049,10 +4067,7 @@
               <w:jc w:val="left"/>
             </w:pPr>
             <w:r>
-              <w:t xml:space="preserve">ОВ </w:t>
-            </w:r>
-            <w:r>
-              <w:t>УВ</w:t>
+              <w:t>ОВ УРОВ ВН</w:t>
             </w:r>
           </w:p>
         </w:tc>
@@ -4112,16 +4127,7 @@
               <w:jc w:val="left"/>
             </w:pPr>
             <w:r>
-              <w:t>Опер</w:t>
-            </w:r>
-            <w:r>
-              <w:rPr>
-                <w:lang w:val="en-US"/>
-              </w:rPr>
-              <w:t xml:space="preserve">. </w:t>
-            </w:r>
-            <w:r>
-              <w:t>включить В</w:t>
+              <w:t>Внеш. блок. упр. В</w:t>
             </w:r>
           </w:p>
         </w:tc>
@@ -4201,13 +4207,8 @@
                 <w:lang w:val="en-US"/>
               </w:rPr>
             </w:pPr>
-            <w:proofErr w:type="gramStart"/>
-            <w:r>
-              <w:t>Низ.уров.изоляц</w:t>
-            </w:r>
-            <w:proofErr w:type="gramEnd"/>
-            <w:r>
-              <w:t>. В</w:t>
+            <w:r>
+              <w:t>Пуск УРОВ внешний</w:t>
             </w:r>
           </w:p>
         </w:tc>
@@ -4288,7 +4289,7 @@
               </w:rPr>
             </w:pPr>
             <w:r>
-              <w:t>В отключен (б/к)</w:t>
+              <w:t>Контроль цепи ЭМО1</w:t>
             </w:r>
           </w:p>
         </w:tc>
@@ -4351,7 +4352,7 @@
               </w:rPr>
             </w:pPr>
             <w:r>
-              <w:t>В включен (б/к)</w:t>
+              <w:t>Контроль цепи ЭМО2</w:t>
             </w:r>
           </w:p>
         </w:tc>
@@ -4411,7 +4412,7 @@
               <w:jc w:val="left"/>
             </w:pPr>
             <w:r>
-              <w:t>Сброс</w:t>
+              <w:t>Резерв</w:t>
             </w:r>
           </w:p>
         </w:tc>
@@ -4804,13 +4805,13 @@
         <w:rPr>
           <w:highlight w:val="green"/>
         </w:rPr>
-        <w:t>Назначение дискретных входов ЮНИТ-М300 для проверки К</w:t>
+        <w:t xml:space="preserve">Назначение дискретных входов ЮНИТ-М300 для проверки </w:t>
       </w:r>
       <w:r>
         <w:rPr>
           <w:highlight w:val="green"/>
         </w:rPr>
-        <w:t>А</w:t>
+        <w:t>ЛО Т</w:t>
       </w:r>
     </w:p>
     <w:tbl>
@@ -4986,7 +4987,7 @@
               <w:jc w:val="left"/>
             </w:pPr>
             <w:r>
-              <w:t>Сброс</w:t>
+              <w:t>ОВ ЛО Т</w:t>
             </w:r>
           </w:p>
         </w:tc>
@@ -5049,7 +5050,10 @@
               </w:rPr>
             </w:pPr>
             <w:r>
-              <w:t>ОВ КА</w:t>
+              <w:rPr>
+                <w:lang w:val="en-US"/>
+              </w:rPr>
+              <w:t>ОВ ЛО Т / ЛО</w:t>
             </w:r>
           </w:p>
         </w:tc>
@@ -5112,7 +5116,10 @@
               </w:rPr>
             </w:pPr>
             <w:r>
-              <w:t>Дистанционное</w:t>
+              <w:rPr>
+                <w:lang w:val="en-US"/>
+              </w:rPr>
+              <w:t>ОВ ЛО Т / ЗАПВ</w:t>
             </w:r>
           </w:p>
         </w:tc>
@@ -5172,7 +5179,7 @@
               <w:jc w:val="left"/>
             </w:pPr>
             <w:r>
-              <w:t>Опер. отключить В</w:t>
+              <w:t>ОВ ЛО Т / ЗАВР</w:t>
             </w:r>
           </w:p>
         </w:tc>
@@ -5232,7 +5239,7 @@
               <w:jc w:val="left"/>
             </w:pPr>
             <w:r>
-              <w:t>Отключить В от ТУ</w:t>
+              <w:t>Резерв</w:t>
             </w:r>
           </w:p>
         </w:tc>
@@ -5292,7 +5299,7 @@
               <w:jc w:val="left"/>
             </w:pPr>
             <w:r>
-              <w:t>Пуск УРОВ внешний</w:t>
+              <w:t>Резерв</w:t>
             </w:r>
           </w:p>
         </w:tc>
@@ -5352,7 +5359,7 @@
               <w:jc w:val="left"/>
             </w:pPr>
             <w:r>
-              <w:t>Работа ЭМВ</w:t>
+              <w:t>Резерв</w:t>
             </w:r>
           </w:p>
         </w:tc>
@@ -5412,7 +5419,7 @@
               <w:jc w:val="left"/>
             </w:pPr>
             <w:r>
-              <w:t>Работа ЭМО1</w:t>
+              <w:t>Резерв</w:t>
             </w:r>
           </w:p>
         </w:tc>
@@ -5463,7 +5470,7 @@
               <w:jc w:val="left"/>
             </w:pPr>
             <w:r>
-              <w:t>Работа ЭМО2</w:t>
+              <w:t>Резерв</w:t>
             </w:r>
           </w:p>
         </w:tc>
@@ -5514,7 +5521,7 @@
               <w:jc w:val="left"/>
             </w:pPr>
             <w:r>
-              <w:t>В отключен (б/к)</w:t>
+              <w:t>Резерв</w:t>
             </w:r>
           </w:p>
         </w:tc>
@@ -5565,7 +5572,7 @@
               <w:jc w:val="left"/>
             </w:pPr>
             <w:r>
-              <w:t>В включен (б/к)</w:t>
+              <w:t>Резерв</w:t>
             </w:r>
           </w:p>
         </w:tc>
@@ -5616,7 +5623,7 @@
               <w:jc w:val="left"/>
             </w:pPr>
             <w:r>
-              <w:t>Включить В от ТУ</w:t>
+              <w:t>Резерв</w:t>
             </w:r>
           </w:p>
         </w:tc>
@@ -5667,182 +5674,6 @@
               <w:jc w:val="left"/>
             </w:pPr>
             <w:r>
-              <w:t>Внеш. блок. упр. В</w:t>
-            </w:r>
-          </w:p>
-        </w:tc>
-      </w:tr>
-      <w:tr>
-        <w:tc>
-          <w:tcPr>
-            <w:tcW w:w="2482" w:type="dxa"/>
-          </w:tcPr>
-          <w:p>
-            <w:pPr>
-              <w:pStyle w:val="af0"/>
-              <w:rPr>
-                <w:color w:val="FF0000"/>
-              </w:rPr>
-            </w:pPr>
-            <w:r>
-              <w:rPr>
-                <w:color w:val="FF0000"/>
-              </w:rPr>
-              <w:t>М</w:t>
-            </w:r>
-            <w:r>
-              <w:rPr>
-                <w:color w:val="FF0000"/>
-              </w:rPr>
-              <w:t>4</w:t>
-            </w:r>
-            <w:r>
-              <w:rPr>
-                <w:color w:val="FF0000"/>
-              </w:rPr>
-              <w:t>.</w:t>
-            </w:r>
-            <w:r>
-              <w:rPr>
-                <w:color w:val="FF0000"/>
-                <w:lang w:val="en-US"/>
-              </w:rPr>
-              <w:t>XB</w:t>
-            </w:r>
-            <w:r>
-              <w:rPr>
-                <w:color w:val="FF0000"/>
-              </w:rPr>
-              <w:t>:1</w:t>
-            </w:r>
-          </w:p>
-        </w:tc>
-        <w:tc>
-          <w:tcPr>
-            <w:tcW w:w="2062" w:type="dxa"/>
-          </w:tcPr>
-          <w:p>
-            <w:pPr>
-              <w:pStyle w:val="af0"/>
-              <w:rPr>
-                <w:color w:val="FF0000"/>
-              </w:rPr>
-            </w:pPr>
-            <w:r>
-              <w:rPr>
-                <w:color w:val="FF0000"/>
-              </w:rPr>
-              <w:t>М</w:t>
-            </w:r>
-            <w:r>
-              <w:rPr>
-                <w:color w:val="FF0000"/>
-              </w:rPr>
-              <w:t>4</w:t>
-            </w:r>
-            <w:r>
-              <w:rPr>
-                <w:color w:val="FF0000"/>
-              </w:rPr>
-              <w:t>.1</w:t>
-            </w:r>
-          </w:p>
-        </w:tc>
-        <w:tc>
-          <w:tcPr>
-            <w:tcW w:w="5061" w:type="dxa"/>
-          </w:tcPr>
-          <w:p>
-            <w:pPr>
-              <w:pStyle w:val="af0"/>
-              <w:jc w:val="left"/>
-            </w:pPr>
-            <w:r>
-              <w:rPr>
-                <w:color w:val="FF0000"/>
-              </w:rPr>
-              <w:t>Внешнее отключение от ЗДЗ НН</w:t>
-            </w:r>
-          </w:p>
-        </w:tc>
-      </w:tr>
-      <w:tr>
-        <w:tc>
-          <w:tcPr>
-            <w:tcW w:w="2482" w:type="dxa"/>
-          </w:tcPr>
-          <w:p>
-            <w:pPr>
-              <w:pStyle w:val="af0"/>
-              <w:rPr>
-                <w:color w:val="FF0000"/>
-              </w:rPr>
-            </w:pPr>
-            <w:r>
-              <w:rPr>
-                <w:color w:val="FF0000"/>
-              </w:rPr>
-              <w:t>М4.</w:t>
-            </w:r>
-            <w:r>
-              <w:rPr>
-                <w:color w:val="FF0000"/>
-                <w:lang w:val="en-US"/>
-              </w:rPr>
-              <w:t>XB</w:t>
-            </w:r>
-            <w:r>
-              <w:rPr>
-                <w:color w:val="FF0000"/>
-              </w:rPr>
-              <w:t>:</w:t>
-            </w:r>
-            <w:r>
-              <w:rPr>
-                <w:color w:val="FF0000"/>
-              </w:rPr>
-              <w:t>2</w:t>
-            </w:r>
-          </w:p>
-        </w:tc>
-        <w:tc>
-          <w:tcPr>
-            <w:tcW w:w="2062" w:type="dxa"/>
-          </w:tcPr>
-          <w:p>
-            <w:pPr>
-              <w:pStyle w:val="af0"/>
-              <w:rPr>
-                <w:color w:val="FF0000"/>
-              </w:rPr>
-            </w:pPr>
-            <w:r>
-              <w:rPr>
-                <w:color w:val="FF0000"/>
-              </w:rPr>
-              <w:t>М4.</w:t>
-            </w:r>
-            <w:r>
-              <w:rPr>
-                <w:color w:val="FF0000"/>
-              </w:rPr>
-              <w:t>2</w:t>
-            </w:r>
-          </w:p>
-        </w:tc>
-        <w:tc>
-          <w:tcPr>
-            <w:tcW w:w="5061" w:type="dxa"/>
-          </w:tcPr>
-          <w:p>
-            <w:pPr>
-              <w:pStyle w:val="af0"/>
-              <w:jc w:val="left"/>
-            </w:pPr>
-            <w:r>
-              <w:rPr>
-                <w:color w:val="FF0000"/>
-              </w:rPr>
               <w:t>Резерв</w:t>
             </w:r>
           </w:p>
@@ -5866,7 +5697,7 @@
         <w:rPr>
           <w:highlight w:val="green"/>
         </w:rPr>
-        <w:t>КСВ (часть 1)</w:t>
+        <w:t>ЛО ВН</w:t>
       </w:r>
     </w:p>
     <w:tbl>
@@ -5991,7 +5822,7 @@
               <w:jc w:val="left"/>
             </w:pPr>
             <w:r>
-              <w:t>В отключен (б/к)</w:t>
+              <w:t>Вывод терминала</w:t>
             </w:r>
           </w:p>
         </w:tc>
@@ -6042,7 +5873,7 @@
               <w:jc w:val="left"/>
             </w:pPr>
             <w:r>
-              <w:t>В включен (б/к)</w:t>
+              <w:t>ОВ ЛО Т</w:t>
             </w:r>
           </w:p>
         </w:tc>
@@ -6102,7 +5933,7 @@
               <w:jc w:val="left"/>
             </w:pPr>
             <w:r>
-              <w:t>Работа ЭМВ</w:t>
+              <w:t>ОВ ЛО Т / ЛО</w:t>
             </w:r>
           </w:p>
         </w:tc>
@@ -6162,7 +5993,7 @@
               <w:jc w:val="left"/>
             </w:pPr>
             <w:r>
-              <w:t>Работа ЭМО1</w:t>
+              <w:t>ОВ ЛО ВН</w:t>
             </w:r>
           </w:p>
         </w:tc>
@@ -6222,7 +6053,7 @@
               <w:jc w:val="left"/>
             </w:pPr>
             <w:r>
-              <w:t>Работа ЭМО2</w:t>
+              <w:t>Внешнее отключение от ЗДЗ НН</w:t>
             </w:r>
           </w:p>
         </w:tc>
@@ -6282,7 +6113,7 @@
               <w:jc w:val="left"/>
             </w:pPr>
             <w:r>
-              <w:t>Вывод терминала</w:t>
+              <w:t>Внешнее отключение от УРОВ НН</w:t>
             </w:r>
           </w:p>
         </w:tc>
@@ -6342,7 +6173,7 @@
               <w:jc w:val="left"/>
             </w:pPr>
             <w:r>
-              <w:t>ОВ КСВ</w:t>
+              <w:t>Резерв</w:t>
             </w:r>
           </w:p>
         </w:tc>
@@ -6402,7 +6233,7 @@
               <w:jc w:val="left"/>
             </w:pPr>
             <w:r>
-              <w:t>Контроль цепи ЭМВ</w:t>
+              <w:t>Резерв</w:t>
             </w:r>
           </w:p>
         </w:tc>
@@ -6462,7 +6293,7 @@
               <w:jc w:val="left"/>
             </w:pPr>
             <w:r>
-              <w:t>Контроль цепи ЭМО1</w:t>
+              <w:t>Резерв</w:t>
             </w:r>
           </w:p>
         </w:tc>
@@ -6513,7 +6344,7 @@
               <w:jc w:val="left"/>
             </w:pPr>
             <w:r>
-              <w:t>Контроль цепи ЭМО2</w:t>
+              <w:t>Резерв</w:t>
             </w:r>
           </w:p>
         </w:tc>
@@ -6563,13 +6394,8 @@
               <w:pStyle w:val="af0"/>
               <w:jc w:val="left"/>
             </w:pPr>
-            <w:proofErr w:type="gramStart"/>
-            <w:r>
-              <w:t>Авар.уров.изоляц</w:t>
-            </w:r>
-            <w:proofErr w:type="gramEnd"/>
-            <w:r>
-              <w:t>. В</w:t>
+            <w:r>
+              <w:t>Резерв</w:t>
             </w:r>
           </w:p>
         </w:tc>
@@ -6619,13 +6445,8 @@
               <w:pStyle w:val="af0"/>
               <w:jc w:val="left"/>
             </w:pPr>
-            <w:proofErr w:type="gramStart"/>
-            <w:r>
-              <w:t>Низ.уров.изоляц</w:t>
-            </w:r>
-            <w:proofErr w:type="gramEnd"/>
-            <w:r>
-              <w:t>. В</w:t>
+            <w:r>
+              <w:t>Резерв</w:t>
             </w:r>
           </w:p>
         </w:tc>
@@ -6676,7 +6497,7 @@
               <w:jc w:val="left"/>
             </w:pPr>
             <w:r>
-              <w:t>Пружина не заведена</w:t>
+              <w:t>Резерв</w:t>
             </w:r>
           </w:p>
         </w:tc>
@@ -6745,8 +6566,1830 @@
         <w:rPr>
           <w:highlight w:val="green"/>
         </w:rPr>
-        <w:lastRenderedPageBreak/>
-        <w:t xml:space="preserve">Назначение дискретных входов ЮНИТ-М300 для проверки КСВ (часть </w:t>
+        <w:t xml:space="preserve">Назначение дискретных входов ЮНИТ-М300 для проверки </w:t>
+      </w:r>
+      <w:r>
+        <w:rPr>
+          <w:highlight w:val="green"/>
+        </w:rPr>
+        <w:t>ЛО НН</w:t>
+      </w:r>
+    </w:p>
+    <w:tbl>
+      <w:tblPr>
+        <w:tblStyle w:val="21"/>
+        <w:tblW w:w="0" w:type="auto"/>
+        <w:tblLook w:val="04A0" w:firstRow="1" w:lastRow="0" w:firstColumn="1" w:lastColumn="0" w:noHBand="0" w:noVBand="1"/>
+      </w:tblPr>
+      <w:tblGrid>
+        <w:gridCol w:w="2482"/>
+        <w:gridCol w:w="2062"/>
+        <w:gridCol w:w="5061"/>
+      </w:tblGrid>
+      <w:tr>
+        <w:trPr>
+          <w:cnfStyle w:val="100000000000" w:firstRow="1" w:lastRow="0" w:firstColumn="0" w:lastColumn="0" w:oddVBand="0" w:evenVBand="0" w:oddHBand="0" w:evenHBand="0" w:firstRowFirstColumn="0" w:firstRowLastColumn="0" w:lastRowFirstColumn="0" w:lastRowLastColumn="0"/>
+        </w:trPr>
+        <w:tc>
+          <w:tcPr>
+            <w:tcW w:w="2482" w:type="dxa"/>
+          </w:tcPr>
+          <w:p>
+            <w:pPr>
+              <w:rPr>
+                <w:b w:val="0"/>
+                <w:sz w:val="22"/>
+              </w:rPr>
+            </w:pPr>
+            <w:r>
+              <w:rPr>
+                <w:b w:val="0"/>
+                <w:sz w:val="22"/>
+              </w:rPr>
+              <w:lastRenderedPageBreak/>
+              <w:t>Клемма на устройстве ЮНИТ-М300</w:t>
+            </w:r>
+          </w:p>
+        </w:tc>
+        <w:tc>
+          <w:tcPr>
+            <w:tcW w:w="2062" w:type="dxa"/>
+          </w:tcPr>
+          <w:p>
+            <w:pPr>
+              <w:rPr>
+                <w:b w:val="0"/>
+                <w:sz w:val="22"/>
+              </w:rPr>
+            </w:pPr>
+            <w:r>
+              <w:rPr>
+                <w:b w:val="0"/>
+                <w:sz w:val="22"/>
+              </w:rPr>
+              <w:t xml:space="preserve">Номер ДВ </w:t>
+            </w:r>
+          </w:p>
+        </w:tc>
+        <w:tc>
+          <w:tcPr>
+            <w:tcW w:w="5061" w:type="dxa"/>
+          </w:tcPr>
+          <w:p>
+            <w:pPr>
+              <w:rPr>
+                <w:b w:val="0"/>
+                <w:sz w:val="22"/>
+              </w:rPr>
+            </w:pPr>
+            <w:r>
+              <w:rPr>
+                <w:b w:val="0"/>
+                <w:sz w:val="22"/>
+              </w:rPr>
+              <w:t>Наименование сигнала на ФСУ</w:t>
+            </w:r>
+          </w:p>
+        </w:tc>
+      </w:tr>
+      <w:tr>
+        <w:tc>
+          <w:tcPr>
+            <w:tcW w:w="2482" w:type="dxa"/>
+          </w:tcPr>
+          <w:p>
+            <w:pPr>
+              <w:pStyle w:val="af0"/>
+            </w:pPr>
+            <w:r>
+              <w:t>М3.</w:t>
+            </w:r>
+            <w:r>
+              <w:rPr>
+                <w:lang w:val="en-US"/>
+              </w:rPr>
+              <w:t>XB:1</w:t>
+            </w:r>
+          </w:p>
+        </w:tc>
+        <w:tc>
+          <w:tcPr>
+            <w:tcW w:w="2062" w:type="dxa"/>
+          </w:tcPr>
+          <w:p>
+            <w:pPr>
+              <w:pStyle w:val="af0"/>
+              <w:rPr>
+                <w:lang w:val="en-US"/>
+              </w:rPr>
+            </w:pPr>
+            <w:r>
+              <w:t>М3.</w:t>
+            </w:r>
+            <w:r>
+              <w:rPr>
+                <w:lang w:val="en-US"/>
+              </w:rPr>
+              <w:t>1</w:t>
+            </w:r>
+          </w:p>
+        </w:tc>
+        <w:tc>
+          <w:tcPr>
+            <w:tcW w:w="5061" w:type="dxa"/>
+          </w:tcPr>
+          <w:p>
+            <w:pPr>
+              <w:pStyle w:val="af0"/>
+              <w:jc w:val="left"/>
+            </w:pPr>
+            <w:r>
+              <w:t>Вывод терминала</w:t>
+            </w:r>
+          </w:p>
+        </w:tc>
+      </w:tr>
+      <w:tr>
+        <w:tc>
+          <w:tcPr>
+            <w:tcW w:w="2482" w:type="dxa"/>
+          </w:tcPr>
+          <w:p>
+            <w:pPr>
+              <w:pStyle w:val="af0"/>
+            </w:pPr>
+            <w:r>
+              <w:t>М3.</w:t>
+            </w:r>
+            <w:r>
+              <w:rPr>
+                <w:lang w:val="en-US"/>
+              </w:rPr>
+              <w:t>XB:</w:t>
+            </w:r>
+            <w:r>
+              <w:t>2</w:t>
+            </w:r>
+          </w:p>
+        </w:tc>
+        <w:tc>
+          <w:tcPr>
+            <w:tcW w:w="2062" w:type="dxa"/>
+          </w:tcPr>
+          <w:p>
+            <w:pPr>
+              <w:pStyle w:val="af0"/>
+              <w:rPr>
+                <w:lang w:val="en-US"/>
+              </w:rPr>
+            </w:pPr>
+            <w:r>
+              <w:t>М3.</w:t>
+            </w:r>
+            <w:r>
+              <w:rPr>
+                <w:lang w:val="en-US"/>
+              </w:rPr>
+              <w:t>2</w:t>
+            </w:r>
+          </w:p>
+        </w:tc>
+        <w:tc>
+          <w:tcPr>
+            <w:tcW w:w="5061" w:type="dxa"/>
+          </w:tcPr>
+          <w:p>
+            <w:pPr>
+              <w:pStyle w:val="af0"/>
+              <w:jc w:val="left"/>
+            </w:pPr>
+            <w:r>
+              <w:t>ОВ ЛО Т / ЗАПВ</w:t>
+            </w:r>
+          </w:p>
+        </w:tc>
+      </w:tr>
+      <w:tr>
+        <w:tc>
+          <w:tcPr>
+            <w:tcW w:w="2482" w:type="dxa"/>
+          </w:tcPr>
+          <w:p>
+            <w:pPr>
+              <w:pStyle w:val="af0"/>
+            </w:pPr>
+            <w:r>
+              <w:t>М3.</w:t>
+            </w:r>
+            <w:r>
+              <w:rPr>
+                <w:lang w:val="en-US"/>
+              </w:rPr>
+              <w:t>XB:</w:t>
+            </w:r>
+            <w:r>
+              <w:t>3</w:t>
+            </w:r>
+          </w:p>
+        </w:tc>
+        <w:tc>
+          <w:tcPr>
+            <w:tcW w:w="2062" w:type="dxa"/>
+          </w:tcPr>
+          <w:p>
+            <w:pPr>
+              <w:pStyle w:val="af0"/>
+              <w:rPr>
+                <w:lang w:val="en-US"/>
+              </w:rPr>
+            </w:pPr>
+            <w:r>
+              <w:t>М3.</w:t>
+            </w:r>
+            <w:r>
+              <w:rPr>
+                <w:lang w:val="en-US"/>
+              </w:rPr>
+              <w:t>3</w:t>
+            </w:r>
+          </w:p>
+        </w:tc>
+        <w:tc>
+          <w:tcPr>
+            <w:tcW w:w="5061" w:type="dxa"/>
+          </w:tcPr>
+          <w:p>
+            <w:pPr>
+              <w:pStyle w:val="af0"/>
+              <w:jc w:val="left"/>
+            </w:pPr>
+            <w:r>
+              <w:t>ОВ ЛО Т / ЗАВР</w:t>
+            </w:r>
+          </w:p>
+        </w:tc>
+      </w:tr>
+      <w:tr>
+        <w:tc>
+          <w:tcPr>
+            <w:tcW w:w="2482" w:type="dxa"/>
+          </w:tcPr>
+          <w:p>
+            <w:pPr>
+              <w:pStyle w:val="af0"/>
+            </w:pPr>
+            <w:r>
+              <w:t>М3</w:t>
+            </w:r>
+            <w:r>
+              <w:rPr>
+                <w:lang w:val="en-US"/>
+              </w:rPr>
+              <w:t>.XB:</w:t>
+            </w:r>
+            <w:r>
+              <w:t>4</w:t>
+            </w:r>
+          </w:p>
+        </w:tc>
+        <w:tc>
+          <w:tcPr>
+            <w:tcW w:w="2062" w:type="dxa"/>
+          </w:tcPr>
+          <w:p>
+            <w:pPr>
+              <w:pStyle w:val="af0"/>
+              <w:rPr>
+                <w:lang w:val="en-US"/>
+              </w:rPr>
+            </w:pPr>
+            <w:r>
+              <w:t>М3</w:t>
+            </w:r>
+            <w:r>
+              <w:rPr>
+                <w:lang w:val="en-US"/>
+              </w:rPr>
+              <w:t>.4</w:t>
+            </w:r>
+          </w:p>
+        </w:tc>
+        <w:tc>
+          <w:tcPr>
+            <w:tcW w:w="5061" w:type="dxa"/>
+          </w:tcPr>
+          <w:p>
+            <w:pPr>
+              <w:pStyle w:val="af0"/>
+              <w:jc w:val="left"/>
+            </w:pPr>
+            <w:r>
+              <w:t>ОВ ЛО НН</w:t>
+            </w:r>
+          </w:p>
+        </w:tc>
+      </w:tr>
+      <w:tr>
+        <w:tc>
+          <w:tcPr>
+            <w:tcW w:w="2482" w:type="dxa"/>
+          </w:tcPr>
+          <w:p>
+            <w:pPr>
+              <w:pStyle w:val="af0"/>
+            </w:pPr>
+            <w:r>
+              <w:t>М3</w:t>
+            </w:r>
+            <w:r>
+              <w:rPr>
+                <w:lang w:val="en-US"/>
+              </w:rPr>
+              <w:t>.XB:</w:t>
+            </w:r>
+            <w:r>
+              <w:t>5</w:t>
+            </w:r>
+          </w:p>
+        </w:tc>
+        <w:tc>
+          <w:tcPr>
+            <w:tcW w:w="2062" w:type="dxa"/>
+          </w:tcPr>
+          <w:p>
+            <w:pPr>
+              <w:pStyle w:val="af0"/>
+              <w:rPr>
+                <w:lang w:val="en-US"/>
+              </w:rPr>
+            </w:pPr>
+            <w:r>
+              <w:t>М3</w:t>
+            </w:r>
+            <w:r>
+              <w:rPr>
+                <w:lang w:val="en-US"/>
+              </w:rPr>
+              <w:t>.5</w:t>
+            </w:r>
+          </w:p>
+        </w:tc>
+        <w:tc>
+          <w:tcPr>
+            <w:tcW w:w="5061" w:type="dxa"/>
+          </w:tcPr>
+          <w:p>
+            <w:pPr>
+              <w:pStyle w:val="af0"/>
+              <w:jc w:val="left"/>
+            </w:pPr>
+            <w:r>
+              <w:t>ОВ ЛО НН / ЛО</w:t>
+            </w:r>
+          </w:p>
+        </w:tc>
+      </w:tr>
+      <w:tr>
+        <w:tc>
+          <w:tcPr>
+            <w:tcW w:w="2482" w:type="dxa"/>
+          </w:tcPr>
+          <w:p>
+            <w:pPr>
+              <w:pStyle w:val="af0"/>
+              <w:rPr>
+                <w:lang w:val="en-US"/>
+              </w:rPr>
+            </w:pPr>
+            <w:r>
+              <w:t>М</w:t>
+            </w:r>
+            <w:r>
+              <w:rPr>
+                <w:lang w:val="en-US"/>
+              </w:rPr>
+              <w:t>3.XB:6</w:t>
+            </w:r>
+          </w:p>
+        </w:tc>
+        <w:tc>
+          <w:tcPr>
+            <w:tcW w:w="2062" w:type="dxa"/>
+          </w:tcPr>
+          <w:p>
+            <w:pPr>
+              <w:pStyle w:val="af0"/>
+              <w:rPr>
+                <w:lang w:val="en-US"/>
+              </w:rPr>
+            </w:pPr>
+            <w:r>
+              <w:t>М</w:t>
+            </w:r>
+            <w:r>
+              <w:rPr>
+                <w:lang w:val="en-US"/>
+              </w:rPr>
+              <w:t>3.6</w:t>
+            </w:r>
+          </w:p>
+        </w:tc>
+        <w:tc>
+          <w:tcPr>
+            <w:tcW w:w="5061" w:type="dxa"/>
+          </w:tcPr>
+          <w:p>
+            <w:pPr>
+              <w:pStyle w:val="af0"/>
+              <w:jc w:val="left"/>
+            </w:pPr>
+            <w:r>
+              <w:t>ОВ ЛО НН / ЗАПВ</w:t>
+            </w:r>
+          </w:p>
+        </w:tc>
+      </w:tr>
+      <w:tr>
+        <w:tc>
+          <w:tcPr>
+            <w:tcW w:w="2482" w:type="dxa"/>
+          </w:tcPr>
+          <w:p>
+            <w:pPr>
+              <w:pStyle w:val="af0"/>
+              <w:rPr>
+                <w:lang w:val="en-US"/>
+              </w:rPr>
+            </w:pPr>
+            <w:r>
+              <w:t>М</w:t>
+            </w:r>
+            <w:r>
+              <w:rPr>
+                <w:lang w:val="en-US"/>
+              </w:rPr>
+              <w:t>3.XB:7</w:t>
+            </w:r>
+          </w:p>
+        </w:tc>
+        <w:tc>
+          <w:tcPr>
+            <w:tcW w:w="2062" w:type="dxa"/>
+          </w:tcPr>
+          <w:p>
+            <w:pPr>
+              <w:pStyle w:val="af0"/>
+              <w:rPr>
+                <w:lang w:val="en-US"/>
+              </w:rPr>
+            </w:pPr>
+            <w:r>
+              <w:t>М</w:t>
+            </w:r>
+            <w:r>
+              <w:rPr>
+                <w:lang w:val="en-US"/>
+              </w:rPr>
+              <w:t>3.7</w:t>
+            </w:r>
+          </w:p>
+        </w:tc>
+        <w:tc>
+          <w:tcPr>
+            <w:tcW w:w="5061" w:type="dxa"/>
+          </w:tcPr>
+          <w:p>
+            <w:pPr>
+              <w:pStyle w:val="af0"/>
+              <w:jc w:val="left"/>
+              <w:rPr>
+                <w:lang w:val="en-US"/>
+              </w:rPr>
+            </w:pPr>
+            <w:r>
+              <w:rPr>
+                <w:lang w:val="en-US"/>
+              </w:rPr>
+              <w:t>ОВ ЛО НН / ЗАВР</w:t>
+            </w:r>
+          </w:p>
+        </w:tc>
+      </w:tr>
+      <w:tr>
+        <w:tc>
+          <w:tcPr>
+            <w:tcW w:w="2482" w:type="dxa"/>
+          </w:tcPr>
+          <w:p>
+            <w:pPr>
+              <w:pStyle w:val="af0"/>
+              <w:rPr>
+                <w:lang w:val="en-US"/>
+              </w:rPr>
+            </w:pPr>
+            <w:r>
+              <w:t>М</w:t>
+            </w:r>
+            <w:r>
+              <w:rPr>
+                <w:lang w:val="en-US"/>
+              </w:rPr>
+              <w:t>3.XB:9</w:t>
+            </w:r>
+          </w:p>
+        </w:tc>
+        <w:tc>
+          <w:tcPr>
+            <w:tcW w:w="2062" w:type="dxa"/>
+          </w:tcPr>
+          <w:p>
+            <w:pPr>
+              <w:pStyle w:val="af0"/>
+              <w:rPr>
+                <w:lang w:val="en-US"/>
+              </w:rPr>
+            </w:pPr>
+            <w:r>
+              <w:t>М</w:t>
+            </w:r>
+            <w:r>
+              <w:rPr>
+                <w:lang w:val="en-US"/>
+              </w:rPr>
+              <w:t>3.8</w:t>
+            </w:r>
+          </w:p>
+        </w:tc>
+        <w:tc>
+          <w:tcPr>
+            <w:tcW w:w="5061" w:type="dxa"/>
+          </w:tcPr>
+          <w:p>
+            <w:pPr>
+              <w:pStyle w:val="af0"/>
+              <w:jc w:val="left"/>
+            </w:pPr>
+            <w:r>
+              <w:t>Резерв</w:t>
+            </w:r>
+          </w:p>
+        </w:tc>
+      </w:tr>
+      <w:tr>
+        <w:tc>
+          <w:tcPr>
+            <w:tcW w:w="2482" w:type="dxa"/>
+          </w:tcPr>
+          <w:p>
+            <w:pPr>
+              <w:pStyle w:val="af0"/>
+              <w:rPr>
+                <w:lang w:val="en-US"/>
+              </w:rPr>
+            </w:pPr>
+            <w:r>
+              <w:t>М</w:t>
+            </w:r>
+            <w:r>
+              <w:rPr>
+                <w:lang w:val="en-US"/>
+              </w:rPr>
+              <w:t>3.XB:10</w:t>
+            </w:r>
+          </w:p>
+        </w:tc>
+        <w:tc>
+          <w:tcPr>
+            <w:tcW w:w="2062" w:type="dxa"/>
+          </w:tcPr>
+          <w:p>
+            <w:pPr>
+              <w:pStyle w:val="af0"/>
+              <w:rPr>
+                <w:lang w:val="en-US"/>
+              </w:rPr>
+            </w:pPr>
+            <w:r>
+              <w:t>М</w:t>
+            </w:r>
+            <w:r>
+              <w:rPr>
+                <w:lang w:val="en-US"/>
+              </w:rPr>
+              <w:t>3.9</w:t>
+            </w:r>
+          </w:p>
+        </w:tc>
+        <w:tc>
+          <w:tcPr>
+            <w:tcW w:w="5061" w:type="dxa"/>
+          </w:tcPr>
+          <w:p>
+            <w:pPr>
+              <w:pStyle w:val="af0"/>
+              <w:jc w:val="left"/>
+            </w:pPr>
+            <w:r>
+              <w:t>Резерв</w:t>
+            </w:r>
+          </w:p>
+        </w:tc>
+      </w:tr>
+      <w:tr>
+        <w:tc>
+          <w:tcPr>
+            <w:tcW w:w="2482" w:type="dxa"/>
+          </w:tcPr>
+          <w:p>
+            <w:pPr>
+              <w:pStyle w:val="af0"/>
+            </w:pPr>
+            <w:r>
+              <w:t>М</w:t>
+            </w:r>
+            <w:r>
+              <w:rPr>
+                <w:lang w:val="en-US"/>
+              </w:rPr>
+              <w:t>3.XB:</w:t>
+            </w:r>
+            <w:r>
+              <w:t>11</w:t>
+            </w:r>
+          </w:p>
+        </w:tc>
+        <w:tc>
+          <w:tcPr>
+            <w:tcW w:w="2062" w:type="dxa"/>
+          </w:tcPr>
+          <w:p>
+            <w:pPr>
+              <w:pStyle w:val="af0"/>
+            </w:pPr>
+            <w:r>
+              <w:t>М3.10</w:t>
+            </w:r>
+          </w:p>
+        </w:tc>
+        <w:tc>
+          <w:tcPr>
+            <w:tcW w:w="5061" w:type="dxa"/>
+          </w:tcPr>
+          <w:p>
+            <w:pPr>
+              <w:pStyle w:val="af0"/>
+              <w:jc w:val="left"/>
+            </w:pPr>
+            <w:r>
+              <w:t>Резерв</w:t>
+            </w:r>
+          </w:p>
+        </w:tc>
+      </w:tr>
+      <w:tr>
+        <w:tc>
+          <w:tcPr>
+            <w:tcW w:w="2482" w:type="dxa"/>
+          </w:tcPr>
+          <w:p>
+            <w:pPr>
+              <w:pStyle w:val="af0"/>
+            </w:pPr>
+            <w:r>
+              <w:t>М3.</w:t>
+            </w:r>
+            <w:r>
+              <w:rPr>
+                <w:lang w:val="en-US"/>
+              </w:rPr>
+              <w:t>XB:</w:t>
+            </w:r>
+            <w:r>
+              <w:t>12</w:t>
+            </w:r>
+          </w:p>
+        </w:tc>
+        <w:tc>
+          <w:tcPr>
+            <w:tcW w:w="2062" w:type="dxa"/>
+          </w:tcPr>
+          <w:p>
+            <w:pPr>
+              <w:pStyle w:val="af0"/>
+            </w:pPr>
+            <w:r>
+              <w:t>М3.11</w:t>
+            </w:r>
+          </w:p>
+        </w:tc>
+        <w:tc>
+          <w:tcPr>
+            <w:tcW w:w="5061" w:type="dxa"/>
+          </w:tcPr>
+          <w:p>
+            <w:pPr>
+              <w:pStyle w:val="af0"/>
+              <w:jc w:val="left"/>
+            </w:pPr>
+            <w:r>
+              <w:t>Резерв</w:t>
+            </w:r>
+          </w:p>
+        </w:tc>
+      </w:tr>
+      <w:tr>
+        <w:tc>
+          <w:tcPr>
+            <w:tcW w:w="2482" w:type="dxa"/>
+          </w:tcPr>
+          <w:p>
+            <w:pPr>
+              <w:pStyle w:val="af0"/>
+            </w:pPr>
+            <w:r>
+              <w:t>М3.</w:t>
+            </w:r>
+            <w:r>
+              <w:rPr>
+                <w:lang w:val="en-US"/>
+              </w:rPr>
+              <w:t>XB:</w:t>
+            </w:r>
+            <w:r>
+              <w:t>13</w:t>
+            </w:r>
+          </w:p>
+        </w:tc>
+        <w:tc>
+          <w:tcPr>
+            <w:tcW w:w="2062" w:type="dxa"/>
+          </w:tcPr>
+          <w:p>
+            <w:pPr>
+              <w:pStyle w:val="af0"/>
+            </w:pPr>
+            <w:r>
+              <w:t>М3.12</w:t>
+            </w:r>
+          </w:p>
+        </w:tc>
+        <w:tc>
+          <w:tcPr>
+            <w:tcW w:w="5061" w:type="dxa"/>
+          </w:tcPr>
+          <w:p>
+            <w:pPr>
+              <w:pStyle w:val="af0"/>
+              <w:jc w:val="left"/>
+            </w:pPr>
+            <w:r>
+              <w:t>Резерв</w:t>
+            </w:r>
+          </w:p>
+        </w:tc>
+      </w:tr>
+      <w:tr>
+        <w:tc>
+          <w:tcPr>
+            <w:tcW w:w="2482" w:type="dxa"/>
+          </w:tcPr>
+          <w:p>
+            <w:pPr>
+              <w:pStyle w:val="af0"/>
+            </w:pPr>
+            <w:r>
+              <w:t>М3.</w:t>
+            </w:r>
+            <w:r>
+              <w:rPr>
+                <w:lang w:val="en-US"/>
+              </w:rPr>
+              <w:t>XB</w:t>
+            </w:r>
+            <w:r>
+              <w:t>:14</w:t>
+            </w:r>
+          </w:p>
+        </w:tc>
+        <w:tc>
+          <w:tcPr>
+            <w:tcW w:w="2062" w:type="dxa"/>
+          </w:tcPr>
+          <w:p>
+            <w:pPr>
+              <w:pStyle w:val="af0"/>
+            </w:pPr>
+            <w:r>
+              <w:t>М3.13</w:t>
+            </w:r>
+          </w:p>
+        </w:tc>
+        <w:tc>
+          <w:tcPr>
+            <w:tcW w:w="5061" w:type="dxa"/>
+          </w:tcPr>
+          <w:p>
+            <w:pPr>
+              <w:pStyle w:val="af0"/>
+              <w:jc w:val="left"/>
+            </w:pPr>
+            <w:r>
+              <w:t>Резерв</w:t>
+            </w:r>
+          </w:p>
+        </w:tc>
+      </w:tr>
+      <w:tr>
+        <w:tc>
+          <w:tcPr>
+            <w:tcW w:w="2482" w:type="dxa"/>
+          </w:tcPr>
+          <w:p>
+            <w:pPr>
+              <w:pStyle w:val="af0"/>
+            </w:pPr>
+            <w:r>
+              <w:t>М3.</w:t>
+            </w:r>
+            <w:r>
+              <w:rPr>
+                <w:lang w:val="en-US"/>
+              </w:rPr>
+              <w:t>XB</w:t>
+            </w:r>
+            <w:r>
+              <w:t>:15</w:t>
+            </w:r>
+          </w:p>
+        </w:tc>
+        <w:tc>
+          <w:tcPr>
+            <w:tcW w:w="2062" w:type="dxa"/>
+          </w:tcPr>
+          <w:p>
+            <w:pPr>
+              <w:pStyle w:val="af0"/>
+            </w:pPr>
+            <w:r>
+              <w:t>М3.14</w:t>
+            </w:r>
+          </w:p>
+        </w:tc>
+        <w:tc>
+          <w:tcPr>
+            <w:tcW w:w="5061" w:type="dxa"/>
+          </w:tcPr>
+          <w:p>
+            <w:pPr>
+              <w:pStyle w:val="af0"/>
+              <w:jc w:val="left"/>
+            </w:pPr>
+            <w:r>
+              <w:t>Резерв</w:t>
+            </w:r>
+          </w:p>
+        </w:tc>
+      </w:tr>
+    </w:tbl>
+    <w:p>
+      <w:pPr>
+        <w:pStyle w:val="a"/>
+        <w:rPr>
+          <w:highlight w:val="green"/>
+        </w:rPr>
+      </w:pPr>
+      <w:r>
+        <w:rPr>
+          <w:highlight w:val="green"/>
+        </w:rPr>
+        <w:t xml:space="preserve">Назначение дискретных входов ЮНИТ-М300 для проверки </w:t>
+      </w:r>
+      <w:r>
+        <w:rPr>
+          <w:highlight w:val="green"/>
+        </w:rPr>
+        <w:t>СС (часть 1)</w:t>
+      </w:r>
+    </w:p>
+    <w:tbl>
+      <w:tblPr>
+        <w:tblStyle w:val="21"/>
+        <w:tblW w:w="0" w:type="auto"/>
+        <w:tblLook w:val="04A0" w:firstRow="1" w:lastRow="0" w:firstColumn="1" w:lastColumn="0" w:noHBand="0" w:noVBand="1"/>
+      </w:tblPr>
+      <w:tblGrid>
+        <w:gridCol w:w="2482"/>
+        <w:gridCol w:w="2062"/>
+        <w:gridCol w:w="5061"/>
+      </w:tblGrid>
+      <w:tr>
+        <w:trPr>
+          <w:cnfStyle w:val="100000000000" w:firstRow="1" w:lastRow="0" w:firstColumn="0" w:lastColumn="0" w:oddVBand="0" w:evenVBand="0" w:oddHBand="0" w:evenHBand="0" w:firstRowFirstColumn="0" w:firstRowLastColumn="0" w:lastRowFirstColumn="0" w:lastRowLastColumn="0"/>
+        </w:trPr>
+        <w:tc>
+          <w:tcPr>
+            <w:tcW w:w="2482" w:type="dxa"/>
+          </w:tcPr>
+          <w:p>
+            <w:pPr>
+              <w:rPr>
+                <w:b w:val="0"/>
+                <w:sz w:val="22"/>
+              </w:rPr>
+            </w:pPr>
+            <w:r>
+              <w:rPr>
+                <w:b w:val="0"/>
+                <w:sz w:val="22"/>
+              </w:rPr>
+              <w:t>Клемма на устройстве ЮНИТ-М300</w:t>
+            </w:r>
+          </w:p>
+        </w:tc>
+        <w:tc>
+          <w:tcPr>
+            <w:tcW w:w="2062" w:type="dxa"/>
+          </w:tcPr>
+          <w:p>
+            <w:pPr>
+              <w:rPr>
+                <w:b w:val="0"/>
+                <w:sz w:val="22"/>
+              </w:rPr>
+            </w:pPr>
+            <w:r>
+              <w:rPr>
+                <w:b w:val="0"/>
+                <w:sz w:val="22"/>
+              </w:rPr>
+              <w:t xml:space="preserve">Номер ДВ </w:t>
+            </w:r>
+          </w:p>
+        </w:tc>
+        <w:tc>
+          <w:tcPr>
+            <w:tcW w:w="5061" w:type="dxa"/>
+          </w:tcPr>
+          <w:p>
+            <w:pPr>
+              <w:rPr>
+                <w:b w:val="0"/>
+                <w:sz w:val="22"/>
+              </w:rPr>
+            </w:pPr>
+            <w:r>
+              <w:rPr>
+                <w:b w:val="0"/>
+                <w:sz w:val="22"/>
+              </w:rPr>
+              <w:t>Наименование сигнала на ФСУ</w:t>
+            </w:r>
+          </w:p>
+        </w:tc>
+      </w:tr>
+      <w:tr>
+        <w:tc>
+          <w:tcPr>
+            <w:tcW w:w="2482" w:type="dxa"/>
+          </w:tcPr>
+          <w:p>
+            <w:pPr>
+              <w:pStyle w:val="af0"/>
+            </w:pPr>
+            <w:r>
+              <w:t>М3.</w:t>
+            </w:r>
+            <w:r>
+              <w:rPr>
+                <w:lang w:val="en-US"/>
+              </w:rPr>
+              <w:t>XB:1</w:t>
+            </w:r>
+          </w:p>
+        </w:tc>
+        <w:tc>
+          <w:tcPr>
+            <w:tcW w:w="2062" w:type="dxa"/>
+          </w:tcPr>
+          <w:p>
+            <w:pPr>
+              <w:pStyle w:val="af0"/>
+              <w:rPr>
+                <w:lang w:val="en-US"/>
+              </w:rPr>
+            </w:pPr>
+            <w:r>
+              <w:t>М3.</w:t>
+            </w:r>
+            <w:r>
+              <w:rPr>
+                <w:lang w:val="en-US"/>
+              </w:rPr>
+              <w:t>1</w:t>
+            </w:r>
+          </w:p>
+        </w:tc>
+        <w:tc>
+          <w:tcPr>
+            <w:tcW w:w="5061" w:type="dxa"/>
+            <w:shd w:val="clear" w:color="auto" w:fill="auto"/>
+          </w:tcPr>
+          <w:p>
+            <w:pPr>
+              <w:pStyle w:val="af0"/>
+              <w:jc w:val="left"/>
+            </w:pPr>
+            <w:r>
+              <w:t>Вывод терминала</w:t>
+            </w:r>
+          </w:p>
+        </w:tc>
+      </w:tr>
+      <w:tr>
+        <w:tc>
+          <w:tcPr>
+            <w:tcW w:w="2482" w:type="dxa"/>
+          </w:tcPr>
+          <w:p>
+            <w:pPr>
+              <w:pStyle w:val="af0"/>
+            </w:pPr>
+            <w:r>
+              <w:t>М3.</w:t>
+            </w:r>
+            <w:r>
+              <w:rPr>
+                <w:lang w:val="en-US"/>
+              </w:rPr>
+              <w:t>XB:</w:t>
+            </w:r>
+            <w:r>
+              <w:t>2</w:t>
+            </w:r>
+          </w:p>
+        </w:tc>
+        <w:tc>
+          <w:tcPr>
+            <w:tcW w:w="2062" w:type="dxa"/>
+          </w:tcPr>
+          <w:p>
+            <w:pPr>
+              <w:pStyle w:val="af0"/>
+              <w:rPr>
+                <w:lang w:val="en-US"/>
+              </w:rPr>
+            </w:pPr>
+            <w:r>
+              <w:t>М3.</w:t>
+            </w:r>
+            <w:r>
+              <w:rPr>
+                <w:lang w:val="en-US"/>
+              </w:rPr>
+              <w:t>2</w:t>
+            </w:r>
+          </w:p>
+        </w:tc>
+        <w:tc>
+          <w:tcPr>
+            <w:tcW w:w="5061" w:type="dxa"/>
+          </w:tcPr>
+          <w:p>
+            <w:pPr>
+              <w:pStyle w:val="af0"/>
+              <w:jc w:val="left"/>
+            </w:pPr>
+            <w:r>
+              <w:t>Положение SA1</w:t>
+            </w:r>
+          </w:p>
+        </w:tc>
+      </w:tr>
+      <w:tr>
+        <w:tc>
+          <w:tcPr>
+            <w:tcW w:w="2482" w:type="dxa"/>
+          </w:tcPr>
+          <w:p>
+            <w:pPr>
+              <w:pStyle w:val="af0"/>
+            </w:pPr>
+            <w:r>
+              <w:t>М3.</w:t>
+            </w:r>
+            <w:r>
+              <w:rPr>
+                <w:lang w:val="en-US"/>
+              </w:rPr>
+              <w:t>XB:</w:t>
+            </w:r>
+            <w:r>
+              <w:t>3</w:t>
+            </w:r>
+          </w:p>
+        </w:tc>
+        <w:tc>
+          <w:tcPr>
+            <w:tcW w:w="2062" w:type="dxa"/>
+          </w:tcPr>
+          <w:p>
+            <w:pPr>
+              <w:pStyle w:val="af0"/>
+              <w:rPr>
+                <w:lang w:val="en-US"/>
+              </w:rPr>
+            </w:pPr>
+            <w:r>
+              <w:t>М3.</w:t>
+            </w:r>
+            <w:r>
+              <w:rPr>
+                <w:lang w:val="en-US"/>
+              </w:rPr>
+              <w:t>3</w:t>
+            </w:r>
+          </w:p>
+        </w:tc>
+        <w:tc>
+          <w:tcPr>
+            <w:tcW w:w="5061" w:type="dxa"/>
+          </w:tcPr>
+          <w:p>
+            <w:pPr>
+              <w:pStyle w:val="af0"/>
+              <w:jc w:val="left"/>
+            </w:pPr>
+            <w:r>
+              <w:t>Положение SA</w:t>
+            </w:r>
+            <w:r>
+              <w:t>2</w:t>
+            </w:r>
+          </w:p>
+        </w:tc>
+      </w:tr>
+      <w:tr>
+        <w:tc>
+          <w:tcPr>
+            <w:tcW w:w="2482" w:type="dxa"/>
+          </w:tcPr>
+          <w:p>
+            <w:pPr>
+              <w:pStyle w:val="af0"/>
+            </w:pPr>
+            <w:r>
+              <w:t>М3</w:t>
+            </w:r>
+            <w:r>
+              <w:rPr>
+                <w:lang w:val="en-US"/>
+              </w:rPr>
+              <w:t>.XB:</w:t>
+            </w:r>
+            <w:r>
+              <w:t>4</w:t>
+            </w:r>
+          </w:p>
+        </w:tc>
+        <w:tc>
+          <w:tcPr>
+            <w:tcW w:w="2062" w:type="dxa"/>
+          </w:tcPr>
+          <w:p>
+            <w:pPr>
+              <w:pStyle w:val="af0"/>
+              <w:rPr>
+                <w:lang w:val="en-US"/>
+              </w:rPr>
+            </w:pPr>
+            <w:r>
+              <w:t>М3</w:t>
+            </w:r>
+            <w:r>
+              <w:rPr>
+                <w:lang w:val="en-US"/>
+              </w:rPr>
+              <w:t>.4</w:t>
+            </w:r>
+          </w:p>
+        </w:tc>
+        <w:tc>
+          <w:tcPr>
+            <w:tcW w:w="5061" w:type="dxa"/>
+          </w:tcPr>
+          <w:p>
+            <w:pPr>
+              <w:pStyle w:val="af0"/>
+              <w:jc w:val="left"/>
+            </w:pPr>
+            <w:r>
+              <w:t>Положение SA</w:t>
+            </w:r>
+            <w:r>
+              <w:t>3</w:t>
+            </w:r>
+          </w:p>
+        </w:tc>
+      </w:tr>
+      <w:tr>
+        <w:tc>
+          <w:tcPr>
+            <w:tcW w:w="2482" w:type="dxa"/>
+          </w:tcPr>
+          <w:p>
+            <w:pPr>
+              <w:pStyle w:val="af0"/>
+            </w:pPr>
+            <w:r>
+              <w:t>М3</w:t>
+            </w:r>
+            <w:r>
+              <w:rPr>
+                <w:lang w:val="en-US"/>
+              </w:rPr>
+              <w:t>.XB:</w:t>
+            </w:r>
+            <w:r>
+              <w:t>5</w:t>
+            </w:r>
+          </w:p>
+        </w:tc>
+        <w:tc>
+          <w:tcPr>
+            <w:tcW w:w="2062" w:type="dxa"/>
+          </w:tcPr>
+          <w:p>
+            <w:pPr>
+              <w:pStyle w:val="af0"/>
+              <w:rPr>
+                <w:lang w:val="en-US"/>
+              </w:rPr>
+            </w:pPr>
+            <w:r>
+              <w:t>М3</w:t>
+            </w:r>
+            <w:r>
+              <w:rPr>
+                <w:lang w:val="en-US"/>
+              </w:rPr>
+              <w:t>.5</w:t>
+            </w:r>
+          </w:p>
+        </w:tc>
+        <w:tc>
+          <w:tcPr>
+            <w:tcW w:w="5061" w:type="dxa"/>
+          </w:tcPr>
+          <w:p>
+            <w:pPr>
+              <w:pStyle w:val="af0"/>
+              <w:jc w:val="left"/>
+            </w:pPr>
+            <w:r>
+              <w:t>Положение SA</w:t>
+            </w:r>
+            <w:r>
+              <w:t>4</w:t>
+            </w:r>
+          </w:p>
+        </w:tc>
+      </w:tr>
+      <w:tr>
+        <w:tc>
+          <w:tcPr>
+            <w:tcW w:w="2482" w:type="dxa"/>
+          </w:tcPr>
+          <w:p>
+            <w:pPr>
+              <w:pStyle w:val="af0"/>
+              <w:rPr>
+                <w:lang w:val="en-US"/>
+              </w:rPr>
+            </w:pPr>
+            <w:r>
+              <w:t>М</w:t>
+            </w:r>
+            <w:r>
+              <w:rPr>
+                <w:lang w:val="en-US"/>
+              </w:rPr>
+              <w:t>3.XB:6</w:t>
+            </w:r>
+          </w:p>
+        </w:tc>
+        <w:tc>
+          <w:tcPr>
+            <w:tcW w:w="2062" w:type="dxa"/>
+          </w:tcPr>
+          <w:p>
+            <w:pPr>
+              <w:pStyle w:val="af0"/>
+              <w:rPr>
+                <w:lang w:val="en-US"/>
+              </w:rPr>
+            </w:pPr>
+            <w:r>
+              <w:t>М</w:t>
+            </w:r>
+            <w:r>
+              <w:rPr>
+                <w:lang w:val="en-US"/>
+              </w:rPr>
+              <w:t>3.6</w:t>
+            </w:r>
+          </w:p>
+        </w:tc>
+        <w:tc>
+          <w:tcPr>
+            <w:tcW w:w="5061" w:type="dxa"/>
+          </w:tcPr>
+          <w:p>
+            <w:pPr>
+              <w:pStyle w:val="af0"/>
+              <w:jc w:val="left"/>
+            </w:pPr>
+            <w:r>
+              <w:t>Положение SA</w:t>
+            </w:r>
+            <w:r>
+              <w:t>5</w:t>
+            </w:r>
+          </w:p>
+        </w:tc>
+      </w:tr>
+      <w:tr>
+        <w:tc>
+          <w:tcPr>
+            <w:tcW w:w="2482" w:type="dxa"/>
+          </w:tcPr>
+          <w:p>
+            <w:pPr>
+              <w:pStyle w:val="af0"/>
+              <w:rPr>
+                <w:lang w:val="en-US"/>
+              </w:rPr>
+            </w:pPr>
+            <w:r>
+              <w:t>М</w:t>
+            </w:r>
+            <w:r>
+              <w:rPr>
+                <w:lang w:val="en-US"/>
+              </w:rPr>
+              <w:t>3.XB:7</w:t>
+            </w:r>
+          </w:p>
+        </w:tc>
+        <w:tc>
+          <w:tcPr>
+            <w:tcW w:w="2062" w:type="dxa"/>
+          </w:tcPr>
+          <w:p>
+            <w:pPr>
+              <w:pStyle w:val="af0"/>
+              <w:rPr>
+                <w:lang w:val="en-US"/>
+              </w:rPr>
+            </w:pPr>
+            <w:r>
+              <w:t>М</w:t>
+            </w:r>
+            <w:r>
+              <w:rPr>
+                <w:lang w:val="en-US"/>
+              </w:rPr>
+              <w:t>3.7</w:t>
+            </w:r>
+          </w:p>
+        </w:tc>
+        <w:tc>
+          <w:tcPr>
+            <w:tcW w:w="5061" w:type="dxa"/>
+          </w:tcPr>
+          <w:p>
+            <w:pPr>
+              <w:pStyle w:val="af0"/>
+              <w:jc w:val="left"/>
+            </w:pPr>
+            <w:r>
+              <w:t>Положение S</w:t>
+            </w:r>
+            <w:r>
+              <w:rPr>
+                <w:lang w:val="en-US"/>
+              </w:rPr>
+              <w:t>G</w:t>
+            </w:r>
+            <w:r>
+              <w:t>1</w:t>
+            </w:r>
+          </w:p>
+        </w:tc>
+      </w:tr>
+      <w:tr>
+        <w:tc>
+          <w:tcPr>
+            <w:tcW w:w="2482" w:type="dxa"/>
+          </w:tcPr>
+          <w:p>
+            <w:pPr>
+              <w:pStyle w:val="af0"/>
+              <w:rPr>
+                <w:lang w:val="en-US"/>
+              </w:rPr>
+            </w:pPr>
+            <w:r>
+              <w:t>М</w:t>
+            </w:r>
+            <w:r>
+              <w:rPr>
+                <w:lang w:val="en-US"/>
+              </w:rPr>
+              <w:t>3.XB:9</w:t>
+            </w:r>
+          </w:p>
+        </w:tc>
+        <w:tc>
+          <w:tcPr>
+            <w:tcW w:w="2062" w:type="dxa"/>
+          </w:tcPr>
+          <w:p>
+            <w:pPr>
+              <w:pStyle w:val="af0"/>
+              <w:rPr>
+                <w:lang w:val="en-US"/>
+              </w:rPr>
+            </w:pPr>
+            <w:r>
+              <w:t>М</w:t>
+            </w:r>
+            <w:r>
+              <w:rPr>
+                <w:lang w:val="en-US"/>
+              </w:rPr>
+              <w:t>3.8</w:t>
+            </w:r>
+          </w:p>
+        </w:tc>
+        <w:tc>
+          <w:tcPr>
+            <w:tcW w:w="5061" w:type="dxa"/>
+          </w:tcPr>
+          <w:p>
+            <w:pPr>
+              <w:pStyle w:val="af0"/>
+              <w:jc w:val="left"/>
+              <w:rPr>
+                <w:lang w:val="en-US"/>
+              </w:rPr>
+            </w:pPr>
+            <w:r>
+              <w:t>Положение S</w:t>
+            </w:r>
+            <w:r>
+              <w:rPr>
+                <w:lang w:val="en-US"/>
+              </w:rPr>
+              <w:t>G2</w:t>
+            </w:r>
+          </w:p>
+        </w:tc>
+      </w:tr>
+      <w:tr>
+        <w:tc>
+          <w:tcPr>
+            <w:tcW w:w="2482" w:type="dxa"/>
+          </w:tcPr>
+          <w:p>
+            <w:pPr>
+              <w:pStyle w:val="af0"/>
+              <w:rPr>
+                <w:lang w:val="en-US"/>
+              </w:rPr>
+            </w:pPr>
+            <w:r>
+              <w:t>М</w:t>
+            </w:r>
+            <w:r>
+              <w:rPr>
+                <w:lang w:val="en-US"/>
+              </w:rPr>
+              <w:t>3.XB:10</w:t>
+            </w:r>
+          </w:p>
+        </w:tc>
+        <w:tc>
+          <w:tcPr>
+            <w:tcW w:w="2062" w:type="dxa"/>
+          </w:tcPr>
+          <w:p>
+            <w:pPr>
+              <w:pStyle w:val="af0"/>
+              <w:rPr>
+                <w:lang w:val="en-US"/>
+              </w:rPr>
+            </w:pPr>
+            <w:r>
+              <w:t>М</w:t>
+            </w:r>
+            <w:r>
+              <w:rPr>
+                <w:lang w:val="en-US"/>
+              </w:rPr>
+              <w:t>3.9</w:t>
+            </w:r>
+          </w:p>
+        </w:tc>
+        <w:tc>
+          <w:tcPr>
+            <w:tcW w:w="5061" w:type="dxa"/>
+          </w:tcPr>
+          <w:p>
+            <w:pPr>
+              <w:pStyle w:val="af0"/>
+              <w:jc w:val="left"/>
+            </w:pPr>
+            <w:r>
+              <w:t>ОТ цепей ГЗ</w:t>
+            </w:r>
+          </w:p>
+        </w:tc>
+      </w:tr>
+      <w:tr>
+        <w:tc>
+          <w:tcPr>
+            <w:tcW w:w="2482" w:type="dxa"/>
+          </w:tcPr>
+          <w:p>
+            <w:pPr>
+              <w:pStyle w:val="af0"/>
+            </w:pPr>
+            <w:r>
+              <w:t>М</w:t>
+            </w:r>
+            <w:r>
+              <w:rPr>
+                <w:lang w:val="en-US"/>
+              </w:rPr>
+              <w:t>3.XB:</w:t>
+            </w:r>
+            <w:r>
+              <w:t>11</w:t>
+            </w:r>
+          </w:p>
+        </w:tc>
+        <w:tc>
+          <w:tcPr>
+            <w:tcW w:w="2062" w:type="dxa"/>
+          </w:tcPr>
+          <w:p>
+            <w:pPr>
+              <w:pStyle w:val="af0"/>
+            </w:pPr>
+            <w:r>
+              <w:t>М3.10</w:t>
+            </w:r>
+          </w:p>
+        </w:tc>
+        <w:tc>
+          <w:tcPr>
+            <w:tcW w:w="5061" w:type="dxa"/>
+          </w:tcPr>
+          <w:p>
+            <w:pPr>
+              <w:pStyle w:val="af0"/>
+              <w:jc w:val="left"/>
+            </w:pPr>
+            <w:r>
+              <w:t>ОТ цепей ТЗ, ТС</w:t>
+            </w:r>
+          </w:p>
+        </w:tc>
+      </w:tr>
+      <w:tr>
+        <w:tc>
+          <w:tcPr>
+            <w:tcW w:w="2482" w:type="dxa"/>
+          </w:tcPr>
+          <w:p>
+            <w:pPr>
+              <w:pStyle w:val="af0"/>
+            </w:pPr>
+            <w:r>
+              <w:t>М3.</w:t>
+            </w:r>
+            <w:r>
+              <w:rPr>
+                <w:lang w:val="en-US"/>
+              </w:rPr>
+              <w:t>XB:</w:t>
+            </w:r>
+            <w:r>
+              <w:t>12</w:t>
+            </w:r>
+          </w:p>
+        </w:tc>
+        <w:tc>
+          <w:tcPr>
+            <w:tcW w:w="2062" w:type="dxa"/>
+          </w:tcPr>
+          <w:p>
+            <w:pPr>
+              <w:pStyle w:val="af0"/>
+            </w:pPr>
+            <w:r>
+              <w:t>М3.11</w:t>
+            </w:r>
+          </w:p>
+        </w:tc>
+        <w:tc>
+          <w:tcPr>
+            <w:tcW w:w="5061" w:type="dxa"/>
+          </w:tcPr>
+          <w:p>
+            <w:pPr>
+              <w:pStyle w:val="af0"/>
+              <w:jc w:val="left"/>
+            </w:pPr>
+            <w:r>
+              <w:t>ОТ цепей сигн. В</w:t>
+            </w:r>
+          </w:p>
+        </w:tc>
+      </w:tr>
+      <w:tr>
+        <w:tc>
+          <w:tcPr>
+            <w:tcW w:w="2482" w:type="dxa"/>
+          </w:tcPr>
+          <w:p>
+            <w:pPr>
+              <w:pStyle w:val="af0"/>
+            </w:pPr>
+            <w:r>
+              <w:t>М3.</w:t>
+            </w:r>
+            <w:r>
+              <w:rPr>
+                <w:lang w:val="en-US"/>
+              </w:rPr>
+              <w:t>XB:</w:t>
+            </w:r>
+            <w:r>
+              <w:t>13</w:t>
+            </w:r>
+          </w:p>
+        </w:tc>
+        <w:tc>
+          <w:tcPr>
+            <w:tcW w:w="2062" w:type="dxa"/>
+          </w:tcPr>
+          <w:p>
+            <w:pPr>
+              <w:pStyle w:val="af0"/>
+            </w:pPr>
+            <w:r>
+              <w:t>М3.12</w:t>
+            </w:r>
+          </w:p>
+        </w:tc>
+        <w:tc>
+          <w:tcPr>
+            <w:tcW w:w="5061" w:type="dxa"/>
+          </w:tcPr>
+          <w:p>
+            <w:pPr>
+              <w:pStyle w:val="af0"/>
+              <w:jc w:val="left"/>
+            </w:pPr>
+            <w:r>
+              <w:t>ОТ цепей ЗДЗ НН</w:t>
+            </w:r>
+          </w:p>
+        </w:tc>
+      </w:tr>
+      <w:tr>
+        <w:tc>
+          <w:tcPr>
+            <w:tcW w:w="2482" w:type="dxa"/>
+          </w:tcPr>
+          <w:p>
+            <w:pPr>
+              <w:pStyle w:val="af0"/>
+            </w:pPr>
+            <w:r>
+              <w:t>М3.</w:t>
+            </w:r>
+            <w:r>
+              <w:rPr>
+                <w:lang w:val="en-US"/>
+              </w:rPr>
+              <w:t>XB</w:t>
+            </w:r>
+            <w:r>
+              <w:t>:14</w:t>
+            </w:r>
+          </w:p>
+        </w:tc>
+        <w:tc>
+          <w:tcPr>
+            <w:tcW w:w="2062" w:type="dxa"/>
+          </w:tcPr>
+          <w:p>
+            <w:pPr>
+              <w:pStyle w:val="af0"/>
+            </w:pPr>
+            <w:r>
+              <w:t>М3.13</w:t>
+            </w:r>
+          </w:p>
+        </w:tc>
+        <w:tc>
+          <w:tcPr>
+            <w:tcW w:w="5061" w:type="dxa"/>
+          </w:tcPr>
+          <w:p>
+            <w:pPr>
+              <w:pStyle w:val="af0"/>
+              <w:jc w:val="left"/>
+            </w:pPr>
+            <w:r>
+              <w:t>ОТ цепей УРОВ НН</w:t>
+            </w:r>
+          </w:p>
+        </w:tc>
+      </w:tr>
+      <w:tr>
+        <w:tc>
+          <w:tcPr>
+            <w:tcW w:w="2482" w:type="dxa"/>
+          </w:tcPr>
+          <w:p>
+            <w:pPr>
+              <w:pStyle w:val="af0"/>
+            </w:pPr>
+            <w:r>
+              <w:t>М3.</w:t>
+            </w:r>
+            <w:r>
+              <w:rPr>
+                <w:lang w:val="en-US"/>
+              </w:rPr>
+              <w:t>XB</w:t>
+            </w:r>
+            <w:r>
+              <w:t>:15</w:t>
+            </w:r>
+          </w:p>
+        </w:tc>
+        <w:tc>
+          <w:tcPr>
+            <w:tcW w:w="2062" w:type="dxa"/>
+          </w:tcPr>
+          <w:p>
+            <w:pPr>
+              <w:pStyle w:val="af0"/>
+            </w:pPr>
+            <w:r>
+              <w:t>М3.14</w:t>
+            </w:r>
+          </w:p>
+        </w:tc>
+        <w:tc>
+          <w:tcPr>
+            <w:tcW w:w="5061" w:type="dxa"/>
+          </w:tcPr>
+          <w:p>
+            <w:pPr>
+              <w:pStyle w:val="af0"/>
+              <w:jc w:val="left"/>
+            </w:pPr>
+            <w:r>
+              <w:t>ОТ ИЭУ ТН</w:t>
+            </w:r>
+          </w:p>
+        </w:tc>
+      </w:tr>
+    </w:tbl>
+    <w:p>
+      <w:pPr>
+        <w:pStyle w:val="a"/>
+        <w:rPr>
+          <w:highlight w:val="green"/>
+        </w:rPr>
+      </w:pPr>
+      <w:bookmarkStart w:id="15" w:name="_Toc193266522"/>
+      <w:r>
+        <w:rPr>
+          <w:highlight w:val="green"/>
+        </w:rPr>
+        <w:t xml:space="preserve">Назначение дискретных входов ЮНИТ-М300 для проверки </w:t>
+      </w:r>
+      <w:r>
+        <w:rPr>
+          <w:highlight w:val="green"/>
+        </w:rPr>
+        <w:t xml:space="preserve">СС (часть </w:t>
       </w:r>
       <w:r>
         <w:rPr>
@@ -6882,6 +8525,7 @@
         <w:tc>
           <w:tcPr>
             <w:tcW w:w="5061" w:type="dxa"/>
+            <w:shd w:val="clear" w:color="auto" w:fill="auto"/>
           </w:tcPr>
           <w:p>
             <w:pPr>
@@ -6889,7 +8533,7 @@
               <w:jc w:val="left"/>
             </w:pPr>
             <w:r>
-              <w:t>В отключен (б/к)</w:t>
+              <w:t>Сигн. внешн. 1</w:t>
             </w:r>
           </w:p>
         </w:tc>
@@ -6949,7 +8593,7 @@
               <w:jc w:val="left"/>
             </w:pPr>
             <w:r>
-              <w:t>В включен (б/к)</w:t>
+              <w:t>Сигн. внешн. 2</w:t>
             </w:r>
           </w:p>
         </w:tc>
@@ -7009,7 +8653,7 @@
               <w:jc w:val="left"/>
             </w:pPr>
             <w:r>
-              <w:t>Пуск УРОВ внешний</w:t>
+              <w:t>Сигн. внешн. 3</w:t>
             </w:r>
           </w:p>
         </w:tc>
@@ -7069,7 +8713,7 @@
               <w:jc w:val="left"/>
             </w:pPr>
             <w:r>
-              <w:t>Внешнее отключение от УРОВ НН</w:t>
+              <w:t>Сигн. внешн. 4</w:t>
             </w:r>
           </w:p>
         </w:tc>
@@ -7129,7 +8773,7 @@
               <w:jc w:val="left"/>
             </w:pPr>
             <w:r>
-              <w:t>Сброс</w:t>
+              <w:t>Резерв</w:t>
             </w:r>
           </w:p>
         </w:tc>
@@ -7189,7 +8833,7 @@
               <w:jc w:val="left"/>
             </w:pPr>
             <w:r>
-              <w:t>Дистанционное</w:t>
+              <w:t>Резерв</w:t>
             </w:r>
           </w:p>
         </w:tc>
@@ -7247,15 +8891,9 @@
             <w:pPr>
               <w:pStyle w:val="af0"/>
               <w:jc w:val="left"/>
-              <w:rPr>
-                <w:lang w:val="en-US"/>
-              </w:rPr>
-            </w:pPr>
-            <w:r>
-              <w:rPr>
-                <w:lang w:val="en-US"/>
-              </w:rPr>
-              <w:t>Отключить В от ТУ</w:t>
+            </w:pPr>
+            <w:r>
+              <w:t>Резерв</w:t>
             </w:r>
           </w:p>
         </w:tc>
@@ -7315,7 +8953,7 @@
               <w:jc w:val="left"/>
             </w:pPr>
             <w:r>
-              <w:t>Откл. от кнопки</w:t>
+              <w:t>Резерв</w:t>
             </w:r>
           </w:p>
         </w:tc>
@@ -7375,7 +9013,7 @@
               <w:jc w:val="left"/>
             </w:pPr>
             <w:r>
-              <w:t>Опер. отключить В</w:t>
+              <w:t>Резерв</w:t>
             </w:r>
           </w:p>
         </w:tc>
@@ -7426,903 +9064,7 @@
               <w:jc w:val="left"/>
             </w:pPr>
             <w:r>
-              <w:t>ОТ цепей ЭМО1,ЭМВ</w:t>
-            </w:r>
-          </w:p>
-        </w:tc>
-      </w:tr>
-      <w:tr>
-        <w:tc>
-          <w:tcPr>
-            <w:tcW w:w="2482" w:type="dxa"/>
-          </w:tcPr>
-          <w:p>
-            <w:pPr>
-              <w:pStyle w:val="af0"/>
-            </w:pPr>
-            <w:r>
-              <w:t>М3.</w:t>
-            </w:r>
-            <w:r>
-              <w:rPr>
-                <w:lang w:val="en-US"/>
-              </w:rPr>
-              <w:t>XB:</w:t>
-            </w:r>
-            <w:r>
-              <w:t>12</w:t>
-            </w:r>
-          </w:p>
-        </w:tc>
-        <w:tc>
-          <w:tcPr>
-            <w:tcW w:w="2062" w:type="dxa"/>
-          </w:tcPr>
-          <w:p>
-            <w:pPr>
-              <w:pStyle w:val="af0"/>
-            </w:pPr>
-            <w:r>
-              <w:t>М3.11</w:t>
-            </w:r>
-          </w:p>
-        </w:tc>
-        <w:tc>
-          <w:tcPr>
-            <w:tcW w:w="5061" w:type="dxa"/>
-          </w:tcPr>
-          <w:p>
-            <w:pPr>
-              <w:pStyle w:val="af0"/>
-              <w:jc w:val="left"/>
-            </w:pPr>
-            <w:r>
-              <w:t>ОТ цепей ЭМО2</w:t>
-            </w:r>
-          </w:p>
-        </w:tc>
-      </w:tr>
-      <w:tr>
-        <w:tc>
-          <w:tcPr>
-            <w:tcW w:w="2482" w:type="dxa"/>
-          </w:tcPr>
-          <w:p>
-            <w:pPr>
-              <w:pStyle w:val="af0"/>
-            </w:pPr>
-            <w:r>
-              <w:t>М3.</w:t>
-            </w:r>
-            <w:r>
-              <w:rPr>
-                <w:lang w:val="en-US"/>
-              </w:rPr>
-              <w:t>XB:</w:t>
-            </w:r>
-            <w:r>
-              <w:t>13</w:t>
-            </w:r>
-          </w:p>
-        </w:tc>
-        <w:tc>
-          <w:tcPr>
-            <w:tcW w:w="2062" w:type="dxa"/>
-          </w:tcPr>
-          <w:p>
-            <w:pPr>
-              <w:pStyle w:val="af0"/>
-            </w:pPr>
-            <w:r>
-              <w:t>М3.12</w:t>
-            </w:r>
-          </w:p>
-        </w:tc>
-        <w:tc>
-          <w:tcPr>
-            <w:tcW w:w="5061" w:type="dxa"/>
-          </w:tcPr>
-          <w:p>
-            <w:pPr>
-              <w:pStyle w:val="af0"/>
-              <w:jc w:val="left"/>
-            </w:pPr>
-            <w:r>
               <w:t>Резерв</w:t>
-            </w:r>
-          </w:p>
-        </w:tc>
-      </w:tr>
-      <w:tr>
-        <w:tc>
-          <w:tcPr>
-            <w:tcW w:w="2482" w:type="dxa"/>
-          </w:tcPr>
-          <w:p>
-            <w:pPr>
-              <w:pStyle w:val="af0"/>
-            </w:pPr>
-            <w:r>
-              <w:t>М3.</w:t>
-            </w:r>
-            <w:r>
-              <w:rPr>
-                <w:lang w:val="en-US"/>
-              </w:rPr>
-              <w:t>XB</w:t>
-            </w:r>
-            <w:r>
-              <w:t>:14</w:t>
-            </w:r>
-          </w:p>
-        </w:tc>
-        <w:tc>
-          <w:tcPr>
-            <w:tcW w:w="2062" w:type="dxa"/>
-          </w:tcPr>
-          <w:p>
-            <w:pPr>
-              <w:pStyle w:val="af0"/>
-            </w:pPr>
-            <w:r>
-              <w:t>М3.13</w:t>
-            </w:r>
-          </w:p>
-        </w:tc>
-        <w:tc>
-          <w:tcPr>
-            <w:tcW w:w="5061" w:type="dxa"/>
-          </w:tcPr>
-          <w:p>
-            <w:pPr>
-              <w:pStyle w:val="af0"/>
-              <w:jc w:val="left"/>
-            </w:pPr>
-            <w:r>
-              <w:t>Резерв</w:t>
-            </w:r>
-          </w:p>
-        </w:tc>
-      </w:tr>
-      <w:tr>
-        <w:tc>
-          <w:tcPr>
-            <w:tcW w:w="2482" w:type="dxa"/>
-          </w:tcPr>
-          <w:p>
-            <w:pPr>
-              <w:pStyle w:val="af0"/>
-            </w:pPr>
-            <w:r>
-              <w:t>М3.</w:t>
-            </w:r>
-            <w:r>
-              <w:rPr>
-                <w:lang w:val="en-US"/>
-              </w:rPr>
-              <w:t>XB</w:t>
-            </w:r>
-            <w:r>
-              <w:t>:15</w:t>
-            </w:r>
-          </w:p>
-        </w:tc>
-        <w:tc>
-          <w:tcPr>
-            <w:tcW w:w="2062" w:type="dxa"/>
-          </w:tcPr>
-          <w:p>
-            <w:pPr>
-              <w:pStyle w:val="af0"/>
-            </w:pPr>
-            <w:r>
-              <w:t>М3.14</w:t>
-            </w:r>
-          </w:p>
-        </w:tc>
-        <w:tc>
-          <w:tcPr>
-            <w:tcW w:w="5061" w:type="dxa"/>
-          </w:tcPr>
-          <w:p>
-            <w:pPr>
-              <w:pStyle w:val="af0"/>
-              <w:jc w:val="left"/>
-            </w:pPr>
-            <w:r>
-              <w:t>Резерв</w:t>
-            </w:r>
-          </w:p>
-        </w:tc>
-      </w:tr>
-    </w:tbl>
-    <w:p>
-      <w:pPr>
-        <w:pStyle w:val="a"/>
-        <w:rPr>
-          <w:highlight w:val="green"/>
-        </w:rPr>
-      </w:pPr>
-      <w:r>
-        <w:rPr>
-          <w:highlight w:val="green"/>
-        </w:rPr>
-        <w:t xml:space="preserve">Назначение дискретных входов ЮНИТ-М300 для проверки </w:t>
-      </w:r>
-      <w:r>
-        <w:rPr>
-          <w:highlight w:val="green"/>
-        </w:rPr>
-        <w:t>КП</w:t>
-      </w:r>
-    </w:p>
-    <w:tbl>
-      <w:tblPr>
-        <w:tblStyle w:val="21"/>
-        <w:tblW w:w="0" w:type="auto"/>
-        <w:tblLook w:val="04A0" w:firstRow="1" w:lastRow="0" w:firstColumn="1" w:lastColumn="0" w:noHBand="0" w:noVBand="1"/>
-      </w:tblPr>
-      <w:tblGrid>
-        <w:gridCol w:w="2482"/>
-        <w:gridCol w:w="2062"/>
-        <w:gridCol w:w="5061"/>
-      </w:tblGrid>
-      <w:tr>
-        <w:trPr>
-          <w:cnfStyle w:val="100000000000" w:firstRow="1" w:lastRow="0" w:firstColumn="0" w:lastColumn="0" w:oddVBand="0" w:evenVBand="0" w:oddHBand="0" w:evenHBand="0" w:firstRowFirstColumn="0" w:firstRowLastColumn="0" w:lastRowFirstColumn="0" w:lastRowLastColumn="0"/>
-        </w:trPr>
-        <w:tc>
-          <w:tcPr>
-            <w:tcW w:w="2482" w:type="dxa"/>
-          </w:tcPr>
-          <w:p>
-            <w:pPr>
-              <w:rPr>
-                <w:b w:val="0"/>
-                <w:sz w:val="22"/>
-              </w:rPr>
-            </w:pPr>
-            <w:r>
-              <w:rPr>
-                <w:b w:val="0"/>
-                <w:sz w:val="22"/>
-              </w:rPr>
-              <w:t>Клемма на устройстве ЮНИТ-М300</w:t>
-            </w:r>
-          </w:p>
-        </w:tc>
-        <w:tc>
-          <w:tcPr>
-            <w:tcW w:w="2062" w:type="dxa"/>
-          </w:tcPr>
-          <w:p>
-            <w:pPr>
-              <w:rPr>
-                <w:b w:val="0"/>
-                <w:sz w:val="22"/>
-              </w:rPr>
-            </w:pPr>
-            <w:r>
-              <w:rPr>
-                <w:b w:val="0"/>
-                <w:sz w:val="22"/>
-              </w:rPr>
-              <w:t xml:space="preserve">Номер ДВ </w:t>
-            </w:r>
-          </w:p>
-        </w:tc>
-        <w:tc>
-          <w:tcPr>
-            <w:tcW w:w="5061" w:type="dxa"/>
-          </w:tcPr>
-          <w:p>
-            <w:pPr>
-              <w:rPr>
-                <w:b w:val="0"/>
-                <w:sz w:val="22"/>
-              </w:rPr>
-            </w:pPr>
-            <w:r>
-              <w:rPr>
-                <w:b w:val="0"/>
-                <w:sz w:val="22"/>
-              </w:rPr>
-              <w:t>Наименование сигнала на ФСУ</w:t>
-            </w:r>
-          </w:p>
-        </w:tc>
-      </w:tr>
-      <w:tr>
-        <w:tc>
-          <w:tcPr>
-            <w:tcW w:w="2482" w:type="dxa"/>
-          </w:tcPr>
-          <w:p>
-            <w:pPr>
-              <w:pStyle w:val="af0"/>
-            </w:pPr>
-            <w:r>
-              <w:t>М3.</w:t>
-            </w:r>
-            <w:r>
-              <w:rPr>
-                <w:lang w:val="en-US"/>
-              </w:rPr>
-              <w:t>XB:1</w:t>
-            </w:r>
-          </w:p>
-        </w:tc>
-        <w:tc>
-          <w:tcPr>
-            <w:tcW w:w="2062" w:type="dxa"/>
-          </w:tcPr>
-          <w:p>
-            <w:pPr>
-              <w:pStyle w:val="af0"/>
-              <w:rPr>
-                <w:lang w:val="en-US"/>
-              </w:rPr>
-            </w:pPr>
-            <w:r>
-              <w:t>М3.</w:t>
-            </w:r>
-            <w:r>
-              <w:rPr>
-                <w:lang w:val="en-US"/>
-              </w:rPr>
-              <w:t>1</w:t>
-            </w:r>
-          </w:p>
-        </w:tc>
-        <w:tc>
-          <w:tcPr>
-            <w:tcW w:w="5061" w:type="dxa"/>
-            <w:shd w:val="clear" w:color="auto" w:fill="auto"/>
-          </w:tcPr>
-          <w:p>
-            <w:pPr>
-              <w:pStyle w:val="af0"/>
-              <w:jc w:val="left"/>
-            </w:pPr>
-            <w:r>
-              <w:t>В отключен (б/к)</w:t>
-            </w:r>
-          </w:p>
-        </w:tc>
-      </w:tr>
-      <w:tr>
-        <w:tc>
-          <w:tcPr>
-            <w:tcW w:w="2482" w:type="dxa"/>
-          </w:tcPr>
-          <w:p>
-            <w:pPr>
-              <w:pStyle w:val="af0"/>
-            </w:pPr>
-            <w:r>
-              <w:t>М3.</w:t>
-            </w:r>
-            <w:r>
-              <w:rPr>
-                <w:lang w:val="en-US"/>
-              </w:rPr>
-              <w:t>XB:</w:t>
-            </w:r>
-            <w:r>
-              <w:t>2</w:t>
-            </w:r>
-          </w:p>
-        </w:tc>
-        <w:tc>
-          <w:tcPr>
-            <w:tcW w:w="2062" w:type="dxa"/>
-          </w:tcPr>
-          <w:p>
-            <w:pPr>
-              <w:pStyle w:val="af0"/>
-              <w:rPr>
-                <w:lang w:val="en-US"/>
-              </w:rPr>
-            </w:pPr>
-            <w:r>
-              <w:t>М3.</w:t>
-            </w:r>
-            <w:r>
-              <w:rPr>
-                <w:lang w:val="en-US"/>
-              </w:rPr>
-              <w:t>2</w:t>
-            </w:r>
-          </w:p>
-        </w:tc>
-        <w:tc>
-          <w:tcPr>
-            <w:tcW w:w="5061" w:type="dxa"/>
-          </w:tcPr>
-          <w:p>
-            <w:pPr>
-              <w:pStyle w:val="af0"/>
-              <w:jc w:val="left"/>
-            </w:pPr>
-            <w:r>
-              <w:t>В включен (б/к)</w:t>
-            </w:r>
-          </w:p>
-        </w:tc>
-      </w:tr>
-      <w:tr>
-        <w:tc>
-          <w:tcPr>
-            <w:tcW w:w="2482" w:type="dxa"/>
-          </w:tcPr>
-          <w:p>
-            <w:pPr>
-              <w:pStyle w:val="af0"/>
-            </w:pPr>
-            <w:r>
-              <w:t>М3.</w:t>
-            </w:r>
-            <w:r>
-              <w:rPr>
-                <w:lang w:val="en-US"/>
-              </w:rPr>
-              <w:t>XB:</w:t>
-            </w:r>
-            <w:r>
-              <w:t>3</w:t>
-            </w:r>
-          </w:p>
-        </w:tc>
-        <w:tc>
-          <w:tcPr>
-            <w:tcW w:w="2062" w:type="dxa"/>
-          </w:tcPr>
-          <w:p>
-            <w:pPr>
-              <w:pStyle w:val="af0"/>
-              <w:rPr>
-                <w:lang w:val="en-US"/>
-              </w:rPr>
-            </w:pPr>
-            <w:r>
-              <w:t>М3.</w:t>
-            </w:r>
-            <w:r>
-              <w:rPr>
-                <w:lang w:val="en-US"/>
-              </w:rPr>
-              <w:t>3</w:t>
-            </w:r>
-          </w:p>
-        </w:tc>
-        <w:tc>
-          <w:tcPr>
-            <w:tcW w:w="5061" w:type="dxa"/>
-          </w:tcPr>
-          <w:p>
-            <w:pPr>
-              <w:pStyle w:val="af0"/>
-              <w:jc w:val="left"/>
-            </w:pPr>
-            <w:r>
-              <w:t>Вывод терминала</w:t>
-            </w:r>
-          </w:p>
-        </w:tc>
-      </w:tr>
-      <w:tr>
-        <w:tc>
-          <w:tcPr>
-            <w:tcW w:w="2482" w:type="dxa"/>
-          </w:tcPr>
-          <w:p>
-            <w:pPr>
-              <w:pStyle w:val="af0"/>
-            </w:pPr>
-            <w:r>
-              <w:t>М3</w:t>
-            </w:r>
-            <w:r>
-              <w:rPr>
-                <w:lang w:val="en-US"/>
-              </w:rPr>
-              <w:t>.XB:</w:t>
-            </w:r>
-            <w:r>
-              <w:t>4</w:t>
-            </w:r>
-          </w:p>
-        </w:tc>
-        <w:tc>
-          <w:tcPr>
-            <w:tcW w:w="2062" w:type="dxa"/>
-          </w:tcPr>
-          <w:p>
-            <w:pPr>
-              <w:pStyle w:val="af0"/>
-              <w:rPr>
-                <w:lang w:val="en-US"/>
-              </w:rPr>
-            </w:pPr>
-            <w:r>
-              <w:t>М3</w:t>
-            </w:r>
-            <w:r>
-              <w:rPr>
-                <w:lang w:val="en-US"/>
-              </w:rPr>
-              <w:t>.4</w:t>
-            </w:r>
-          </w:p>
-        </w:tc>
-        <w:tc>
-          <w:tcPr>
-            <w:tcW w:w="5061" w:type="dxa"/>
-          </w:tcPr>
-          <w:p>
-            <w:pPr>
-              <w:pStyle w:val="af0"/>
-              <w:jc w:val="left"/>
-            </w:pPr>
-            <w:r>
-              <w:t>ОВ КП</w:t>
-            </w:r>
-          </w:p>
-        </w:tc>
-      </w:tr>
-      <w:tr>
-        <w:tc>
-          <w:tcPr>
-            <w:tcW w:w="2482" w:type="dxa"/>
-          </w:tcPr>
-          <w:p>
-            <w:pPr>
-              <w:pStyle w:val="af0"/>
-            </w:pPr>
-            <w:r>
-              <w:t>М3</w:t>
-            </w:r>
-            <w:r>
-              <w:rPr>
-                <w:lang w:val="en-US"/>
-              </w:rPr>
-              <w:t>.XB:</w:t>
-            </w:r>
-            <w:r>
-              <w:t>5</w:t>
-            </w:r>
-          </w:p>
-        </w:tc>
-        <w:tc>
-          <w:tcPr>
-            <w:tcW w:w="2062" w:type="dxa"/>
-          </w:tcPr>
-          <w:p>
-            <w:pPr>
-              <w:pStyle w:val="af0"/>
-              <w:rPr>
-                <w:lang w:val="en-US"/>
-              </w:rPr>
-            </w:pPr>
-            <w:r>
-              <w:t>М3</w:t>
-            </w:r>
-            <w:r>
-              <w:rPr>
-                <w:lang w:val="en-US"/>
-              </w:rPr>
-              <w:t>.5</w:t>
-            </w:r>
-          </w:p>
-        </w:tc>
-        <w:tc>
-          <w:tcPr>
-            <w:tcW w:w="5061" w:type="dxa"/>
-          </w:tcPr>
-          <w:p>
-            <w:pPr>
-              <w:pStyle w:val="af0"/>
-              <w:jc w:val="left"/>
-            </w:pPr>
-            <w:r>
-              <w:t>Сброс</w:t>
-            </w:r>
-          </w:p>
-        </w:tc>
-      </w:tr>
-      <w:tr>
-        <w:tc>
-          <w:tcPr>
-            <w:tcW w:w="2482" w:type="dxa"/>
-          </w:tcPr>
-          <w:p>
-            <w:pPr>
-              <w:pStyle w:val="af0"/>
-              <w:rPr>
-                <w:lang w:val="en-US"/>
-              </w:rPr>
-            </w:pPr>
-            <w:r>
-              <w:t>М</w:t>
-            </w:r>
-            <w:r>
-              <w:rPr>
-                <w:lang w:val="en-US"/>
-              </w:rPr>
-              <w:t>3.XB:6</w:t>
-            </w:r>
-          </w:p>
-        </w:tc>
-        <w:tc>
-          <w:tcPr>
-            <w:tcW w:w="2062" w:type="dxa"/>
-          </w:tcPr>
-          <w:p>
-            <w:pPr>
-              <w:pStyle w:val="af0"/>
-              <w:rPr>
-                <w:lang w:val="en-US"/>
-              </w:rPr>
-            </w:pPr>
-            <w:r>
-              <w:t>М</w:t>
-            </w:r>
-            <w:r>
-              <w:rPr>
-                <w:lang w:val="en-US"/>
-              </w:rPr>
-              <w:t>3.6</w:t>
-            </w:r>
-          </w:p>
-        </w:tc>
-        <w:tc>
-          <w:tcPr>
-            <w:tcW w:w="5061" w:type="dxa"/>
-          </w:tcPr>
-          <w:p>
-            <w:pPr>
-              <w:pStyle w:val="af0"/>
-              <w:jc w:val="left"/>
-            </w:pPr>
-            <w:r>
-              <w:t>Местное</w:t>
-            </w:r>
-          </w:p>
-        </w:tc>
-      </w:tr>
-      <w:tr>
-        <w:tc>
-          <w:tcPr>
-            <w:tcW w:w="2482" w:type="dxa"/>
-          </w:tcPr>
-          <w:p>
-            <w:pPr>
-              <w:pStyle w:val="af0"/>
-              <w:rPr>
-                <w:lang w:val="en-US"/>
-              </w:rPr>
-            </w:pPr>
-            <w:r>
-              <w:t>М</w:t>
-            </w:r>
-            <w:r>
-              <w:rPr>
-                <w:lang w:val="en-US"/>
-              </w:rPr>
-              <w:t>3.XB:7</w:t>
-            </w:r>
-          </w:p>
-        </w:tc>
-        <w:tc>
-          <w:tcPr>
-            <w:tcW w:w="2062" w:type="dxa"/>
-          </w:tcPr>
-          <w:p>
-            <w:pPr>
-              <w:pStyle w:val="af0"/>
-              <w:rPr>
-                <w:lang w:val="en-US"/>
-              </w:rPr>
-            </w:pPr>
-            <w:r>
-              <w:t>М</w:t>
-            </w:r>
-            <w:r>
-              <w:rPr>
-                <w:lang w:val="en-US"/>
-              </w:rPr>
-              <w:t>3.7</w:t>
-            </w:r>
-          </w:p>
-        </w:tc>
-        <w:tc>
-          <w:tcPr>
-            <w:tcW w:w="5061" w:type="dxa"/>
-          </w:tcPr>
-          <w:p>
-            <w:pPr>
-              <w:pStyle w:val="af0"/>
-              <w:jc w:val="left"/>
-              <w:rPr>
-                <w:lang w:val="en-US"/>
-              </w:rPr>
-            </w:pPr>
-            <w:r>
-              <w:rPr>
-                <w:lang w:val="en-US"/>
-              </w:rPr>
-              <w:t>Отключить В от ПУ</w:t>
-            </w:r>
-          </w:p>
-        </w:tc>
-      </w:tr>
-      <w:tr>
-        <w:tc>
-          <w:tcPr>
-            <w:tcW w:w="2482" w:type="dxa"/>
-          </w:tcPr>
-          <w:p>
-            <w:pPr>
-              <w:pStyle w:val="af0"/>
-              <w:rPr>
-                <w:lang w:val="en-US"/>
-              </w:rPr>
-            </w:pPr>
-            <w:r>
-              <w:t>М</w:t>
-            </w:r>
-            <w:r>
-              <w:rPr>
-                <w:lang w:val="en-US"/>
-              </w:rPr>
-              <w:t>3.XB:9</w:t>
-            </w:r>
-          </w:p>
-        </w:tc>
-        <w:tc>
-          <w:tcPr>
-            <w:tcW w:w="2062" w:type="dxa"/>
-          </w:tcPr>
-          <w:p>
-            <w:pPr>
-              <w:pStyle w:val="af0"/>
-              <w:rPr>
-                <w:lang w:val="en-US"/>
-              </w:rPr>
-            </w:pPr>
-            <w:r>
-              <w:t>М</w:t>
-            </w:r>
-            <w:r>
-              <w:rPr>
-                <w:lang w:val="en-US"/>
-              </w:rPr>
-              <w:t>3.8</w:t>
-            </w:r>
-          </w:p>
-        </w:tc>
-        <w:tc>
-          <w:tcPr>
-            <w:tcW w:w="5061" w:type="dxa"/>
-          </w:tcPr>
-          <w:p>
-            <w:pPr>
-              <w:pStyle w:val="af0"/>
-              <w:jc w:val="left"/>
-            </w:pPr>
-            <w:r>
-              <w:t>Включить В от ПУ</w:t>
-            </w:r>
-          </w:p>
-        </w:tc>
-      </w:tr>
-      <w:tr>
-        <w:tc>
-          <w:tcPr>
-            <w:tcW w:w="2482" w:type="dxa"/>
-          </w:tcPr>
-          <w:p>
-            <w:pPr>
-              <w:pStyle w:val="af0"/>
-              <w:rPr>
-                <w:lang w:val="en-US"/>
-              </w:rPr>
-            </w:pPr>
-            <w:r>
-              <w:t>М</w:t>
-            </w:r>
-            <w:r>
-              <w:rPr>
-                <w:lang w:val="en-US"/>
-              </w:rPr>
-              <w:t>3.XB:10</w:t>
-            </w:r>
-          </w:p>
-        </w:tc>
-        <w:tc>
-          <w:tcPr>
-            <w:tcW w:w="2062" w:type="dxa"/>
-          </w:tcPr>
-          <w:p>
-            <w:pPr>
-              <w:pStyle w:val="af0"/>
-              <w:rPr>
-                <w:lang w:val="en-US"/>
-              </w:rPr>
-            </w:pPr>
-            <w:r>
-              <w:t>М</w:t>
-            </w:r>
-            <w:r>
-              <w:rPr>
-                <w:lang w:val="en-US"/>
-              </w:rPr>
-              <w:t>3.9</w:t>
-            </w:r>
-          </w:p>
-        </w:tc>
-        <w:tc>
-          <w:tcPr>
-            <w:tcW w:w="5061" w:type="dxa"/>
-          </w:tcPr>
-          <w:p>
-            <w:pPr>
-              <w:pStyle w:val="af0"/>
-              <w:jc w:val="left"/>
-            </w:pPr>
-            <w:r>
-              <w:t>Внеш. блок. упр. В</w:t>
-            </w:r>
-          </w:p>
-        </w:tc>
-      </w:tr>
-      <w:tr>
-        <w:tc>
-          <w:tcPr>
-            <w:tcW w:w="2482" w:type="dxa"/>
-          </w:tcPr>
-          <w:p>
-            <w:pPr>
-              <w:pStyle w:val="af0"/>
-            </w:pPr>
-            <w:r>
-              <w:t>М</w:t>
-            </w:r>
-            <w:r>
-              <w:rPr>
-                <w:lang w:val="en-US"/>
-              </w:rPr>
-              <w:t>3.XB:</w:t>
-            </w:r>
-            <w:r>
-              <w:t>11</w:t>
-            </w:r>
-          </w:p>
-        </w:tc>
-        <w:tc>
-          <w:tcPr>
-            <w:tcW w:w="2062" w:type="dxa"/>
-          </w:tcPr>
-          <w:p>
-            <w:pPr>
-              <w:pStyle w:val="af0"/>
-            </w:pPr>
-            <w:r>
-              <w:t>М3.10</w:t>
-            </w:r>
-          </w:p>
-        </w:tc>
-        <w:tc>
-          <w:tcPr>
-            <w:tcW w:w="5061" w:type="dxa"/>
-          </w:tcPr>
-          <w:p>
-            <w:pPr>
-              <w:pStyle w:val="af0"/>
-              <w:jc w:val="left"/>
-            </w:pPr>
-            <w:r>
-              <w:t>Пуск УРОВ внешний</w:t>
             </w:r>
           </w:p>
         </w:tc>
@@ -8535,8 +9277,17 @@
     <w:p>
       <w:pPr>
         <w:pStyle w:val="2"/>
+        <w:numPr>
+          <w:ilvl w:val="0"/>
+          <w:numId w:val="0"/>
+        </w:numPr>
+        <w:ind w:left="709"/>
       </w:pPr>
-      <w:bookmarkStart w:id="15" w:name="_Toc193266522"/>
+    </w:p>
+    <w:p>
+      <w:pPr>
+        <w:pStyle w:val="2"/>
+      </w:pPr>
       <w:r>
         <w:t>Назначение выходных реле устройства ЮНИТ-М-300</w:t>
       </w:r>
@@ -8644,7 +9395,7 @@
         <w:rPr>
           <w:highlight w:val="green"/>
         </w:rPr>
-        <w:t>В</w:t>
+        <w:t>РОВ</w:t>
       </w:r>
     </w:p>
     <w:tbl>
@@ -8778,15 +9529,9 @@
             <w:pPr>
               <w:pStyle w:val="af0"/>
               <w:jc w:val="left"/>
-              <w:rPr>
-                <w:color w:val="00B0F0"/>
-              </w:rPr>
-            </w:pPr>
-            <w:r>
-              <w:rPr>
-                <w:color w:val="00B0F0"/>
-              </w:rPr>
-              <w:t>УВ / УВ: Ввод</w:t>
+            </w:pPr>
+            <w:r>
+              <w:t>УРОВ: Ввод</w:t>
             </w:r>
           </w:p>
         </w:tc>
@@ -8845,15 +9590,9 @@
             <w:pPr>
               <w:pStyle w:val="af0"/>
               <w:jc w:val="left"/>
-              <w:rPr>
-                <w:color w:val="00B0F0"/>
-              </w:rPr>
-            </w:pPr>
-            <w:r>
-              <w:rPr>
-                <w:color w:val="00B0F0"/>
-              </w:rPr>
-              <w:t>УВ / УВ: Оперативный вывод</w:t>
+            </w:pPr>
+            <w:r>
+              <w:t>УРОВ: Оперативный вывод</w:t>
             </w:r>
           </w:p>
         </w:tc>
@@ -8930,15 +9669,9 @@
             <w:pPr>
               <w:pStyle w:val="af0"/>
               <w:jc w:val="left"/>
-              <w:rPr>
-                <w:color w:val="00B0F0"/>
-              </w:rPr>
-            </w:pPr>
-            <w:r>
-              <w:rPr>
-                <w:color w:val="00B0F0"/>
-              </w:rPr>
-              <w:t>УВ / УВ: Включить</w:t>
+            </w:pPr>
+            <w:r>
+              <w:t>УРОВ: Ускорение</w:t>
             </w:r>
           </w:p>
         </w:tc>
@@ -9018,15 +9751,9 @@
             <w:pPr>
               <w:pStyle w:val="af0"/>
               <w:jc w:val="left"/>
-              <w:rPr>
-                <w:color w:val="00B0F0"/>
-              </w:rPr>
-            </w:pPr>
-            <w:r>
-              <w:rPr>
-                <w:color w:val="00B0F0"/>
-              </w:rPr>
-              <w:t>В: Отключить (реле)</w:t>
+            </w:pPr>
+            <w:r>
+              <w:t>УРОВ: Срабатывание</w:t>
             </w:r>
           </w:p>
         </w:tc>
@@ -9097,15 +9824,9 @@
             <w:pPr>
               <w:pStyle w:val="af0"/>
               <w:jc w:val="left"/>
-              <w:rPr>
-                <w:color w:val="00B0F0"/>
-              </w:rPr>
-            </w:pPr>
-            <w:r>
-              <w:rPr>
-                <w:color w:val="00B0F0"/>
-              </w:rPr>
-              <w:t>В: Включить (реле)</w:t>
+            </w:pPr>
+            <w:r>
+              <w:t>УРОВ: Пуск</w:t>
             </w:r>
           </w:p>
         </w:tc>
@@ -9183,7 +9904,7 @@
               <w:jc w:val="left"/>
             </w:pPr>
             <w:r>
-              <w:t>Резерв</w:t>
+              <w:t>УРОВ: ИО Iмакс</w:t>
             </w:r>
           </w:p>
         </w:tc>
@@ -9201,7 +9922,6 @@
               </w:rPr>
             </w:pPr>
             <w:r>
-              <w:lastRenderedPageBreak/>
               <w:t>М9</w:t>
             </w:r>
             <w:r>
@@ -9262,7 +9982,7 @@
               <w:jc w:val="left"/>
             </w:pPr>
             <w:r>
-              <w:t>Резерв</w:t>
+              <w:t>УРОВ: Сраб «на себя»</w:t>
             </w:r>
           </w:p>
         </w:tc>
@@ -9334,7 +10054,7 @@
               <w:jc w:val="left"/>
             </w:pPr>
             <w:r>
-              <w:t>Резерв</w:t>
+              <w:t>МТЗ: Пуск</w:t>
             </w:r>
           </w:p>
         </w:tc>
@@ -9400,7 +10120,7 @@
               <w:jc w:val="left"/>
             </w:pPr>
             <w:r>
-              <w:t>Резерв</w:t>
+              <w:t>ТО: Пуск</w:t>
             </w:r>
           </w:p>
         </w:tc>
@@ -9460,7 +10180,7 @@
               <w:jc w:val="left"/>
             </w:pPr>
             <w:r>
-              <w:t>Резерв</w:t>
+              <w:t>ЛО Т / ЛО: Срабатывание</w:t>
             </w:r>
           </w:p>
         </w:tc>
@@ -9535,7 +10255,7 @@
               <w:jc w:val="left"/>
             </w:pPr>
             <w:r>
-              <w:t>Резерв</w:t>
+              <w:t>ЛО ВН / ЛО: Отключение</w:t>
             </w:r>
           </w:p>
         </w:tc>
@@ -9610,7 +10330,7 @@
               <w:jc w:val="left"/>
             </w:pPr>
             <w:r>
-              <w:t>Резерв</w:t>
+              <w:t>КСВ: Блокировка откл</w:t>
             </w:r>
           </w:p>
         </w:tc>
@@ -9961,15 +10681,21 @@
         <w:rPr>
           <w:highlight w:val="green"/>
         </w:rPr>
-        <w:t xml:space="preserve">Выходные реле устройства ЮНИТ-М300 для проверки </w:t>
+        <w:t>Выходные реле устройства ЮНИТ-М300 для проверки</w:t>
       </w:r>
-      <w:bookmarkEnd w:id="17"/>
       <w:r>
         <w:rPr>
           <w:highlight w:val="green"/>
         </w:rPr>
-        <w:t>КА</w:t>
+        <w:t xml:space="preserve"> ЛО Т</w:t>
       </w:r>
+      <w:r>
+        <w:rPr>
+          <w:highlight w:val="green"/>
+        </w:rPr>
+        <w:t xml:space="preserve"> </w:t>
+      </w:r>
+      <w:bookmarkEnd w:id="17"/>
     </w:p>
     <w:tbl>
       <w:tblPr>
@@ -10104,7 +10830,7 @@
               <w:jc w:val="left"/>
             </w:pPr>
             <w:r>
-              <w:t>КСВ: Блокировка откл</w:t>
+              <w:t>МТЗ 1 ст: Срабатывание</w:t>
             </w:r>
           </w:p>
         </w:tc>
@@ -10165,7 +10891,13 @@
               <w:jc w:val="left"/>
             </w:pPr>
             <w:r>
-              <w:t>КП / УВ: Отключить</w:t>
+              <w:t xml:space="preserve">МТЗ </w:t>
+            </w:r>
+            <w:r>
+              <w:t>2</w:t>
+            </w:r>
+            <w:r>
+              <w:t xml:space="preserve"> ст: Срабатывание</w:t>
             </w:r>
           </w:p>
         </w:tc>
@@ -10244,7 +10976,13 @@
               <w:jc w:val="left"/>
             </w:pPr>
             <w:r>
-              <w:t>КП / УВ: Включить</w:t>
+              <w:t xml:space="preserve">МТЗ </w:t>
+            </w:r>
+            <w:r>
+              <w:t>3</w:t>
+            </w:r>
+            <w:r>
+              <w:t xml:space="preserve"> ст: Срабатывание</w:t>
             </w:r>
           </w:p>
         </w:tc>
@@ -10326,7 +11064,7 @@
               <w:jc w:val="left"/>
             </w:pPr>
             <w:r>
-              <w:t>УВ / УВ: Включить</w:t>
+              <w:t>ЛО Т / ЛО: Ввод</w:t>
             </w:r>
           </w:p>
         </w:tc>
@@ -10399,7 +11137,7 @@
               <w:jc w:val="left"/>
             </w:pPr>
             <w:r>
-              <w:t>КА: Ввод</w:t>
+              <w:t>ЛО Т / ЛО: Оперативный вывод</w:t>
             </w:r>
           </w:p>
         </w:tc>
@@ -10478,7 +11216,7 @@
               <w:jc w:val="left"/>
             </w:pPr>
             <w:r>
-              <w:t>КА: Оперативный вывод</w:t>
+              <w:t>ЛО Т / ЛО: Пуск</w:t>
             </w:r>
           </w:p>
         </w:tc>
@@ -10557,7 +11295,7 @@
               <w:jc w:val="left"/>
             </w:pPr>
             <w:r>
-              <w:t>В: Промеж. положение</w:t>
+              <w:t>ЛО Т / ЛО: Срабатывание</w:t>
             </w:r>
           </w:p>
         </w:tc>
@@ -10630,7 +11368,7 @@
               <w:jc w:val="left"/>
             </w:pPr>
             <w:r>
-              <w:t>В: Отключен</w:t>
+              <w:t>ЛО Т / ЗАВР: Ввод</w:t>
             </w:r>
           </w:p>
         </w:tc>
@@ -10697,7 +11435,7 @@
               <w:jc w:val="left"/>
             </w:pPr>
             <w:r>
-              <w:t>В: Включен</w:t>
+              <w:t>ЛО Т / ЗАВР: Оперативный вывод</w:t>
             </w:r>
           </w:p>
         </w:tc>
@@ -10758,7 +11496,7 @@
               <w:jc w:val="left"/>
             </w:pPr>
             <w:r>
-              <w:t>В: Неиспр. положение</w:t>
+              <w:t>ЛО Т / ЗАВР: Запрет АВР</w:t>
             </w:r>
           </w:p>
         </w:tc>
@@ -10833,7 +11571,7 @@
               <w:jc w:val="left"/>
             </w:pPr>
             <w:r>
-              <w:t>В: Отключить (реле)</w:t>
+              <w:t>ЛО Т / ЗАПВ: Ввод</w:t>
             </w:r>
           </w:p>
         </w:tc>
@@ -10908,7 +11646,7 @@
               <w:jc w:val="left"/>
             </w:pPr>
             <w:r>
-              <w:t>В: Включить (реле)</w:t>
+              <w:t>ЛО Т / ЗАПВ: Оперативный вывод</w:t>
             </w:r>
           </w:p>
         </w:tc>
@@ -10974,7 +11712,7 @@
               <w:jc w:val="left"/>
             </w:pPr>
             <w:r>
-              <w:t>УРОВ: Сраб «на себя»</w:t>
+              <w:t>ЛО Т / ЗАПВ: Запрет АПВ</w:t>
             </w:r>
           </w:p>
         </w:tc>
@@ -11046,7 +11784,7 @@
               <w:jc w:val="left"/>
             </w:pPr>
             <w:r>
-              <w:t>ЛО ВН / ЛО: Отключение</w:t>
+              <w:t>Резерв</w:t>
             </w:r>
           </w:p>
         </w:tc>
@@ -11118,7 +11856,7 @@
               <w:jc w:val="left"/>
             </w:pPr>
             <w:r>
-              <w:t>ЛО ВН / ЛО: Отключить аварийно</w:t>
+              <w:t>Резерв</w:t>
             </w:r>
           </w:p>
         </w:tc>
@@ -11264,7 +12002,7 @@
         <w:rPr>
           <w:highlight w:val="green"/>
         </w:rPr>
-        <w:t>КСВ (часть 1, 2)</w:t>
+        <w:t>ЛО ВН</w:t>
       </w:r>
     </w:p>
     <w:tbl>
@@ -11297,6 +12035,7 @@
               <w:rPr>
                 <w:b w:val="0"/>
               </w:rPr>
+              <w:lastRenderedPageBreak/>
               <w:t>Клеммы на устройстве</w:t>
             </w:r>
           </w:p>
@@ -11400,7 +12139,7 @@
               <w:jc w:val="left"/>
             </w:pPr>
             <w:r>
-              <w:t>КСВ: Ввод</w:t>
+              <w:t>ЛО Т / ЛО: Ввод</w:t>
             </w:r>
           </w:p>
         </w:tc>
@@ -11461,7 +12200,7 @@
               <w:jc w:val="left"/>
             </w:pPr>
             <w:r>
-              <w:t>КСВ: Оперативный вывод</w:t>
+              <w:t>ЛО Т / ЛО: Оперативный вывод</w:t>
             </w:r>
           </w:p>
         </w:tc>
@@ -11540,7 +12279,7 @@
               <w:jc w:val="left"/>
             </w:pPr>
             <w:r>
-              <w:t>КСВ: В самопр. отключен</w:t>
+              <w:t>ЛО ВН / ЛО: Ввод</w:t>
             </w:r>
           </w:p>
         </w:tc>
@@ -11622,7 +12361,7 @@
               <w:jc w:val="left"/>
             </w:pPr>
             <w:r>
-              <w:t>КСВ: Неисправность В</w:t>
+              <w:t>ЛО ВН / ЛО: Оперативный вывод</w:t>
             </w:r>
           </w:p>
         </w:tc>
@@ -11695,7 +12434,7 @@
               <w:jc w:val="left"/>
             </w:pPr>
             <w:r>
-              <w:t>КСВ: В аварийно отключен</w:t>
+              <w:t>ЛО ВН / ЛО: Отключение</w:t>
             </w:r>
           </w:p>
         </w:tc>
@@ -11773,7 +12512,7 @@
               <w:jc w:val="left"/>
             </w:pPr>
             <w:r>
-              <w:t>КСВ: РФК</w:t>
+              <w:t>ЛО ВН / ЛО: Отключить аварийно</w:t>
             </w:r>
           </w:p>
         </w:tc>
@@ -11851,7 +12590,7 @@
               <w:jc w:val="left"/>
             </w:pPr>
             <w:r>
-              <w:t>КСВ: Блокировка вкл</w:t>
+              <w:t>СС: Внеш. откл</w:t>
             </w:r>
           </w:p>
         </w:tc>
@@ -11923,7 +12662,7 @@
               <w:jc w:val="left"/>
             </w:pPr>
             <w:r>
-              <w:t>КСВ: Блокировка откл</w:t>
+              <w:t>Резерв</w:t>
             </w:r>
           </w:p>
         </w:tc>
@@ -11989,7 +12728,7 @@
               <w:jc w:val="left"/>
             </w:pPr>
             <w:r>
-              <w:t>КСВ: Неиспр. цепей ЭМУ</w:t>
+              <w:t>Резерв</w:t>
             </w:r>
           </w:p>
         </w:tc>
@@ -12049,7 +12788,7 @@
               <w:jc w:val="left"/>
             </w:pPr>
             <w:r>
-              <w:t>КСВ: Защита ЭМВ</w:t>
+              <w:t>Резерв</w:t>
             </w:r>
           </w:p>
         </w:tc>
@@ -12124,7 +12863,7 @@
               <w:jc w:val="left"/>
             </w:pPr>
             <w:r>
-              <w:t>КСВ: Защита ЭМО1</w:t>
+              <w:t>Резерв</w:t>
             </w:r>
           </w:p>
         </w:tc>
@@ -12199,7 +12938,7 @@
               <w:jc w:val="left"/>
             </w:pPr>
             <w:r>
-              <w:t>КСВ: Защита ЭМО2</w:t>
+              <w:t>Резерв</w:t>
             </w:r>
           </w:p>
         </w:tc>
@@ -12424,7 +13163,6 @@
               <w:pStyle w:val="af0"/>
             </w:pPr>
             <w:r>
-              <w:lastRenderedPageBreak/>
               <w:t>М10</w:t>
             </w:r>
             <w:r>
@@ -12556,7 +13294,7 @@
         <w:rPr>
           <w:highlight w:val="green"/>
         </w:rPr>
-        <w:t>КП</w:t>
+        <w:t>ЛО НН</w:t>
       </w:r>
     </w:p>
     <w:tbl>
@@ -12692,7 +13430,7 @@
               <w:jc w:val="left"/>
             </w:pPr>
             <w:r>
-              <w:t>КП: Ввод</w:t>
+              <w:t>ЛО Т / ЗАВР: Оперативный вывод</w:t>
             </w:r>
           </w:p>
         </w:tc>
@@ -12753,7 +13491,7 @@
               <w:jc w:val="left"/>
             </w:pPr>
             <w:r>
-              <w:t>КП: Оперативный вывод</w:t>
+              <w:t>ЛО Т / ЗАВР: Запрет АВР</w:t>
             </w:r>
           </w:p>
         </w:tc>
@@ -12832,7 +13570,7 @@
               <w:jc w:val="left"/>
             </w:pPr>
             <w:r>
-              <w:t>КП / УВ: Отключить</w:t>
+              <w:t>ЛО Т / ЗАПВ: Оперативный вывод</w:t>
             </w:r>
           </w:p>
         </w:tc>
@@ -12914,7 +13652,7 @@
               <w:jc w:val="left"/>
             </w:pPr>
             <w:r>
-              <w:t>КП / УВ: Идет переключение</w:t>
+              <w:t>ЛО Т / ЗАПВ: Запрет АПВ</w:t>
             </w:r>
           </w:p>
         </w:tc>
@@ -12987,7 +13725,7 @@
               <w:jc w:val="left"/>
             </w:pPr>
             <w:r>
-              <w:t>КП / УВ: Прев. времени пер.</w:t>
+              <w:t>ЛО НН / ЛО: Ввод</w:t>
             </w:r>
           </w:p>
         </w:tc>
@@ -13065,10 +13803,7 @@
               <w:jc w:val="left"/>
             </w:pPr>
             <w:r>
-              <w:t>КП / УВ: Включит</w:t>
-            </w:r>
-            <w:r>
-              <w:t>ь</w:t>
+              <w:t>ЛО НН / ЛО: Оперативный вывод</w:t>
             </w:r>
           </w:p>
         </w:tc>
@@ -13146,7 +13881,7 @@
               <w:jc w:val="left"/>
             </w:pPr>
             <w:r>
-              <w:t>КП / УВ: Не определено</w:t>
+              <w:t>ЛО НН / ЛО: Отключение</w:t>
             </w:r>
           </w:p>
         </w:tc>
@@ -13217,10 +13952,8 @@
               <w:pStyle w:val="af0"/>
               <w:jc w:val="left"/>
             </w:pPr>
-            <w:bookmarkStart w:id="18" w:name="_GoBack"/>
-            <w:bookmarkEnd w:id="18"/>
-            <w:r>
-              <w:t>КП / УВ: Отключено</w:t>
+            <w:r>
+              <w:t>ЛО НН / ЛО: Отключить аварийно</w:t>
             </w:r>
           </w:p>
         </w:tc>
@@ -13286,7 +14019,7 @@
               <w:jc w:val="left"/>
             </w:pPr>
             <w:r>
-              <w:t>КП / УВ: Включено</w:t>
+              <w:t>ЛО НН / ЗАПВ: Ввод</w:t>
             </w:r>
           </w:p>
         </w:tc>
@@ -13346,7 +14079,7 @@
               <w:jc w:val="left"/>
             </w:pPr>
             <w:r>
-              <w:t>КП / УВ: Неисправность</w:t>
+              <w:t>ЛО НН / ЗАПВ: Оперативный вывод</w:t>
             </w:r>
           </w:p>
         </w:tc>
@@ -13421,7 +14154,7 @@
               <w:jc w:val="left"/>
             </w:pPr>
             <w:r>
-              <w:t>В: Отключить (реле)</w:t>
+              <w:t>ЛО НН / ЗАПВ: Запрет АПВ</w:t>
             </w:r>
           </w:p>
         </w:tc>
@@ -13496,7 +14229,7 @@
               <w:jc w:val="left"/>
             </w:pPr>
             <w:r>
-              <w:t>В: Включить (реле)</w:t>
+              <w:t>ЛО НН / ЗАВР: Ввод</w:t>
             </w:r>
           </w:p>
         </w:tc>
@@ -13562,7 +14295,7 @@
               <w:jc w:val="left"/>
             </w:pPr>
             <w:r>
-              <w:t>КСВ: В аварийно отключен</w:t>
+              <w:t>ЛО НН / ЗАВР: Оперативный вывод</w:t>
             </w:r>
           </w:p>
         </w:tc>
@@ -13634,7 +14367,7 @@
               <w:jc w:val="left"/>
             </w:pPr>
             <w:r>
-              <w:t>КСВ: Блокировка откл</w:t>
+              <w:t>ЛО НН / ЗАВР: Запрет АВР</w:t>
             </w:r>
           </w:p>
         </w:tc>
@@ -13706,7 +14439,1301 @@
               <w:jc w:val="left"/>
             </w:pPr>
             <w:r>
-              <w:t>СС: Прев. вр. пер. КА</w:t>
+              <w:t>Резерв</w:t>
+            </w:r>
+          </w:p>
+        </w:tc>
+      </w:tr>
+      <w:tr>
+        <w:tc>
+          <w:tcPr>
+            <w:tcW w:w="2479" w:type="dxa"/>
+          </w:tcPr>
+          <w:p>
+            <w:pPr>
+              <w:pStyle w:val="af0"/>
+            </w:pPr>
+            <w:r>
+              <w:t>М10</w:t>
+            </w:r>
+            <w:r>
+              <w:rPr>
+                <w:lang w:val="en-US"/>
+              </w:rPr>
+              <w:t>.X</w:t>
+            </w:r>
+            <w:r>
+              <w:t>В</w:t>
+            </w:r>
+            <w:r>
+              <w:rPr>
+                <w:lang w:val="en-US"/>
+              </w:rPr>
+              <w:t xml:space="preserve">:16 – </w:t>
+            </w:r>
+            <w:r>
+              <w:t>М10</w:t>
+            </w:r>
+            <w:r>
+              <w:rPr>
+                <w:lang w:val="en-US"/>
+              </w:rPr>
+              <w:t>.XB:15</w:t>
+            </w:r>
+          </w:p>
+        </w:tc>
+        <w:tc>
+          <w:tcPr>
+            <w:tcW w:w="2212" w:type="dxa"/>
+          </w:tcPr>
+          <w:p>
+            <w:pPr>
+              <w:pStyle w:val="af0"/>
+            </w:pPr>
+            <w:r>
+              <w:t>М10.К8</w:t>
+            </w:r>
+          </w:p>
+        </w:tc>
+        <w:tc>
+          <w:tcPr>
+            <w:tcW w:w="4914" w:type="dxa"/>
+          </w:tcPr>
+          <w:p>
+            <w:pPr>
+              <w:pStyle w:val="af0"/>
+              <w:jc w:val="left"/>
+            </w:pPr>
+            <w:r>
+              <w:t>Резерв</w:t>
+            </w:r>
+          </w:p>
+        </w:tc>
+      </w:tr>
+      <w:tr>
+        <w:tc>
+          <w:tcPr>
+            <w:tcW w:w="2479" w:type="dxa"/>
+          </w:tcPr>
+          <w:p>
+            <w:pPr>
+              <w:pStyle w:val="af0"/>
+            </w:pPr>
+            <w:r>
+              <w:t>М</w:t>
+            </w:r>
+            <w:r>
+              <w:rPr>
+                <w:lang w:val="en-US"/>
+              </w:rPr>
+              <w:t xml:space="preserve">1.XP:2 - </w:t>
+            </w:r>
+            <w:r>
+              <w:t>М</w:t>
+            </w:r>
+            <w:r>
+              <w:rPr>
+                <w:lang w:val="en-US"/>
+              </w:rPr>
+              <w:t>1.XP:1</w:t>
+            </w:r>
+          </w:p>
+        </w:tc>
+        <w:tc>
+          <w:tcPr>
+            <w:tcW w:w="2212" w:type="dxa"/>
+          </w:tcPr>
+          <w:p>
+            <w:pPr>
+              <w:pStyle w:val="af0"/>
+            </w:pPr>
+            <w:r>
+              <w:t>М1.К1</w:t>
+            </w:r>
+          </w:p>
+        </w:tc>
+        <w:tc>
+          <w:tcPr>
+            <w:tcW w:w="4914" w:type="dxa"/>
+          </w:tcPr>
+          <w:p>
+            <w:pPr>
+              <w:pStyle w:val="af0"/>
+              <w:jc w:val="left"/>
+            </w:pPr>
+            <w:r>
+              <w:t>ПС: Пуск</w:t>
+            </w:r>
+          </w:p>
+        </w:tc>
+      </w:tr>
+    </w:tbl>
+    <w:p>
+      <w:pPr>
+        <w:pStyle w:val="a"/>
+        <w:rPr>
+          <w:highlight w:val="green"/>
+        </w:rPr>
+      </w:pPr>
+      <w:r>
+        <w:rPr>
+          <w:highlight w:val="green"/>
+        </w:rPr>
+        <w:t xml:space="preserve">Выходные реле устройства ЮНИТ-М300 для проверки </w:t>
+      </w:r>
+      <w:r>
+        <w:rPr>
+          <w:highlight w:val="green"/>
+        </w:rPr>
+        <w:t>СС (часть 1 ,2)</w:t>
+      </w:r>
+    </w:p>
+    <w:tbl>
+      <w:tblPr>
+        <w:tblStyle w:val="21"/>
+        <w:tblW w:w="0" w:type="auto"/>
+        <w:tblLook w:val="04A0" w:firstRow="1" w:lastRow="0" w:firstColumn="1" w:lastColumn="0" w:noHBand="0" w:noVBand="1"/>
+      </w:tblPr>
+      <w:tblGrid>
+        <w:gridCol w:w="2479"/>
+        <w:gridCol w:w="2212"/>
+        <w:gridCol w:w="4914"/>
+      </w:tblGrid>
+      <w:tr>
+        <w:trPr>
+          <w:cnfStyle w:val="100000000000" w:firstRow="1" w:lastRow="0" w:firstColumn="0" w:lastColumn="0" w:oddVBand="0" w:evenVBand="0" w:oddHBand="0" w:evenHBand="0" w:firstRowFirstColumn="0" w:firstRowLastColumn="0" w:lastRowFirstColumn="0" w:lastRowLastColumn="0"/>
+          <w:tblHeader/>
+        </w:trPr>
+        <w:tc>
+          <w:tcPr>
+            <w:tcW w:w="2479" w:type="dxa"/>
+          </w:tcPr>
+          <w:p>
+            <w:pPr>
+              <w:rPr>
+                <w:b w:val="0"/>
+              </w:rPr>
+            </w:pPr>
+            <w:r>
+              <w:rPr>
+                <w:b w:val="0"/>
+              </w:rPr>
+              <w:t>Клеммы на устройстве</w:t>
+            </w:r>
+          </w:p>
+        </w:tc>
+        <w:tc>
+          <w:tcPr>
+            <w:tcW w:w="2212" w:type="dxa"/>
+          </w:tcPr>
+          <w:p>
+            <w:pPr>
+              <w:rPr>
+                <w:b w:val="0"/>
+              </w:rPr>
+            </w:pPr>
+            <w:r>
+              <w:rPr>
+                <w:b w:val="0"/>
+              </w:rPr>
+              <w:t>Номер выходного реле</w:t>
+            </w:r>
+          </w:p>
+        </w:tc>
+        <w:tc>
+          <w:tcPr>
+            <w:tcW w:w="4914" w:type="dxa"/>
+          </w:tcPr>
+          <w:p>
+            <w:pPr>
+              <w:rPr>
+                <w:b w:val="0"/>
+              </w:rPr>
+            </w:pPr>
+            <w:r>
+              <w:rPr>
+                <w:b w:val="0"/>
+              </w:rPr>
+              <w:t>Наименование сигнала на ФСУ</w:t>
+            </w:r>
+          </w:p>
+        </w:tc>
+      </w:tr>
+      <w:tr>
+        <w:tc>
+          <w:tcPr>
+            <w:tcW w:w="2479" w:type="dxa"/>
+          </w:tcPr>
+          <w:p>
+            <w:pPr>
+              <w:pStyle w:val="af0"/>
+            </w:pPr>
+            <w:r>
+              <w:t>М9.</w:t>
+            </w:r>
+            <w:r>
+              <w:rPr>
+                <w:lang w:val="en-US"/>
+              </w:rPr>
+              <w:t>X</w:t>
+            </w:r>
+            <w:r>
+              <w:t>В</w:t>
+            </w:r>
+            <w:r>
+              <w:rPr>
+                <w:lang w:val="en-US"/>
+              </w:rPr>
+              <w:t>:1</w:t>
+            </w:r>
+            <w:r>
+              <w:t xml:space="preserve"> – М9.</w:t>
+            </w:r>
+            <w:r>
+              <w:rPr>
+                <w:lang w:val="en-US"/>
+              </w:rPr>
+              <w:t>XB:2</w:t>
+            </w:r>
+          </w:p>
+        </w:tc>
+        <w:tc>
+          <w:tcPr>
+            <w:tcW w:w="2212" w:type="dxa"/>
+          </w:tcPr>
+          <w:p>
+            <w:pPr>
+              <w:pStyle w:val="af0"/>
+            </w:pPr>
+            <w:r>
+              <w:t>М9.К1</w:t>
+            </w:r>
+          </w:p>
+        </w:tc>
+        <w:tc>
+          <w:tcPr>
+            <w:tcW w:w="4914" w:type="dxa"/>
+            <w:shd w:val="clear" w:color="auto" w:fill="auto"/>
+          </w:tcPr>
+          <w:p>
+            <w:pPr>
+              <w:pStyle w:val="af0"/>
+              <w:jc w:val="left"/>
+            </w:pPr>
+            <w:r>
+              <w:t>СС: Вых.цепи разобраны</w:t>
+            </w:r>
+          </w:p>
+        </w:tc>
+      </w:tr>
+      <w:tr>
+        <w:tc>
+          <w:tcPr>
+            <w:tcW w:w="2479" w:type="dxa"/>
+          </w:tcPr>
+          <w:p>
+            <w:pPr>
+              <w:pStyle w:val="af0"/>
+            </w:pPr>
+            <w:r>
+              <w:t>М9.</w:t>
+            </w:r>
+            <w:r>
+              <w:rPr>
+                <w:lang w:val="en-US"/>
+              </w:rPr>
+              <w:t>X</w:t>
+            </w:r>
+            <w:r>
+              <w:t>В:3 – М9.</w:t>
+            </w:r>
+            <w:r>
+              <w:rPr>
+                <w:lang w:val="en-US"/>
+              </w:rPr>
+              <w:t>XB</w:t>
+            </w:r>
+            <w:r>
+              <w:t>:4</w:t>
+            </w:r>
+          </w:p>
+        </w:tc>
+        <w:tc>
+          <w:tcPr>
+            <w:tcW w:w="2212" w:type="dxa"/>
+          </w:tcPr>
+          <w:p>
+            <w:pPr>
+              <w:pStyle w:val="af0"/>
+            </w:pPr>
+            <w:r>
+              <w:t>М9.К2</w:t>
+            </w:r>
+          </w:p>
+        </w:tc>
+        <w:tc>
+          <w:tcPr>
+            <w:tcW w:w="4914" w:type="dxa"/>
+            <w:shd w:val="clear" w:color="auto" w:fill="auto"/>
+          </w:tcPr>
+          <w:p>
+            <w:pPr>
+              <w:pStyle w:val="af0"/>
+              <w:jc w:val="left"/>
+            </w:pPr>
+            <w:r>
+              <w:t>СС: БИ выведены</w:t>
+            </w:r>
+          </w:p>
+        </w:tc>
+      </w:tr>
+      <w:tr>
+        <w:tc>
+          <w:tcPr>
+            <w:tcW w:w="2479" w:type="dxa"/>
+          </w:tcPr>
+          <w:p>
+            <w:pPr>
+              <w:pStyle w:val="af0"/>
+              <w:rPr>
+                <w:lang w:val="en-US"/>
+              </w:rPr>
+            </w:pPr>
+            <w:r>
+              <w:t>М9.</w:t>
+            </w:r>
+            <w:r>
+              <w:rPr>
+                <w:lang w:val="en-US"/>
+              </w:rPr>
+              <w:t>X</w:t>
+            </w:r>
+            <w:r>
+              <w:t>В:</w:t>
+            </w:r>
+            <w:r>
+              <w:rPr>
+                <w:lang w:val="en-US"/>
+              </w:rPr>
+              <w:t>7</w:t>
+            </w:r>
+            <w:r>
+              <w:t xml:space="preserve"> – М9.</w:t>
+            </w:r>
+            <w:r>
+              <w:rPr>
+                <w:lang w:val="en-US"/>
+              </w:rPr>
+              <w:t>XB</w:t>
+            </w:r>
+            <w:r>
+              <w:t>:</w:t>
+            </w:r>
+            <w:r>
+              <w:rPr>
+                <w:lang w:val="en-US"/>
+              </w:rPr>
+              <w:t>5</w:t>
+            </w:r>
+          </w:p>
+        </w:tc>
+        <w:tc>
+          <w:tcPr>
+            <w:tcW w:w="2212" w:type="dxa"/>
+          </w:tcPr>
+          <w:p>
+            <w:pPr>
+              <w:pStyle w:val="af0"/>
+            </w:pPr>
+            <w:r>
+              <w:t>М9.К3</w:t>
+            </w:r>
+          </w:p>
+        </w:tc>
+        <w:tc>
+          <w:tcPr>
+            <w:tcW w:w="4914" w:type="dxa"/>
+            <w:shd w:val="clear" w:color="auto" w:fill="auto"/>
+          </w:tcPr>
+          <w:p>
+            <w:pPr>
+              <w:pStyle w:val="af0"/>
+              <w:jc w:val="left"/>
+            </w:pPr>
+            <w:r>
+              <w:t>СС: ОТ сигн</w:t>
+            </w:r>
+          </w:p>
+        </w:tc>
+      </w:tr>
+      <w:tr>
+        <w:tc>
+          <w:tcPr>
+            <w:tcW w:w="2479" w:type="dxa"/>
+          </w:tcPr>
+          <w:p>
+            <w:pPr>
+              <w:pStyle w:val="af0"/>
+              <w:rPr>
+                <w:lang w:val="en-US"/>
+              </w:rPr>
+            </w:pPr>
+            <w:r>
+              <w:t>М9.</w:t>
+            </w:r>
+            <w:r>
+              <w:rPr>
+                <w:lang w:val="en-US"/>
+              </w:rPr>
+              <w:t>X</w:t>
+            </w:r>
+            <w:r>
+              <w:t>В:</w:t>
+            </w:r>
+            <w:r>
+              <w:rPr>
+                <w:lang w:val="en-US"/>
+              </w:rPr>
+              <w:t>7</w:t>
+            </w:r>
+            <w:r>
+              <w:t xml:space="preserve"> – М9.</w:t>
+            </w:r>
+            <w:r>
+              <w:rPr>
+                <w:lang w:val="en-US"/>
+              </w:rPr>
+              <w:t>XB</w:t>
+            </w:r>
+            <w:r>
+              <w:t>:</w:t>
+            </w:r>
+            <w:r>
+              <w:rPr>
+                <w:lang w:val="en-US"/>
+              </w:rPr>
+              <w:t>6</w:t>
+            </w:r>
+          </w:p>
+        </w:tc>
+        <w:tc>
+          <w:tcPr>
+            <w:tcW w:w="2212" w:type="dxa"/>
+          </w:tcPr>
+          <w:p>
+            <w:pPr>
+              <w:pStyle w:val="af0"/>
+              <w:rPr>
+                <w:lang w:val="en-US"/>
+              </w:rPr>
+            </w:pPr>
+            <w:r>
+              <w:t>М9.К4</w:t>
+            </w:r>
+          </w:p>
+        </w:tc>
+        <w:tc>
+          <w:tcPr>
+            <w:tcW w:w="4914" w:type="dxa"/>
+            <w:shd w:val="clear" w:color="auto" w:fill="auto"/>
+          </w:tcPr>
+          <w:p>
+            <w:pPr>
+              <w:pStyle w:val="af0"/>
+              <w:jc w:val="left"/>
+            </w:pPr>
+            <w:r>
+              <w:t>СС: Неисп. ОТ ГЗ</w:t>
+            </w:r>
+          </w:p>
+        </w:tc>
+      </w:tr>
+      <w:tr>
+        <w:tc>
+          <w:tcPr>
+            <w:tcW w:w="2479" w:type="dxa"/>
+          </w:tcPr>
+          <w:p>
+            <w:pPr>
+              <w:pStyle w:val="af0"/>
+              <w:rPr>
+                <w:lang w:val="en-US"/>
+              </w:rPr>
+            </w:pPr>
+            <w:r>
+              <w:t>М9.</w:t>
+            </w:r>
+            <w:r>
+              <w:rPr>
+                <w:lang w:val="en-US"/>
+              </w:rPr>
+              <w:t>X</w:t>
+            </w:r>
+            <w:r>
+              <w:t>В</w:t>
+            </w:r>
+            <w:r>
+              <w:rPr>
+                <w:lang w:val="en-US"/>
+              </w:rPr>
+              <w:t>:10</w:t>
+            </w:r>
+            <w:r>
+              <w:t xml:space="preserve"> – М9.</w:t>
+            </w:r>
+            <w:r>
+              <w:rPr>
+                <w:lang w:val="en-US"/>
+              </w:rPr>
+              <w:t>XB:8</w:t>
+            </w:r>
+          </w:p>
+        </w:tc>
+        <w:tc>
+          <w:tcPr>
+            <w:tcW w:w="2212" w:type="dxa"/>
+          </w:tcPr>
+          <w:p>
+            <w:pPr>
+              <w:pStyle w:val="af0"/>
+              <w:rPr>
+                <w:lang w:val="en-US"/>
+              </w:rPr>
+            </w:pPr>
+            <w:r>
+              <w:t>М9.К5</w:t>
+            </w:r>
+          </w:p>
+        </w:tc>
+        <w:tc>
+          <w:tcPr>
+            <w:tcW w:w="4914" w:type="dxa"/>
+            <w:shd w:val="clear" w:color="auto" w:fill="auto"/>
+          </w:tcPr>
+          <w:p>
+            <w:pPr>
+              <w:pStyle w:val="af0"/>
+              <w:jc w:val="left"/>
+            </w:pPr>
+            <w:r>
+              <w:t>СС: Неисп. ОТ ТЗ,ТС</w:t>
+            </w:r>
+          </w:p>
+        </w:tc>
+      </w:tr>
+      <w:tr>
+        <w:tc>
+          <w:tcPr>
+            <w:tcW w:w="2479" w:type="dxa"/>
+          </w:tcPr>
+          <w:p>
+            <w:pPr>
+              <w:pStyle w:val="af0"/>
+              <w:rPr>
+                <w:lang w:val="en-US"/>
+              </w:rPr>
+            </w:pPr>
+            <w:r>
+              <w:t>М9</w:t>
+            </w:r>
+            <w:r>
+              <w:rPr>
+                <w:lang w:val="en-US"/>
+              </w:rPr>
+              <w:t>.X</w:t>
+            </w:r>
+            <w:r>
+              <w:t>В</w:t>
+            </w:r>
+            <w:r>
+              <w:rPr>
+                <w:lang w:val="en-US"/>
+              </w:rPr>
+              <w:t xml:space="preserve">:10 – </w:t>
+            </w:r>
+            <w:r>
+              <w:t>М9</w:t>
+            </w:r>
+            <w:r>
+              <w:rPr>
+                <w:lang w:val="en-US"/>
+              </w:rPr>
+              <w:t>.XB:9</w:t>
+            </w:r>
+          </w:p>
+        </w:tc>
+        <w:tc>
+          <w:tcPr>
+            <w:tcW w:w="2212" w:type="dxa"/>
+          </w:tcPr>
+          <w:p>
+            <w:pPr>
+              <w:pStyle w:val="af0"/>
+              <w:rPr>
+                <w:lang w:val="en-US"/>
+              </w:rPr>
+            </w:pPr>
+            <w:r>
+              <w:t>М9.К</w:t>
+            </w:r>
+            <w:r>
+              <w:rPr>
+                <w:lang w:val="en-US"/>
+              </w:rPr>
+              <w:t>6</w:t>
+            </w:r>
+          </w:p>
+        </w:tc>
+        <w:tc>
+          <w:tcPr>
+            <w:tcW w:w="4914" w:type="dxa"/>
+          </w:tcPr>
+          <w:p>
+            <w:pPr>
+              <w:pStyle w:val="af0"/>
+              <w:jc w:val="left"/>
+            </w:pPr>
+            <w:r>
+              <w:t>СС: Неисп. ОТ сигн. В</w:t>
+            </w:r>
+          </w:p>
+        </w:tc>
+      </w:tr>
+      <w:tr>
+        <w:tc>
+          <w:tcPr>
+            <w:tcW w:w="2479" w:type="dxa"/>
+          </w:tcPr>
+          <w:p>
+            <w:pPr>
+              <w:pStyle w:val="af0"/>
+              <w:rPr>
+                <w:lang w:val="en-US"/>
+              </w:rPr>
+            </w:pPr>
+            <w:r>
+              <w:t>М9</w:t>
+            </w:r>
+            <w:r>
+              <w:rPr>
+                <w:lang w:val="en-US"/>
+              </w:rPr>
+              <w:t>.X</w:t>
+            </w:r>
+            <w:r>
+              <w:t>В</w:t>
+            </w:r>
+            <w:r>
+              <w:rPr>
+                <w:lang w:val="en-US"/>
+              </w:rPr>
+              <w:t xml:space="preserve">:13 – </w:t>
+            </w:r>
+            <w:r>
+              <w:t>М9</w:t>
+            </w:r>
+            <w:r>
+              <w:rPr>
+                <w:lang w:val="en-US"/>
+              </w:rPr>
+              <w:t>.XB:12</w:t>
+            </w:r>
+          </w:p>
+        </w:tc>
+        <w:tc>
+          <w:tcPr>
+            <w:tcW w:w="2212" w:type="dxa"/>
+          </w:tcPr>
+          <w:p>
+            <w:pPr>
+              <w:pStyle w:val="af0"/>
+              <w:rPr>
+                <w:lang w:val="en-US"/>
+              </w:rPr>
+            </w:pPr>
+            <w:r>
+              <w:t>М9.К</w:t>
+            </w:r>
+            <w:r>
+              <w:rPr>
+                <w:lang w:val="en-US"/>
+              </w:rPr>
+              <w:t>7</w:t>
+            </w:r>
+          </w:p>
+        </w:tc>
+        <w:tc>
+          <w:tcPr>
+            <w:tcW w:w="4914" w:type="dxa"/>
+          </w:tcPr>
+          <w:p>
+            <w:pPr>
+              <w:pStyle w:val="af0"/>
+              <w:jc w:val="left"/>
+            </w:pPr>
+            <w:r>
+              <w:t>СС: ОТ НН сигн</w:t>
+            </w:r>
+          </w:p>
+        </w:tc>
+      </w:tr>
+      <w:tr>
+        <w:tc>
+          <w:tcPr>
+            <w:tcW w:w="2479" w:type="dxa"/>
+          </w:tcPr>
+          <w:p>
+            <w:pPr>
+              <w:pStyle w:val="af0"/>
+              <w:rPr>
+                <w:lang w:val="en-US"/>
+              </w:rPr>
+            </w:pPr>
+            <w:r>
+              <w:t>М9</w:t>
+            </w:r>
+            <w:r>
+              <w:rPr>
+                <w:lang w:val="en-US"/>
+              </w:rPr>
+              <w:t>.X</w:t>
+            </w:r>
+            <w:r>
+              <w:t>В</w:t>
+            </w:r>
+            <w:r>
+              <w:rPr>
+                <w:lang w:val="en-US"/>
+              </w:rPr>
+              <w:t xml:space="preserve">:16 – </w:t>
+            </w:r>
+            <w:r>
+              <w:t>М9</w:t>
+            </w:r>
+            <w:r>
+              <w:rPr>
+                <w:lang w:val="en-US"/>
+              </w:rPr>
+              <w:t>.XB:15</w:t>
+            </w:r>
+          </w:p>
+        </w:tc>
+        <w:tc>
+          <w:tcPr>
+            <w:tcW w:w="2212" w:type="dxa"/>
+          </w:tcPr>
+          <w:p>
+            <w:pPr>
+              <w:pStyle w:val="af0"/>
+              <w:rPr>
+                <w:lang w:val="en-US"/>
+              </w:rPr>
+            </w:pPr>
+            <w:r>
+              <w:t>М9.К8</w:t>
+            </w:r>
+          </w:p>
+        </w:tc>
+        <w:tc>
+          <w:tcPr>
+            <w:tcW w:w="4914" w:type="dxa"/>
+          </w:tcPr>
+          <w:p>
+            <w:pPr>
+              <w:pStyle w:val="af0"/>
+              <w:jc w:val="left"/>
+            </w:pPr>
+            <w:r>
+              <w:t>СС: Общ. внеш. сигнал</w:t>
+            </w:r>
+          </w:p>
+        </w:tc>
+      </w:tr>
+      <w:tr>
+        <w:tc>
+          <w:tcPr>
+            <w:tcW w:w="2479" w:type="dxa"/>
+          </w:tcPr>
+          <w:p>
+            <w:pPr>
+              <w:pStyle w:val="af0"/>
+            </w:pPr>
+            <w:bookmarkStart w:id="18" w:name="_GoBack" w:colFirst="2" w:colLast="2"/>
+            <w:r>
+              <w:t>М10.</w:t>
+            </w:r>
+            <w:r>
+              <w:rPr>
+                <w:lang w:val="en-US"/>
+              </w:rPr>
+              <w:t>X</w:t>
+            </w:r>
+            <w:r>
+              <w:t>В</w:t>
+            </w:r>
+            <w:r>
+              <w:rPr>
+                <w:lang w:val="en-US"/>
+              </w:rPr>
+              <w:t>:1</w:t>
+            </w:r>
+            <w:r>
+              <w:t xml:space="preserve"> – М10.</w:t>
+            </w:r>
+            <w:r>
+              <w:rPr>
+                <w:lang w:val="en-US"/>
+              </w:rPr>
+              <w:t>XB:2</w:t>
+            </w:r>
+          </w:p>
+        </w:tc>
+        <w:tc>
+          <w:tcPr>
+            <w:tcW w:w="2212" w:type="dxa"/>
+          </w:tcPr>
+          <w:p>
+            <w:pPr>
+              <w:pStyle w:val="af0"/>
+            </w:pPr>
+            <w:r>
+              <w:t>М10.К1</w:t>
+            </w:r>
+          </w:p>
+        </w:tc>
+        <w:tc>
+          <w:tcPr>
+            <w:tcW w:w="4914" w:type="dxa"/>
+          </w:tcPr>
+          <w:p>
+            <w:pPr>
+              <w:pStyle w:val="af0"/>
+              <w:jc w:val="left"/>
+            </w:pPr>
+            <w:r>
+              <w:t>Резерв</w:t>
+            </w:r>
+          </w:p>
+        </w:tc>
+      </w:tr>
+      <w:bookmarkEnd w:id="18"/>
+      <w:tr>
+        <w:tc>
+          <w:tcPr>
+            <w:tcW w:w="2479" w:type="dxa"/>
+          </w:tcPr>
+          <w:p>
+            <w:pPr>
+              <w:pStyle w:val="af0"/>
+            </w:pPr>
+            <w:r>
+              <w:lastRenderedPageBreak/>
+              <w:t>М10.</w:t>
+            </w:r>
+            <w:r>
+              <w:rPr>
+                <w:lang w:val="en-US"/>
+              </w:rPr>
+              <w:t>X</w:t>
+            </w:r>
+            <w:r>
+              <w:t>В:3 – М10.</w:t>
+            </w:r>
+            <w:r>
+              <w:rPr>
+                <w:lang w:val="en-US"/>
+              </w:rPr>
+              <w:t>XB</w:t>
+            </w:r>
+            <w:r>
+              <w:t>:4</w:t>
+            </w:r>
+          </w:p>
+        </w:tc>
+        <w:tc>
+          <w:tcPr>
+            <w:tcW w:w="2212" w:type="dxa"/>
+          </w:tcPr>
+          <w:p>
+            <w:pPr>
+              <w:pStyle w:val="af0"/>
+            </w:pPr>
+            <w:r>
+              <w:t>М10.К2</w:t>
+            </w:r>
+          </w:p>
+        </w:tc>
+        <w:tc>
+          <w:tcPr>
+            <w:tcW w:w="4914" w:type="dxa"/>
+          </w:tcPr>
+          <w:p>
+            <w:pPr>
+              <w:pStyle w:val="af0"/>
+              <w:jc w:val="left"/>
+            </w:pPr>
+            <w:r>
+              <w:t>Резерв</w:t>
+            </w:r>
+          </w:p>
+        </w:tc>
+      </w:tr>
+      <w:tr>
+        <w:tc>
+          <w:tcPr>
+            <w:tcW w:w="2479" w:type="dxa"/>
+          </w:tcPr>
+          <w:p>
+            <w:pPr>
+              <w:pStyle w:val="af0"/>
+            </w:pPr>
+            <w:r>
+              <w:t>М10.</w:t>
+            </w:r>
+            <w:r>
+              <w:rPr>
+                <w:lang w:val="en-US"/>
+              </w:rPr>
+              <w:t>X</w:t>
+            </w:r>
+            <w:r>
+              <w:t>В:</w:t>
+            </w:r>
+            <w:r>
+              <w:rPr>
+                <w:lang w:val="en-US"/>
+              </w:rPr>
+              <w:t>7</w:t>
+            </w:r>
+            <w:r>
+              <w:t xml:space="preserve"> – М10.</w:t>
+            </w:r>
+            <w:r>
+              <w:rPr>
+                <w:lang w:val="en-US"/>
+              </w:rPr>
+              <w:t>XB</w:t>
+            </w:r>
+            <w:r>
+              <w:t>:</w:t>
+            </w:r>
+            <w:r>
+              <w:rPr>
+                <w:lang w:val="en-US"/>
+              </w:rPr>
+              <w:t>5</w:t>
+            </w:r>
+          </w:p>
+        </w:tc>
+        <w:tc>
+          <w:tcPr>
+            <w:tcW w:w="2212" w:type="dxa"/>
+          </w:tcPr>
+          <w:p>
+            <w:pPr>
+              <w:pStyle w:val="af0"/>
+            </w:pPr>
+            <w:r>
+              <w:t>М10.К3</w:t>
+            </w:r>
+          </w:p>
+        </w:tc>
+        <w:tc>
+          <w:tcPr>
+            <w:tcW w:w="4914" w:type="dxa"/>
+          </w:tcPr>
+          <w:p>
+            <w:pPr>
+              <w:pStyle w:val="af0"/>
+              <w:jc w:val="left"/>
+            </w:pPr>
+            <w:r>
+              <w:t>Резерв</w:t>
+            </w:r>
+          </w:p>
+        </w:tc>
+      </w:tr>
+      <w:tr>
+        <w:tc>
+          <w:tcPr>
+            <w:tcW w:w="2479" w:type="dxa"/>
+          </w:tcPr>
+          <w:p>
+            <w:pPr>
+              <w:pStyle w:val="af0"/>
+            </w:pPr>
+            <w:r>
+              <w:t>М10.</w:t>
+            </w:r>
+            <w:r>
+              <w:rPr>
+                <w:lang w:val="en-US"/>
+              </w:rPr>
+              <w:t>X</w:t>
+            </w:r>
+            <w:r>
+              <w:t>В:</w:t>
+            </w:r>
+            <w:r>
+              <w:rPr>
+                <w:lang w:val="en-US"/>
+              </w:rPr>
+              <w:t>7</w:t>
+            </w:r>
+            <w:r>
+              <w:t xml:space="preserve"> – М10.</w:t>
+            </w:r>
+            <w:r>
+              <w:rPr>
+                <w:lang w:val="en-US"/>
+              </w:rPr>
+              <w:t>XB</w:t>
+            </w:r>
+            <w:r>
+              <w:t>:</w:t>
+            </w:r>
+            <w:r>
+              <w:rPr>
+                <w:lang w:val="en-US"/>
+              </w:rPr>
+              <w:t>6</w:t>
+            </w:r>
+          </w:p>
+        </w:tc>
+        <w:tc>
+          <w:tcPr>
+            <w:tcW w:w="2212" w:type="dxa"/>
+          </w:tcPr>
+          <w:p>
+            <w:pPr>
+              <w:pStyle w:val="af0"/>
+            </w:pPr>
+            <w:r>
+              <w:t>М10.К4</w:t>
+            </w:r>
+          </w:p>
+        </w:tc>
+        <w:tc>
+          <w:tcPr>
+            <w:tcW w:w="4914" w:type="dxa"/>
+          </w:tcPr>
+          <w:p>
+            <w:pPr>
+              <w:pStyle w:val="af0"/>
+              <w:jc w:val="left"/>
+            </w:pPr>
+            <w:r>
+              <w:t>Резерв</w:t>
+            </w:r>
+          </w:p>
+        </w:tc>
+      </w:tr>
+      <w:tr>
+        <w:tc>
+          <w:tcPr>
+            <w:tcW w:w="2479" w:type="dxa"/>
+          </w:tcPr>
+          <w:p>
+            <w:pPr>
+              <w:pStyle w:val="af0"/>
+            </w:pPr>
+            <w:r>
+              <w:t>М10.</w:t>
+            </w:r>
+            <w:r>
+              <w:rPr>
+                <w:lang w:val="en-US"/>
+              </w:rPr>
+              <w:t>X</w:t>
+            </w:r>
+            <w:r>
+              <w:t>В</w:t>
+            </w:r>
+            <w:r>
+              <w:rPr>
+                <w:lang w:val="en-US"/>
+              </w:rPr>
+              <w:t>:10</w:t>
+            </w:r>
+            <w:r>
+              <w:t xml:space="preserve"> – М10.</w:t>
+            </w:r>
+            <w:r>
+              <w:rPr>
+                <w:lang w:val="en-US"/>
+              </w:rPr>
+              <w:t>XB:8</w:t>
+            </w:r>
+          </w:p>
+        </w:tc>
+        <w:tc>
+          <w:tcPr>
+            <w:tcW w:w="2212" w:type="dxa"/>
+          </w:tcPr>
+          <w:p>
+            <w:pPr>
+              <w:pStyle w:val="af0"/>
+            </w:pPr>
+            <w:r>
+              <w:t>М10.К5</w:t>
+            </w:r>
+          </w:p>
+        </w:tc>
+        <w:tc>
+          <w:tcPr>
+            <w:tcW w:w="4914" w:type="dxa"/>
+          </w:tcPr>
+          <w:p>
+            <w:pPr>
+              <w:pStyle w:val="af0"/>
+              <w:jc w:val="left"/>
+            </w:pPr>
+            <w:r>
+              <w:t>Резерв</w:t>
+            </w:r>
+          </w:p>
+        </w:tc>
+      </w:tr>
+      <w:tr>
+        <w:tc>
+          <w:tcPr>
+            <w:tcW w:w="2479" w:type="dxa"/>
+          </w:tcPr>
+          <w:p>
+            <w:pPr>
+              <w:pStyle w:val="af0"/>
+            </w:pPr>
+            <w:r>
+              <w:t>М10</w:t>
+            </w:r>
+            <w:r>
+              <w:rPr>
+                <w:lang w:val="en-US"/>
+              </w:rPr>
+              <w:t>.X</w:t>
+            </w:r>
+            <w:r>
+              <w:t>В</w:t>
+            </w:r>
+            <w:r>
+              <w:rPr>
+                <w:lang w:val="en-US"/>
+              </w:rPr>
+              <w:t xml:space="preserve">:10 – </w:t>
+            </w:r>
+            <w:r>
+              <w:t>М10</w:t>
+            </w:r>
+            <w:r>
+              <w:rPr>
+                <w:lang w:val="en-US"/>
+              </w:rPr>
+              <w:t>.XB:9</w:t>
+            </w:r>
+          </w:p>
+        </w:tc>
+        <w:tc>
+          <w:tcPr>
+            <w:tcW w:w="2212" w:type="dxa"/>
+          </w:tcPr>
+          <w:p>
+            <w:pPr>
+              <w:pStyle w:val="af0"/>
+            </w:pPr>
+            <w:r>
+              <w:t>М10.К</w:t>
+            </w:r>
+            <w:r>
+              <w:rPr>
+                <w:lang w:val="en-US"/>
+              </w:rPr>
+              <w:t>6</w:t>
+            </w:r>
+          </w:p>
+        </w:tc>
+        <w:tc>
+          <w:tcPr>
+            <w:tcW w:w="4914" w:type="dxa"/>
+          </w:tcPr>
+          <w:p>
+            <w:pPr>
+              <w:pStyle w:val="af0"/>
+              <w:jc w:val="left"/>
+            </w:pPr>
+            <w:r>
+              <w:t>Резерв</w:t>
+            </w:r>
+          </w:p>
+        </w:tc>
+      </w:tr>
+      <w:tr>
+        <w:tc>
+          <w:tcPr>
+            <w:tcW w:w="2479" w:type="dxa"/>
+          </w:tcPr>
+          <w:p>
+            <w:pPr>
+              <w:pStyle w:val="af0"/>
+            </w:pPr>
+            <w:r>
+              <w:t>М10</w:t>
+            </w:r>
+            <w:r>
+              <w:rPr>
+                <w:lang w:val="en-US"/>
+              </w:rPr>
+              <w:t>.X</w:t>
+            </w:r>
+            <w:r>
+              <w:t>В</w:t>
+            </w:r>
+            <w:r>
+              <w:rPr>
+                <w:lang w:val="en-US"/>
+              </w:rPr>
+              <w:t xml:space="preserve">:13 – </w:t>
+            </w:r>
+            <w:r>
+              <w:t>М10</w:t>
+            </w:r>
+            <w:r>
+              <w:rPr>
+                <w:lang w:val="en-US"/>
+              </w:rPr>
+              <w:t>.XB:12</w:t>
+            </w:r>
+          </w:p>
+        </w:tc>
+        <w:tc>
+          <w:tcPr>
+            <w:tcW w:w="2212" w:type="dxa"/>
+          </w:tcPr>
+          <w:p>
+            <w:pPr>
+              <w:pStyle w:val="af0"/>
+            </w:pPr>
+            <w:r>
+              <w:t>М10.К</w:t>
+            </w:r>
+            <w:r>
+              <w:rPr>
+                <w:lang w:val="en-US"/>
+              </w:rPr>
+              <w:t>7</w:t>
+            </w:r>
+          </w:p>
+        </w:tc>
+        <w:tc>
+          <w:tcPr>
+            <w:tcW w:w="4914" w:type="dxa"/>
+          </w:tcPr>
+          <w:p>
+            <w:pPr>
+              <w:pStyle w:val="af0"/>
+              <w:jc w:val="left"/>
+            </w:pPr>
+            <w:r>
+              <w:t>Резерв</w:t>
             </w:r>
           </w:p>
         </w:tc>
@@ -14294,7 +16321,7 @@
               <w:rPr>
                 <w:noProof/>
               </w:rPr>
-              <w:t>9</w:t>
+              <w:t>10</w:t>
             </w:r>
           </w:fldSimple>
         </w:p>
@@ -14373,7 +16400,7 @@
             <w:rPr>
               <w:noProof/>
             </w:rPr>
-            <w:t>9</w:t>
+            <w:t>10</w:t>
           </w:r>
           <w:r>
             <w:fldChar w:fldCharType="end"/>
@@ -14394,7 +16421,7 @@
             <w:rPr>
               <w:noProof/>
             </w:rPr>
-            <w:t>9</w:t>
+            <w:t>10</w:t>
           </w:r>
           <w:r>
             <w:rPr>
@@ -16532,7 +18559,7 @@
 </file>
 
 <file path=customXml/itemProps1.xml><?xml version="1.0" encoding="utf-8"?>
-<ds:datastoreItem xmlns:ds="http://schemas.openxmlformats.org/officeDocument/2006/customXml" ds:itemID="{26C8B988-A16A-44FC-9F12-703B2343EA4F}">
+<ds:datastoreItem xmlns:ds="http://schemas.openxmlformats.org/officeDocument/2006/customXml" ds:itemID="{F1B08876-0884-46EE-AAE7-CA178D0124EF}">
   <ds:schemaRefs>
     <ds:schemaRef ds:uri="http://schemas.openxmlformats.org/officeDocument/2006/bibliography"/>
   </ds:schemaRefs>

--- a/mode_docx_gen/pmi_lo/template.docx
+++ b/mode_docx_gen/pmi_lo/template.docx
@@ -150,13 +150,13 @@
               <w:rPr>
                 <w:sz w:val="22"/>
               </w:rPr>
-              <w:t>Микропроцессорное устройство защиты и автоматики отходя</w:t>
+              <w:t xml:space="preserve">Микропроцессорное устройство защиты и автоматики </w:t>
             </w:r>
             <w:r>
               <w:rPr>
                 <w:sz w:val="22"/>
               </w:rPr>
-              <w:t>щего присоединения «ЮНИТ-М300-Т</w:t>
+              <w:t>трансформатора «ЮНИТ-М300-Т</w:t>
             </w:r>
             <w:r>
               <w:rPr>
@@ -217,23 +217,14 @@
             <w:r>
               <w:rPr>
                 <w:sz w:val="22"/>
-                <w:highlight w:val="yellow"/>
-              </w:rPr>
-              <w:t>ЮНИТ-М319-</w:t>
+              </w:rPr>
+              <w:t>ЮНИТ-М319-Т</w:t>
             </w:r>
             <w:r>
               <w:rPr>
                 <w:sz w:val="22"/>
-                <w:highlight w:val="red"/>
-              </w:rPr>
-              <w:t>ОЛ</w:t>
-            </w:r>
-            <w:r>
-              <w:rPr>
-                <w:sz w:val="22"/>
-                <w:highlight w:val="yellow"/>
-              </w:rPr>
-              <w:t>-Р02с-B021-В021-В001-К001-К003-M046-5400-x-C02.00</w:t>
+              </w:rPr>
+              <w:t>-Р02с_________________________________________</w:t>
             </w:r>
           </w:p>
         </w:tc>
@@ -463,7 +454,7 @@
       <w:r>
         <w:fldChar w:fldCharType="separate"/>
       </w:r>
-      <w:hyperlink w:anchor="_Toc193266509" w:history="1">
+      <w:hyperlink w:anchor="_Toc198735233" w:history="1">
         <w:r>
           <w:rPr>
             <w:rStyle w:val="af4"/>
@@ -507,7 +498,7 @@
             <w:noProof/>
             <w:webHidden/>
           </w:rPr>
-          <w:instrText xml:space="preserve"> PAGEREF _Toc193266509 \h </w:instrText>
+          <w:instrText xml:space="preserve"> PAGEREF _Toc198735233 \h </w:instrText>
         </w:r>
         <w:r>
           <w:rPr>
@@ -549,7 +540,7 @@
           <w:lang w:val="en-US"/>
         </w:rPr>
       </w:pPr>
-      <w:hyperlink w:anchor="_Toc193266510" w:history="1">
+      <w:hyperlink w:anchor="_Toc198735234" w:history="1">
         <w:r>
           <w:rPr>
             <w:rStyle w:val="af4"/>
@@ -576,7 +567,7 @@
             <w:noProof/>
             <w:webHidden/>
           </w:rPr>
-          <w:instrText xml:space="preserve"> PAGEREF _Toc193266510 \h </w:instrText>
+          <w:instrText xml:space="preserve"> PAGEREF _Toc198735234 \h </w:instrText>
         </w:r>
         <w:r>
           <w:rPr>
@@ -618,7 +609,7 @@
           <w:lang w:val="en-US"/>
         </w:rPr>
       </w:pPr>
-      <w:hyperlink w:anchor="_Toc193266511" w:history="1">
+      <w:hyperlink w:anchor="_Toc198735235" w:history="1">
         <w:r>
           <w:rPr>
             <w:rStyle w:val="af4"/>
@@ -645,7 +636,7 @@
             <w:noProof/>
             <w:webHidden/>
           </w:rPr>
-          <w:instrText xml:space="preserve"> PAGEREF _Toc193266511 \h </w:instrText>
+          <w:instrText xml:space="preserve"> PAGEREF _Toc198735235 \h </w:instrText>
         </w:r>
         <w:r>
           <w:rPr>
@@ -687,7 +678,7 @@
           <w:lang w:val="en-US"/>
         </w:rPr>
       </w:pPr>
-      <w:hyperlink w:anchor="_Toc193266512" w:history="1">
+      <w:hyperlink w:anchor="_Toc198735236" w:history="1">
         <w:r>
           <w:rPr>
             <w:rStyle w:val="af4"/>
@@ -714,7 +705,7 @@
             <w:noProof/>
             <w:webHidden/>
           </w:rPr>
-          <w:instrText xml:space="preserve"> PAGEREF _Toc193266512 \h </w:instrText>
+          <w:instrText xml:space="preserve"> PAGEREF _Toc198735236 \h </w:instrText>
         </w:r>
         <w:r>
           <w:rPr>
@@ -756,7 +747,7 @@
           <w:lang w:val="en-US"/>
         </w:rPr>
       </w:pPr>
-      <w:hyperlink w:anchor="_Toc193266513" w:history="1">
+      <w:hyperlink w:anchor="_Toc198735237" w:history="1">
         <w:r>
           <w:rPr>
             <w:rStyle w:val="af4"/>
@@ -783,7 +774,7 @@
             <w:noProof/>
             <w:webHidden/>
           </w:rPr>
-          <w:instrText xml:space="preserve"> PAGEREF _Toc193266513 \h </w:instrText>
+          <w:instrText xml:space="preserve"> PAGEREF _Toc198735237 \h </w:instrText>
         </w:r>
         <w:r>
           <w:rPr>
@@ -825,7 +816,7 @@
           <w:lang w:val="en-US"/>
         </w:rPr>
       </w:pPr>
-      <w:hyperlink w:anchor="_Toc193266514" w:history="1">
+      <w:hyperlink w:anchor="_Toc198735238" w:history="1">
         <w:r>
           <w:rPr>
             <w:rStyle w:val="af4"/>
@@ -852,7 +843,7 @@
             <w:noProof/>
             <w:webHidden/>
           </w:rPr>
-          <w:instrText xml:space="preserve"> PAGEREF _Toc193266514 \h </w:instrText>
+          <w:instrText xml:space="preserve"> PAGEREF _Toc198735238 \h </w:instrText>
         </w:r>
         <w:r>
           <w:rPr>
@@ -894,7 +885,7 @@
           <w:lang w:val="en-US"/>
         </w:rPr>
       </w:pPr>
-      <w:hyperlink w:anchor="_Toc193266515" w:history="1">
+      <w:hyperlink w:anchor="_Toc198735239" w:history="1">
         <w:r>
           <w:rPr>
             <w:rStyle w:val="af4"/>
@@ -921,7 +912,7 @@
             <w:noProof/>
             <w:webHidden/>
           </w:rPr>
-          <w:instrText xml:space="preserve"> PAGEREF _Toc193266515 \h </w:instrText>
+          <w:instrText xml:space="preserve"> PAGEREF _Toc198735239 \h </w:instrText>
         </w:r>
         <w:r>
           <w:rPr>
@@ -963,7 +954,7 @@
           <w:lang w:val="en-US"/>
         </w:rPr>
       </w:pPr>
-      <w:hyperlink w:anchor="_Toc193266516" w:history="1">
+      <w:hyperlink w:anchor="_Toc198735240" w:history="1">
         <w:r>
           <w:rPr>
             <w:rStyle w:val="af4"/>
@@ -990,7 +981,7 @@
             <w:noProof/>
             <w:webHidden/>
           </w:rPr>
-          <w:instrText xml:space="preserve"> PAGEREF _Toc193266516 \h </w:instrText>
+          <w:instrText xml:space="preserve"> PAGEREF _Toc198735240 \h </w:instrText>
         </w:r>
         <w:r>
           <w:rPr>
@@ -1036,7 +1027,7 @@
           <w:lang w:val="en-US"/>
         </w:rPr>
       </w:pPr>
-      <w:hyperlink w:anchor="_Toc193266517" w:history="1">
+      <w:hyperlink w:anchor="_Toc198735241" w:history="1">
         <w:r>
           <w:rPr>
             <w:rStyle w:val="af4"/>
@@ -1080,7 +1071,7 @@
             <w:noProof/>
             <w:webHidden/>
           </w:rPr>
-          <w:instrText xml:space="preserve"> PAGEREF _Toc193266517 \h </w:instrText>
+          <w:instrText xml:space="preserve"> PAGEREF _Toc198735241 \h </w:instrText>
         </w:r>
         <w:r>
           <w:rPr>
@@ -1122,7 +1113,7 @@
           <w:lang w:val="en-US"/>
         </w:rPr>
       </w:pPr>
-      <w:hyperlink w:anchor="_Toc193266518" w:history="1">
+      <w:hyperlink w:anchor="_Toc198735242" w:history="1">
         <w:r>
           <w:rPr>
             <w:rStyle w:val="af4"/>
@@ -1149,7 +1140,7 @@
             <w:noProof/>
             <w:webHidden/>
           </w:rPr>
-          <w:instrText xml:space="preserve"> PAGEREF _Toc193266518 \h </w:instrText>
+          <w:instrText xml:space="preserve"> PAGEREF _Toc198735242 \h </w:instrText>
         </w:r>
         <w:r>
           <w:rPr>
@@ -1191,13 +1182,13 @@
           <w:lang w:val="en-US"/>
         </w:rPr>
       </w:pPr>
-      <w:hyperlink w:anchor="_Toc193266519" w:history="1">
+      <w:hyperlink w:anchor="_Toc198735243" w:history="1">
         <w:r>
           <w:rPr>
             <w:rStyle w:val="af4"/>
             <w:noProof/>
           </w:rPr>
-          <w:t>2.2 Подключение аналоговых цепей к устройству</w:t>
+          <w:t>2.2 Подключение испытательной установки к устройству</w:t>
         </w:r>
         <w:r>
           <w:rPr>
@@ -1218,7 +1209,7 @@
             <w:noProof/>
             <w:webHidden/>
           </w:rPr>
-          <w:instrText xml:space="preserve"> PAGEREF _Toc193266519 \h </w:instrText>
+          <w:instrText xml:space="preserve"> PAGEREF _Toc198735243 \h </w:instrText>
         </w:r>
         <w:r>
           <w:rPr>
@@ -1260,13 +1251,13 @@
           <w:lang w:val="en-US"/>
         </w:rPr>
       </w:pPr>
-      <w:hyperlink w:anchor="_Toc193266520" w:history="1">
+      <w:hyperlink w:anchor="_Toc198735244" w:history="1">
         <w:r>
           <w:rPr>
             <w:rStyle w:val="af4"/>
             <w:noProof/>
           </w:rPr>
-          <w:t>2.3 Подключение дискретных входных и выходных цепей устройства</w:t>
+          <w:t>2.3 Назначение дискретных входов устройства ЮНИТ-М-300</w:t>
         </w:r>
         <w:r>
           <w:rPr>
@@ -1287,7 +1278,7 @@
             <w:noProof/>
             <w:webHidden/>
           </w:rPr>
-          <w:instrText xml:space="preserve"> PAGEREF _Toc193266520 \h </w:instrText>
+          <w:instrText xml:space="preserve"> PAGEREF _Toc198735244 \h </w:instrText>
         </w:r>
         <w:r>
           <w:rPr>
@@ -1307,7 +1298,7 @@
             <w:noProof/>
             <w:webHidden/>
           </w:rPr>
-          <w:t>5</w:t>
+          <w:t>6</w:t>
         </w:r>
         <w:r>
           <w:rPr>
@@ -1329,13 +1320,13 @@
           <w:lang w:val="en-US"/>
         </w:rPr>
       </w:pPr>
-      <w:hyperlink w:anchor="_Toc193266521" w:history="1">
+      <w:hyperlink w:anchor="_Toc198735245" w:history="1">
         <w:r>
           <w:rPr>
             <w:rStyle w:val="af4"/>
             <w:noProof/>
           </w:rPr>
-          <w:t>2.4 Назначение дискретных входов устройства ЮНИТ-М-300</w:t>
+          <w:t>2.4 Назначение выходных реле устройства ЮНИТ-М-300</w:t>
         </w:r>
         <w:r>
           <w:rPr>
@@ -1356,7 +1347,7 @@
             <w:noProof/>
             <w:webHidden/>
           </w:rPr>
-          <w:instrText xml:space="preserve"> PAGEREF _Toc193266521 \h </w:instrText>
+          <w:instrText xml:space="preserve"> PAGEREF _Toc198735245 \h </w:instrText>
         </w:r>
         <w:r>
           <w:rPr>
@@ -1376,7 +1367,7 @@
             <w:noProof/>
             <w:webHidden/>
           </w:rPr>
-          <w:t>6</w:t>
+          <w:t>8</w:t>
         </w:r>
         <w:r>
           <w:rPr>
@@ -1398,13 +1389,13 @@
           <w:lang w:val="en-US"/>
         </w:rPr>
       </w:pPr>
-      <w:hyperlink w:anchor="_Toc193266522" w:history="1">
+      <w:hyperlink w:anchor="_Toc198735246" w:history="1">
         <w:r>
           <w:rPr>
             <w:rStyle w:val="af4"/>
             <w:noProof/>
           </w:rPr>
-          <w:t>2.5 Назначение выходных реле устройства ЮНИТ-М-300</w:t>
+          <w:t>2.5 Проверка функции УРОВ</w:t>
         </w:r>
         <w:r>
           <w:rPr>
@@ -1425,7 +1416,7 @@
             <w:noProof/>
             <w:webHidden/>
           </w:rPr>
-          <w:instrText xml:space="preserve"> PAGEREF _Toc193266522 \h </w:instrText>
+          <w:instrText xml:space="preserve"> PAGEREF _Toc198735246 \h </w:instrText>
         </w:r>
         <w:r>
           <w:rPr>
@@ -1445,7 +1436,856 @@
             <w:noProof/>
             <w:webHidden/>
           </w:rPr>
-          <w:t>8</w:t>
+          <w:t>11</w:t>
+        </w:r>
+        <w:r>
+          <w:rPr>
+            <w:noProof/>
+            <w:webHidden/>
+          </w:rPr>
+          <w:fldChar w:fldCharType="end"/>
+        </w:r>
+      </w:hyperlink>
+    </w:p>
+    <w:p>
+      <w:pPr>
+        <w:pStyle w:val="22"/>
+        <w:rPr>
+          <w:rFonts w:asciiTheme="minorHAnsi" w:eastAsiaTheme="minorEastAsia" w:hAnsiTheme="minorHAnsi"/>
+          <w:noProof/>
+          <w:color w:val="auto"/>
+          <w:sz w:val="22"/>
+          <w:lang w:val="en-US"/>
+        </w:rPr>
+      </w:pPr>
+      <w:hyperlink w:anchor="_Toc198735247" w:history="1">
+        <w:r>
+          <w:rPr>
+            <w:rStyle w:val="af4"/>
+            <w:noProof/>
+          </w:rPr>
+          <w:t>2.6 Проверка функции ЛО Т</w:t>
+        </w:r>
+        <w:r>
+          <w:rPr>
+            <w:noProof/>
+            <w:webHidden/>
+          </w:rPr>
+          <w:tab/>
+        </w:r>
+        <w:r>
+          <w:rPr>
+            <w:noProof/>
+            <w:webHidden/>
+          </w:rPr>
+          <w:fldChar w:fldCharType="begin"/>
+        </w:r>
+        <w:r>
+          <w:rPr>
+            <w:noProof/>
+            <w:webHidden/>
+          </w:rPr>
+          <w:instrText xml:space="preserve"> PAGEREF _Toc198735247 \h </w:instrText>
+        </w:r>
+        <w:r>
+          <w:rPr>
+            <w:noProof/>
+            <w:webHidden/>
+          </w:rPr>
+        </w:r>
+        <w:r>
+          <w:rPr>
+            <w:noProof/>
+            <w:webHidden/>
+          </w:rPr>
+          <w:fldChar w:fldCharType="separate"/>
+        </w:r>
+        <w:r>
+          <w:rPr>
+            <w:noProof/>
+            <w:webHidden/>
+          </w:rPr>
+          <w:t>23</w:t>
+        </w:r>
+        <w:r>
+          <w:rPr>
+            <w:noProof/>
+            <w:webHidden/>
+          </w:rPr>
+          <w:fldChar w:fldCharType="end"/>
+        </w:r>
+      </w:hyperlink>
+    </w:p>
+    <w:p>
+      <w:pPr>
+        <w:pStyle w:val="22"/>
+        <w:rPr>
+          <w:rFonts w:asciiTheme="minorHAnsi" w:eastAsiaTheme="minorEastAsia" w:hAnsiTheme="minorHAnsi"/>
+          <w:noProof/>
+          <w:color w:val="auto"/>
+          <w:sz w:val="22"/>
+          <w:lang w:val="en-US"/>
+        </w:rPr>
+      </w:pPr>
+      <w:hyperlink w:anchor="_Toc198735248" w:history="1">
+        <w:r>
+          <w:rPr>
+            <w:rStyle w:val="af4"/>
+            <w:noProof/>
+          </w:rPr>
+          <w:t>2.7 Проверка функции ЛО ВН</w:t>
+        </w:r>
+        <w:r>
+          <w:rPr>
+            <w:noProof/>
+            <w:webHidden/>
+          </w:rPr>
+          <w:tab/>
+        </w:r>
+        <w:r>
+          <w:rPr>
+            <w:noProof/>
+            <w:webHidden/>
+          </w:rPr>
+          <w:fldChar w:fldCharType="begin"/>
+        </w:r>
+        <w:r>
+          <w:rPr>
+            <w:noProof/>
+            <w:webHidden/>
+          </w:rPr>
+          <w:instrText xml:space="preserve"> PAGEREF _Toc198735248 \h </w:instrText>
+        </w:r>
+        <w:r>
+          <w:rPr>
+            <w:noProof/>
+            <w:webHidden/>
+          </w:rPr>
+        </w:r>
+        <w:r>
+          <w:rPr>
+            <w:noProof/>
+            <w:webHidden/>
+          </w:rPr>
+          <w:fldChar w:fldCharType="separate"/>
+        </w:r>
+        <w:r>
+          <w:rPr>
+            <w:noProof/>
+            <w:webHidden/>
+          </w:rPr>
+          <w:t>32</w:t>
+        </w:r>
+        <w:r>
+          <w:rPr>
+            <w:noProof/>
+            <w:webHidden/>
+          </w:rPr>
+          <w:fldChar w:fldCharType="end"/>
+        </w:r>
+      </w:hyperlink>
+    </w:p>
+    <w:p>
+      <w:pPr>
+        <w:pStyle w:val="22"/>
+        <w:rPr>
+          <w:rFonts w:asciiTheme="minorHAnsi" w:eastAsiaTheme="minorEastAsia" w:hAnsiTheme="minorHAnsi"/>
+          <w:noProof/>
+          <w:color w:val="auto"/>
+          <w:sz w:val="22"/>
+          <w:lang w:val="en-US"/>
+        </w:rPr>
+      </w:pPr>
+      <w:hyperlink w:anchor="_Toc198735249" w:history="1">
+        <w:r>
+          <w:rPr>
+            <w:rStyle w:val="af4"/>
+            <w:noProof/>
+          </w:rPr>
+          <w:t>2.8 Проверка функции ЛО НН</w:t>
+        </w:r>
+        <w:r>
+          <w:rPr>
+            <w:noProof/>
+            <w:webHidden/>
+          </w:rPr>
+          <w:tab/>
+        </w:r>
+        <w:r>
+          <w:rPr>
+            <w:noProof/>
+            <w:webHidden/>
+          </w:rPr>
+          <w:fldChar w:fldCharType="begin"/>
+        </w:r>
+        <w:r>
+          <w:rPr>
+            <w:noProof/>
+            <w:webHidden/>
+          </w:rPr>
+          <w:instrText xml:space="preserve"> PAGEREF _Toc198735249 \h </w:instrText>
+        </w:r>
+        <w:r>
+          <w:rPr>
+            <w:noProof/>
+            <w:webHidden/>
+          </w:rPr>
+        </w:r>
+        <w:r>
+          <w:rPr>
+            <w:noProof/>
+            <w:webHidden/>
+          </w:rPr>
+          <w:fldChar w:fldCharType="separate"/>
+        </w:r>
+        <w:r>
+          <w:rPr>
+            <w:noProof/>
+            <w:webHidden/>
+          </w:rPr>
+          <w:t>41</w:t>
+        </w:r>
+        <w:r>
+          <w:rPr>
+            <w:noProof/>
+            <w:webHidden/>
+          </w:rPr>
+          <w:fldChar w:fldCharType="end"/>
+        </w:r>
+      </w:hyperlink>
+    </w:p>
+    <w:p>
+      <w:pPr>
+        <w:pStyle w:val="22"/>
+        <w:rPr>
+          <w:rFonts w:asciiTheme="minorHAnsi" w:eastAsiaTheme="minorEastAsia" w:hAnsiTheme="minorHAnsi"/>
+          <w:noProof/>
+          <w:color w:val="auto"/>
+          <w:sz w:val="22"/>
+          <w:lang w:val="en-US"/>
+        </w:rPr>
+      </w:pPr>
+      <w:hyperlink w:anchor="_Toc198735250" w:history="1">
+        <w:r>
+          <w:rPr>
+            <w:rStyle w:val="af4"/>
+            <w:noProof/>
+          </w:rPr>
+          <w:t>2.9 Проверка функции СС. Часть 1</w:t>
+        </w:r>
+        <w:r>
+          <w:rPr>
+            <w:noProof/>
+            <w:webHidden/>
+          </w:rPr>
+          <w:tab/>
+        </w:r>
+        <w:r>
+          <w:rPr>
+            <w:noProof/>
+            <w:webHidden/>
+          </w:rPr>
+          <w:fldChar w:fldCharType="begin"/>
+        </w:r>
+        <w:r>
+          <w:rPr>
+            <w:noProof/>
+            <w:webHidden/>
+          </w:rPr>
+          <w:instrText xml:space="preserve"> PAGEREF _Toc198735250 \h </w:instrText>
+        </w:r>
+        <w:r>
+          <w:rPr>
+            <w:noProof/>
+            <w:webHidden/>
+          </w:rPr>
+        </w:r>
+        <w:r>
+          <w:rPr>
+            <w:noProof/>
+            <w:webHidden/>
+          </w:rPr>
+          <w:fldChar w:fldCharType="separate"/>
+        </w:r>
+        <w:r>
+          <w:rPr>
+            <w:noProof/>
+            <w:webHidden/>
+          </w:rPr>
+          <w:t>49</w:t>
+        </w:r>
+        <w:r>
+          <w:rPr>
+            <w:noProof/>
+            <w:webHidden/>
+          </w:rPr>
+          <w:fldChar w:fldCharType="end"/>
+        </w:r>
+      </w:hyperlink>
+    </w:p>
+    <w:p>
+      <w:pPr>
+        <w:pStyle w:val="22"/>
+        <w:rPr>
+          <w:rFonts w:asciiTheme="minorHAnsi" w:eastAsiaTheme="minorEastAsia" w:hAnsiTheme="minorHAnsi"/>
+          <w:noProof/>
+          <w:color w:val="auto"/>
+          <w:sz w:val="22"/>
+          <w:lang w:val="en-US"/>
+        </w:rPr>
+      </w:pPr>
+      <w:hyperlink w:anchor="_Toc198735251" w:history="1">
+        <w:r>
+          <w:rPr>
+            <w:rStyle w:val="af4"/>
+            <w:noProof/>
+          </w:rPr>
+          <w:t>2.10 Проверка функции СС. Часть 2</w:t>
+        </w:r>
+        <w:r>
+          <w:rPr>
+            <w:noProof/>
+            <w:webHidden/>
+          </w:rPr>
+          <w:tab/>
+        </w:r>
+        <w:r>
+          <w:rPr>
+            <w:noProof/>
+            <w:webHidden/>
+          </w:rPr>
+          <w:fldChar w:fldCharType="begin"/>
+        </w:r>
+        <w:r>
+          <w:rPr>
+            <w:noProof/>
+            <w:webHidden/>
+          </w:rPr>
+          <w:instrText xml:space="preserve"> PAGEREF _Toc198735251 \h </w:instrText>
+        </w:r>
+        <w:r>
+          <w:rPr>
+            <w:noProof/>
+            <w:webHidden/>
+          </w:rPr>
+        </w:r>
+        <w:r>
+          <w:rPr>
+            <w:noProof/>
+            <w:webHidden/>
+          </w:rPr>
+          <w:fldChar w:fldCharType="separate"/>
+        </w:r>
+        <w:r>
+          <w:rPr>
+            <w:noProof/>
+            <w:webHidden/>
+          </w:rPr>
+          <w:t>57</w:t>
+        </w:r>
+        <w:r>
+          <w:rPr>
+            <w:noProof/>
+            <w:webHidden/>
+          </w:rPr>
+          <w:fldChar w:fldCharType="end"/>
+        </w:r>
+      </w:hyperlink>
+    </w:p>
+    <w:p>
+      <w:pPr>
+        <w:pStyle w:val="12"/>
+        <w:tabs>
+          <w:tab w:val="left" w:pos="567"/>
+          <w:tab w:val="right" w:leader="dot" w:pos="9605"/>
+        </w:tabs>
+        <w:rPr>
+          <w:rFonts w:asciiTheme="minorHAnsi" w:eastAsiaTheme="minorEastAsia" w:hAnsiTheme="minorHAnsi"/>
+          <w:noProof/>
+          <w:color w:val="auto"/>
+          <w:sz w:val="22"/>
+          <w:lang w:val="en-US"/>
+        </w:rPr>
+      </w:pPr>
+      <w:hyperlink w:anchor="_Toc198735252" w:history="1">
+        <w:r>
+          <w:rPr>
+            <w:rStyle w:val="af4"/>
+            <w:noProof/>
+          </w:rPr>
+          <w:t>3.</w:t>
+        </w:r>
+        <w:r>
+          <w:rPr>
+            <w:rFonts w:asciiTheme="minorHAnsi" w:eastAsiaTheme="minorEastAsia" w:hAnsiTheme="minorHAnsi"/>
+            <w:noProof/>
+            <w:color w:val="auto"/>
+            <w:sz w:val="22"/>
+            <w:lang w:val="en-US"/>
+          </w:rPr>
+          <w:tab/>
+        </w:r>
+        <w:r>
+          <w:rPr>
+            <w:rStyle w:val="af4"/>
+            <w:noProof/>
+          </w:rPr>
+          <w:t>РЕЗУЛЬТАТ ИСПЫТАНИЙ</w:t>
+        </w:r>
+        <w:r>
+          <w:rPr>
+            <w:noProof/>
+            <w:webHidden/>
+          </w:rPr>
+          <w:tab/>
+        </w:r>
+        <w:r>
+          <w:rPr>
+            <w:noProof/>
+            <w:webHidden/>
+          </w:rPr>
+          <w:fldChar w:fldCharType="begin"/>
+        </w:r>
+        <w:r>
+          <w:rPr>
+            <w:noProof/>
+            <w:webHidden/>
+          </w:rPr>
+          <w:instrText xml:space="preserve"> PAGEREF _Toc198735252 \h </w:instrText>
+        </w:r>
+        <w:r>
+          <w:rPr>
+            <w:noProof/>
+            <w:webHidden/>
+          </w:rPr>
+        </w:r>
+        <w:r>
+          <w:rPr>
+            <w:noProof/>
+            <w:webHidden/>
+          </w:rPr>
+          <w:fldChar w:fldCharType="separate"/>
+        </w:r>
+        <w:r>
+          <w:rPr>
+            <w:noProof/>
+            <w:webHidden/>
+          </w:rPr>
+          <w:t>65</w:t>
+        </w:r>
+        <w:r>
+          <w:rPr>
+            <w:noProof/>
+            <w:webHidden/>
+          </w:rPr>
+          <w:fldChar w:fldCharType="end"/>
+        </w:r>
+      </w:hyperlink>
+    </w:p>
+    <w:p>
+      <w:pPr>
+        <w:pStyle w:val="22"/>
+        <w:rPr>
+          <w:rFonts w:asciiTheme="minorHAnsi" w:eastAsiaTheme="minorEastAsia" w:hAnsiTheme="minorHAnsi"/>
+          <w:noProof/>
+          <w:color w:val="auto"/>
+          <w:sz w:val="22"/>
+          <w:lang w:val="en-US"/>
+        </w:rPr>
+      </w:pPr>
+      <w:hyperlink w:anchor="_Toc198735253" w:history="1">
+        <w:r>
+          <w:rPr>
+            <w:rStyle w:val="af4"/>
+            <w:noProof/>
+          </w:rPr>
+          <w:t>3.1 Результат проверки функции УРОВ</w:t>
+        </w:r>
+        <w:r>
+          <w:rPr>
+            <w:noProof/>
+            <w:webHidden/>
+          </w:rPr>
+          <w:tab/>
+        </w:r>
+        <w:r>
+          <w:rPr>
+            <w:noProof/>
+            <w:webHidden/>
+          </w:rPr>
+          <w:fldChar w:fldCharType="begin"/>
+        </w:r>
+        <w:r>
+          <w:rPr>
+            <w:noProof/>
+            <w:webHidden/>
+          </w:rPr>
+          <w:instrText xml:space="preserve"> PAGEREF _Toc198735253 \h </w:instrText>
+        </w:r>
+        <w:r>
+          <w:rPr>
+            <w:noProof/>
+            <w:webHidden/>
+          </w:rPr>
+        </w:r>
+        <w:r>
+          <w:rPr>
+            <w:noProof/>
+            <w:webHidden/>
+          </w:rPr>
+          <w:fldChar w:fldCharType="separate"/>
+        </w:r>
+        <w:r>
+          <w:rPr>
+            <w:noProof/>
+            <w:webHidden/>
+          </w:rPr>
+          <w:t>65</w:t>
+        </w:r>
+        <w:r>
+          <w:rPr>
+            <w:noProof/>
+            <w:webHidden/>
+          </w:rPr>
+          <w:fldChar w:fldCharType="end"/>
+        </w:r>
+      </w:hyperlink>
+    </w:p>
+    <w:p>
+      <w:pPr>
+        <w:pStyle w:val="22"/>
+        <w:rPr>
+          <w:rFonts w:asciiTheme="minorHAnsi" w:eastAsiaTheme="minorEastAsia" w:hAnsiTheme="minorHAnsi"/>
+          <w:noProof/>
+          <w:color w:val="auto"/>
+          <w:sz w:val="22"/>
+          <w:lang w:val="en-US"/>
+        </w:rPr>
+      </w:pPr>
+      <w:hyperlink w:anchor="_Toc198735254" w:history="1">
+        <w:r>
+          <w:rPr>
+            <w:rStyle w:val="af4"/>
+            <w:noProof/>
+          </w:rPr>
+          <w:t>3.2 Результат проверки функции ЛО Т</w:t>
+        </w:r>
+        <w:r>
+          <w:rPr>
+            <w:noProof/>
+            <w:webHidden/>
+          </w:rPr>
+          <w:tab/>
+        </w:r>
+        <w:r>
+          <w:rPr>
+            <w:noProof/>
+            <w:webHidden/>
+          </w:rPr>
+          <w:fldChar w:fldCharType="begin"/>
+        </w:r>
+        <w:r>
+          <w:rPr>
+            <w:noProof/>
+            <w:webHidden/>
+          </w:rPr>
+          <w:instrText xml:space="preserve"> PAGEREF _Toc198735254 \h </w:instrText>
+        </w:r>
+        <w:r>
+          <w:rPr>
+            <w:noProof/>
+            <w:webHidden/>
+          </w:rPr>
+        </w:r>
+        <w:r>
+          <w:rPr>
+            <w:noProof/>
+            <w:webHidden/>
+          </w:rPr>
+          <w:fldChar w:fldCharType="separate"/>
+        </w:r>
+        <w:r>
+          <w:rPr>
+            <w:noProof/>
+            <w:webHidden/>
+          </w:rPr>
+          <w:t>66</w:t>
+        </w:r>
+        <w:r>
+          <w:rPr>
+            <w:noProof/>
+            <w:webHidden/>
+          </w:rPr>
+          <w:fldChar w:fldCharType="end"/>
+        </w:r>
+      </w:hyperlink>
+    </w:p>
+    <w:p>
+      <w:pPr>
+        <w:pStyle w:val="22"/>
+        <w:rPr>
+          <w:rFonts w:asciiTheme="minorHAnsi" w:eastAsiaTheme="minorEastAsia" w:hAnsiTheme="minorHAnsi"/>
+          <w:noProof/>
+          <w:color w:val="auto"/>
+          <w:sz w:val="22"/>
+          <w:lang w:val="en-US"/>
+        </w:rPr>
+      </w:pPr>
+      <w:hyperlink w:anchor="_Toc198735255" w:history="1">
+        <w:r>
+          <w:rPr>
+            <w:rStyle w:val="af4"/>
+            <w:noProof/>
+          </w:rPr>
+          <w:t>3.3 Результат проверки функции ЛО ВН</w:t>
+        </w:r>
+        <w:r>
+          <w:rPr>
+            <w:noProof/>
+            <w:webHidden/>
+          </w:rPr>
+          <w:tab/>
+        </w:r>
+        <w:r>
+          <w:rPr>
+            <w:noProof/>
+            <w:webHidden/>
+          </w:rPr>
+          <w:fldChar w:fldCharType="begin"/>
+        </w:r>
+        <w:r>
+          <w:rPr>
+            <w:noProof/>
+            <w:webHidden/>
+          </w:rPr>
+          <w:instrText xml:space="preserve"> PAGEREF _Toc198735255 \h </w:instrText>
+        </w:r>
+        <w:r>
+          <w:rPr>
+            <w:noProof/>
+            <w:webHidden/>
+          </w:rPr>
+        </w:r>
+        <w:r>
+          <w:rPr>
+            <w:noProof/>
+            <w:webHidden/>
+          </w:rPr>
+          <w:fldChar w:fldCharType="separate"/>
+        </w:r>
+        <w:r>
+          <w:rPr>
+            <w:noProof/>
+            <w:webHidden/>
+          </w:rPr>
+          <w:t>66</w:t>
+        </w:r>
+        <w:r>
+          <w:rPr>
+            <w:noProof/>
+            <w:webHidden/>
+          </w:rPr>
+          <w:fldChar w:fldCharType="end"/>
+        </w:r>
+      </w:hyperlink>
+    </w:p>
+    <w:p>
+      <w:pPr>
+        <w:pStyle w:val="22"/>
+        <w:rPr>
+          <w:rFonts w:asciiTheme="minorHAnsi" w:eastAsiaTheme="minorEastAsia" w:hAnsiTheme="minorHAnsi"/>
+          <w:noProof/>
+          <w:color w:val="auto"/>
+          <w:sz w:val="22"/>
+          <w:lang w:val="en-US"/>
+        </w:rPr>
+      </w:pPr>
+      <w:hyperlink w:anchor="_Toc198735256" w:history="1">
+        <w:r>
+          <w:rPr>
+            <w:rStyle w:val="af4"/>
+            <w:noProof/>
+          </w:rPr>
+          <w:t>3.4 Результат проверки функции ЛО НН</w:t>
+        </w:r>
+        <w:r>
+          <w:rPr>
+            <w:noProof/>
+            <w:webHidden/>
+          </w:rPr>
+          <w:tab/>
+        </w:r>
+        <w:r>
+          <w:rPr>
+            <w:noProof/>
+            <w:webHidden/>
+          </w:rPr>
+          <w:fldChar w:fldCharType="begin"/>
+        </w:r>
+        <w:r>
+          <w:rPr>
+            <w:noProof/>
+            <w:webHidden/>
+          </w:rPr>
+          <w:instrText xml:space="preserve"> PAGEREF _Toc198735256 \h </w:instrText>
+        </w:r>
+        <w:r>
+          <w:rPr>
+            <w:noProof/>
+            <w:webHidden/>
+          </w:rPr>
+        </w:r>
+        <w:r>
+          <w:rPr>
+            <w:noProof/>
+            <w:webHidden/>
+          </w:rPr>
+          <w:fldChar w:fldCharType="separate"/>
+        </w:r>
+        <w:r>
+          <w:rPr>
+            <w:noProof/>
+            <w:webHidden/>
+          </w:rPr>
+          <w:t>67</w:t>
+        </w:r>
+        <w:r>
+          <w:rPr>
+            <w:noProof/>
+            <w:webHidden/>
+          </w:rPr>
+          <w:fldChar w:fldCharType="end"/>
+        </w:r>
+      </w:hyperlink>
+    </w:p>
+    <w:p>
+      <w:pPr>
+        <w:pStyle w:val="22"/>
+        <w:rPr>
+          <w:rFonts w:asciiTheme="minorHAnsi" w:eastAsiaTheme="minorEastAsia" w:hAnsiTheme="minorHAnsi"/>
+          <w:noProof/>
+          <w:color w:val="auto"/>
+          <w:sz w:val="22"/>
+          <w:lang w:val="en-US"/>
+        </w:rPr>
+      </w:pPr>
+      <w:hyperlink w:anchor="_Toc198735257" w:history="1">
+        <w:r>
+          <w:rPr>
+            <w:rStyle w:val="af4"/>
+            <w:noProof/>
+          </w:rPr>
+          <w:t>3.5 Результат проверки функции СС. Часть 1</w:t>
+        </w:r>
+        <w:r>
+          <w:rPr>
+            <w:noProof/>
+            <w:webHidden/>
+          </w:rPr>
+          <w:tab/>
+        </w:r>
+        <w:r>
+          <w:rPr>
+            <w:noProof/>
+            <w:webHidden/>
+          </w:rPr>
+          <w:fldChar w:fldCharType="begin"/>
+        </w:r>
+        <w:r>
+          <w:rPr>
+            <w:noProof/>
+            <w:webHidden/>
+          </w:rPr>
+          <w:instrText xml:space="preserve"> PAGEREF _Toc198735257 \h </w:instrText>
+        </w:r>
+        <w:r>
+          <w:rPr>
+            <w:noProof/>
+            <w:webHidden/>
+          </w:rPr>
+        </w:r>
+        <w:r>
+          <w:rPr>
+            <w:noProof/>
+            <w:webHidden/>
+          </w:rPr>
+          <w:fldChar w:fldCharType="separate"/>
+        </w:r>
+        <w:r>
+          <w:rPr>
+            <w:noProof/>
+            <w:webHidden/>
+          </w:rPr>
+          <w:t>68</w:t>
+        </w:r>
+        <w:r>
+          <w:rPr>
+            <w:noProof/>
+            <w:webHidden/>
+          </w:rPr>
+          <w:fldChar w:fldCharType="end"/>
+        </w:r>
+      </w:hyperlink>
+    </w:p>
+    <w:p>
+      <w:pPr>
+        <w:pStyle w:val="22"/>
+        <w:rPr>
+          <w:rFonts w:asciiTheme="minorHAnsi" w:eastAsiaTheme="minorEastAsia" w:hAnsiTheme="minorHAnsi"/>
+          <w:noProof/>
+          <w:color w:val="auto"/>
+          <w:sz w:val="22"/>
+          <w:lang w:val="en-US"/>
+        </w:rPr>
+      </w:pPr>
+      <w:hyperlink w:anchor="_Toc198735258" w:history="1">
+        <w:r>
+          <w:rPr>
+            <w:rStyle w:val="af4"/>
+            <w:noProof/>
+          </w:rPr>
+          <w:t>3.6 Результат проверки функции СС. Часть 2</w:t>
+        </w:r>
+        <w:r>
+          <w:rPr>
+            <w:noProof/>
+            <w:webHidden/>
+          </w:rPr>
+          <w:tab/>
+        </w:r>
+        <w:r>
+          <w:rPr>
+            <w:noProof/>
+            <w:webHidden/>
+          </w:rPr>
+          <w:fldChar w:fldCharType="begin"/>
+        </w:r>
+        <w:r>
+          <w:rPr>
+            <w:noProof/>
+            <w:webHidden/>
+          </w:rPr>
+          <w:instrText xml:space="preserve"> PAGEREF _Toc198735258 \h </w:instrText>
+        </w:r>
+        <w:r>
+          <w:rPr>
+            <w:noProof/>
+            <w:webHidden/>
+          </w:rPr>
+        </w:r>
+        <w:r>
+          <w:rPr>
+            <w:noProof/>
+            <w:webHidden/>
+          </w:rPr>
+          <w:fldChar w:fldCharType="separate"/>
+        </w:r>
+        <w:r>
+          <w:rPr>
+            <w:noProof/>
+            <w:webHidden/>
+          </w:rPr>
+          <w:t>69</w:t>
         </w:r>
         <w:r>
           <w:rPr>
@@ -1506,7 +2346,7 @@
         <w:lastRenderedPageBreak/>
         <w:tab/>
       </w:r>
-      <w:bookmarkStart w:id="0" w:name="_Toc193266509"/>
+      <w:bookmarkStart w:id="0" w:name="_Toc198735233"/>
       <w:r>
         <w:t>ОБЩИЕ СВЕДЕНИЯ</w:t>
       </w:r>
@@ -1516,7 +2356,7 @@
       <w:pPr>
         <w:pStyle w:val="2"/>
       </w:pPr>
-      <w:bookmarkStart w:id="1" w:name="_Toc193266510"/>
+      <w:bookmarkStart w:id="1" w:name="_Toc198735234"/>
       <w:r>
         <w:t>Цель проведения испытаний</w:t>
       </w:r>
@@ -1527,14 +2367,29 @@
         <w:pStyle w:val="a5"/>
       </w:pPr>
       <w:r>
-        <w:t>Проверка функциональной схемы устройства ЮНИТ-М300-Т2 в части функции МТЗ.</w:t>
+        <w:t xml:space="preserve">Проверка и подтверждение соответствия взаимосвязей функциональных блоков устройства ЮНИТ-М300-Т согласованной функциональной схеме устройства (далее ФСУ) </w:t>
+      </w:r>
+      <w:r>
+        <w:rPr>
+          <w:highlight w:val="yellow"/>
+        </w:rPr>
+        <w:t>версии 2.1</w:t>
+      </w:r>
+      <w:r>
+        <w:t xml:space="preserve"> в части </w:t>
+      </w:r>
+      <w:r>
+        <w:t>логик отключения</w:t>
+      </w:r>
+      <w:r>
+        <w:t>.</w:t>
       </w:r>
     </w:p>
     <w:p>
       <w:pPr>
         <w:pStyle w:val="2"/>
       </w:pPr>
-      <w:bookmarkStart w:id="2" w:name="_Toc193266511"/>
+      <w:bookmarkStart w:id="2" w:name="_Toc198735235"/>
       <w:r>
         <w:t>Место</w:t>
       </w:r>
@@ -1681,7 +2536,7 @@
       <w:pPr>
         <w:pStyle w:val="2"/>
       </w:pPr>
-      <w:bookmarkStart w:id="3" w:name="_Toc193266512"/>
+      <w:bookmarkStart w:id="3" w:name="_Toc198735236"/>
       <w:r>
         <w:t>Информация об объекте испытаний</w:t>
       </w:r>
@@ -1823,7 +2678,13 @@
               <w:rPr>
                 <w:highlight w:val="yellow"/>
               </w:rPr>
-              <w:t>Модель ЮНИТ-М314-Т2-Р02с-B021-В021-В001-К001-К003-M046-5400-x-C02.00,</w:t>
+              <w:t>Модель ЮНИТ-М314-Т</w:t>
+            </w:r>
+            <w:r>
+              <w:rPr>
+                <w:highlight w:val="yellow"/>
+              </w:rPr>
+              <w:t>-Р02с-B021-В021-В001-К001-К003-M046-5400-x-C02.00,</w:t>
             </w:r>
           </w:p>
           <w:p>
@@ -2025,7 +2886,7 @@
       <w:pPr>
         <w:pStyle w:val="2"/>
       </w:pPr>
-      <w:bookmarkStart w:id="4" w:name="_Toc193266513"/>
+      <w:bookmarkStart w:id="4" w:name="_Toc198735237"/>
       <w:r>
         <w:t>Период проведения испытаний</w:t>
       </w:r>
@@ -2052,7 +2913,7 @@
       <w:pPr>
         <w:pStyle w:val="2"/>
       </w:pPr>
-      <w:bookmarkStart w:id="5" w:name="_Toc193266514"/>
+      <w:bookmarkStart w:id="5" w:name="_Toc198735238"/>
       <w:r>
         <w:t>Условия проведения испытаний и измерений</w:t>
       </w:r>
@@ -2070,7 +2931,7 @@
       <w:pPr>
         <w:pStyle w:val="2"/>
       </w:pPr>
-      <w:bookmarkStart w:id="6" w:name="_Toc193266515"/>
+      <w:bookmarkStart w:id="6" w:name="_Toc198735239"/>
       <w:r>
         <w:t>Нормативная документация</w:t>
       </w:r>
@@ -2081,19 +2942,45 @@
         <w:pStyle w:val="a5"/>
       </w:pPr>
       <w:r>
+        <w:t xml:space="preserve">1. СТО 56947007-33.040.20.296-2019 </w:t>
+      </w:r>
+      <w:r>
+        <w:t>Типовые шкафы ШЭТ и ОЭТ 6-35 кВ. Архитектура I типа</w:t>
+      </w:r>
+      <w:r>
+        <w:t>, ПАО «ФСК ЕЭС».</w:t>
+      </w:r>
+    </w:p>
+    <w:p>
+      <w:pPr>
+        <w:pStyle w:val="a5"/>
+      </w:pPr>
+      <w:r>
+        <w:lastRenderedPageBreak/>
+        <w:t xml:space="preserve">2. СТО 56947007-33.040.20.297-2019 </w:t>
+      </w:r>
+      <w:r>
+        <w:t>Типовые шкафы ШЭТ и ОЭТ 6-35 кВ. Архитектура I</w:t>
+      </w:r>
+      <w:r>
         <w:rPr>
-          <w:highlight w:val="yellow"/>
+          <w:lang w:val="en-US"/>
         </w:rPr>
-        <w:t>(указать НТД и др. документы, на соответствие требованиям которых проводились испытания)</w:t>
+        <w:t>I</w:t>
+      </w:r>
+      <w:r>
+        <w:t xml:space="preserve"> типа</w:t>
+      </w:r>
+      <w:r>
+        <w:t>, ПАО «ФСК ЕЭС».</w:t>
       </w:r>
     </w:p>
     <w:p>
       <w:pPr>
         <w:pStyle w:val="2"/>
       </w:pPr>
-      <w:bookmarkStart w:id="7" w:name="_Toc193266516"/>
+      <w:bookmarkStart w:id="7" w:name="_Toc198735240"/>
       <w:r>
-        <w:lastRenderedPageBreak/>
         <w:t>Перечень используемых средств измерений (СИ), испытательного оборудования (ИО) и вспомогательного оборудования (ВО)</w:t>
       </w:r>
       <w:bookmarkEnd w:id="7"/>
@@ -2460,58 +3347,6 @@
           <w:p/>
         </w:tc>
       </w:tr>
-      <w:tr>
-        <w:tc>
-          <w:tcPr>
-            <w:tcW w:w="3681" w:type="dxa"/>
-          </w:tcPr>
-          <w:p/>
-        </w:tc>
-        <w:tc>
-          <w:tcPr>
-            <w:tcW w:w="2835" w:type="dxa"/>
-          </w:tcPr>
-          <w:p/>
-        </w:tc>
-        <w:tc>
-          <w:tcPr>
-            <w:tcW w:w="1559" w:type="dxa"/>
-          </w:tcPr>
-          <w:p/>
-        </w:tc>
-        <w:tc>
-          <w:tcPr>
-            <w:tcW w:w="1559" w:type="dxa"/>
-          </w:tcPr>
-          <w:p/>
-        </w:tc>
-      </w:tr>
-      <w:tr>
-        <w:tc>
-          <w:tcPr>
-            <w:tcW w:w="3681" w:type="dxa"/>
-          </w:tcPr>
-          <w:p/>
-        </w:tc>
-        <w:tc>
-          <w:tcPr>
-            <w:tcW w:w="2835" w:type="dxa"/>
-          </w:tcPr>
-          <w:p/>
-        </w:tc>
-        <w:tc>
-          <w:tcPr>
-            <w:tcW w:w="1559" w:type="dxa"/>
-          </w:tcPr>
-          <w:p/>
-        </w:tc>
-        <w:tc>
-          <w:tcPr>
-            <w:tcW w:w="1559" w:type="dxa"/>
-          </w:tcPr>
-          <w:p/>
-        </w:tc>
-      </w:tr>
     </w:tbl>
     <w:p>
       <w:pPr>
@@ -2613,58 +3448,6 @@
               <w:t>Дата очередной поверки</w:t>
             </w:r>
           </w:p>
-        </w:tc>
-      </w:tr>
-      <w:tr>
-        <w:tc>
-          <w:tcPr>
-            <w:tcW w:w="3681" w:type="dxa"/>
-          </w:tcPr>
-          <w:p/>
-        </w:tc>
-        <w:tc>
-          <w:tcPr>
-            <w:tcW w:w="2835" w:type="dxa"/>
-          </w:tcPr>
-          <w:p/>
-        </w:tc>
-        <w:tc>
-          <w:tcPr>
-            <w:tcW w:w="1559" w:type="dxa"/>
-          </w:tcPr>
-          <w:p/>
-        </w:tc>
-        <w:tc>
-          <w:tcPr>
-            <w:tcW w:w="1559" w:type="dxa"/>
-          </w:tcPr>
-          <w:p/>
-        </w:tc>
-      </w:tr>
-      <w:tr>
-        <w:tc>
-          <w:tcPr>
-            <w:tcW w:w="3681" w:type="dxa"/>
-          </w:tcPr>
-          <w:p/>
-        </w:tc>
-        <w:tc>
-          <w:tcPr>
-            <w:tcW w:w="2835" w:type="dxa"/>
-          </w:tcPr>
-          <w:p/>
-        </w:tc>
-        <w:tc>
-          <w:tcPr>
-            <w:tcW w:w="1559" w:type="dxa"/>
-          </w:tcPr>
-          <w:p/>
-        </w:tc>
-        <w:tc>
-          <w:tcPr>
-            <w:tcW w:w="1559" w:type="dxa"/>
-          </w:tcPr>
-          <w:p/>
         </w:tc>
       </w:tr>
       <w:tr>
@@ -3602,7 +4385,7 @@
       <w:pPr>
         <w:pStyle w:val="1"/>
       </w:pPr>
-      <w:bookmarkStart w:id="8" w:name="_Toc193266517"/>
+      <w:bookmarkStart w:id="8" w:name="_Toc198735241"/>
       <w:r>
         <w:lastRenderedPageBreak/>
         <w:t>ПРОГРАММА И МЕТОДИКИ ПРОВЕДЕНИЯ ИСПЫТАНИЙ</w:t>
@@ -3613,7 +4396,7 @@
       <w:pPr>
         <w:pStyle w:val="2"/>
       </w:pPr>
-      <w:bookmarkStart w:id="9" w:name="_Toc193266518"/>
+      <w:bookmarkStart w:id="9" w:name="_Toc198735242"/>
       <w:r>
         <w:t>Цел</w:t>
       </w:r>
@@ -3636,25 +4419,31 @@
         <w:t>Оценка корректности реализации логических взаимосвязей между функциональными блоками (</w:t>
       </w:r>
       <w:r>
-        <w:t>КСВ</w:t>
+        <w:t>ЛО Т</w:t>
       </w:r>
       <w:r>
         <w:t xml:space="preserve">, </w:t>
       </w:r>
       <w:r>
-        <w:t>КП</w:t>
+        <w:t>ЛО ВН</w:t>
       </w:r>
       <w:r>
         <w:t xml:space="preserve">, </w:t>
       </w:r>
       <w:r>
-        <w:t>КА</w:t>
+        <w:t>ЛО НН</w:t>
       </w:r>
       <w:r>
         <w:t>,</w:t>
       </w:r>
       <w:r>
-        <w:t xml:space="preserve"> УВ, СС,</w:t>
+        <w:t xml:space="preserve"> У</w:t>
+      </w:r>
+      <w:r>
+        <w:t>РОВ</w:t>
+      </w:r>
+      <w:r>
+        <w:t>, СС,</w:t>
       </w:r>
       <w:r>
         <w:t xml:space="preserve"> ПС), а также внутри этих блоков, в объеме, достаточном для проверки правильности их взаимодействия</w:t>
@@ -3681,52 +4470,101 @@
     <w:p>
       <w:pPr>
         <w:pStyle w:val="2"/>
-        <w:rPr>
-          <w:highlight w:val="red"/>
-        </w:rPr>
       </w:pPr>
-      <w:bookmarkStart w:id="10" w:name="_Toc193266519"/>
+      <w:bookmarkStart w:id="10" w:name="_Toc198633114"/>
+      <w:bookmarkStart w:id="11" w:name="_Toc198732865"/>
+      <w:bookmarkStart w:id="12" w:name="_Toc198735243"/>
       <w:r>
-        <w:rPr>
-          <w:highlight w:val="red"/>
-        </w:rPr>
-        <w:t>Подключение аналоговых цепей к устройству</w:t>
+        <w:t>Подключение испытатель</w:t>
+      </w:r>
+      <w:r>
+        <w:t>ной установки к устройству</w:t>
       </w:r>
       <w:bookmarkEnd w:id="10"/>
+      <w:bookmarkEnd w:id="11"/>
+      <w:bookmarkEnd w:id="12"/>
     </w:p>
     <w:p>
       <w:pPr>
-        <w:pStyle w:val="a5"/>
+        <w:pStyle w:val="3"/>
       </w:pPr>
       <w:r>
-        <w:rPr>
-          <w:highlight w:val="red"/>
-        </w:rPr>
-        <w:t xml:space="preserve">Подключение аналоговых цепей </w:t>
+        <w:t>Перед началом испытаний необходимо подключить аналоговые</w:t>
+      </w:r>
+      <w:r>
+        <w:t>,</w:t>
+      </w:r>
+      <w:r>
+        <w:t xml:space="preserve"> дискретные цепи терминала и испытательной установки в соответствии со </w:t>
+      </w:r>
+      <w:r>
+        <w:t>схемами на рисунках</w:t>
+      </w:r>
+      <w:r>
+        <w:t xml:space="preserve"> </w:t>
+      </w:r>
+      <w:r>
+        <w:fldChar w:fldCharType="begin"/>
+      </w:r>
+      <w:r>
+        <w:instrText xml:space="preserve"> REF _Ref198732889 \r \h  \* MERGEFORMAT </w:instrText>
+      </w:r>
+      <w:r>
+        <w:fldChar w:fldCharType="separate"/>
       </w:r>
       <w:r>
         <w:rPr>
-          <w:highlight w:val="red"/>
+          <w:vanish/>
         </w:rPr>
-        <w:t>не требуется.</w:t>
+        <w:t xml:space="preserve">Рисунок </w:t>
       </w:r>
-    </w:p>
-    <w:p>
-      <w:pPr>
-        <w:pStyle w:val="2"/>
-      </w:pPr>
-      <w:bookmarkStart w:id="11" w:name="_Toc193266520"/>
       <w:r>
-        <w:t>Подключение дискретных входных и выходных цепей устройства</w:t>
+        <w:t>2.1</w:t>
       </w:r>
-      <w:bookmarkEnd w:id="11"/>
-    </w:p>
-    <w:p>
-      <w:pPr>
-        <w:pStyle w:val="a5"/>
-      </w:pPr>
       <w:r>
-        <w:t>Подключение дискретных входных и выходных цепей производится в соответствии с рисунком 2.2.</w:t>
+        <w:rPr>
+          <w:vanish/>
+        </w:rPr>
+        <w:t xml:space="preserve"> - </w:t>
+      </w:r>
+      <w:r>
+        <w:fldChar w:fldCharType="end"/>
+      </w:r>
+      <w:r>
+        <w:t>,</w:t>
+      </w:r>
+      <w:r>
+        <w:t xml:space="preserve"> </w:t>
+      </w:r>
+      <w:r>
+        <w:fldChar w:fldCharType="begin"/>
+      </w:r>
+      <w:r>
+        <w:instrText xml:space="preserve"> REF _Ref198628610 \r \h  \* MERGEFORMAT </w:instrText>
+      </w:r>
+      <w:r>
+        <w:fldChar w:fldCharType="separate"/>
+      </w:r>
+      <w:r>
+        <w:rPr>
+          <w:vanish/>
+        </w:rPr>
+        <w:t xml:space="preserve">Рисунок </w:t>
+      </w:r>
+      <w:r>
+        <w:t>2.2</w:t>
+      </w:r>
+      <w:r>
+        <w:rPr>
+          <w:vanish/>
+        </w:rPr>
+        <w:t xml:space="preserve"> - </w:t>
+      </w:r>
+      <w:r>
+        <w:fldChar w:fldCharType="end"/>
+      </w:r>
+      <w:r>
+        <w:t>.</w:t>
       </w:r>
     </w:p>
     <w:p>
@@ -3736,8 +4574,16 @@
           <w:lang w:val="ru-RU"/>
         </w:rPr>
       </w:pPr>
+    </w:p>
+    <w:p>
+      <w:pPr>
+        <w:pStyle w:val="aa"/>
+        <w:rPr>
+          <w:lang w:val="ru-RU"/>
+        </w:rPr>
+      </w:pPr>
       <w:r>
-        <w:object w:dxaOrig="19650" w:dyaOrig="13425">
+        <w:object w:dxaOrig="14400" w:dyaOrig="18285">
           <v:shapetype id="_x0000_t75" coordsize="21600,21600" o:spt="75" o:preferrelative="t" path="m@4@5l@4@11@9@11@9@5xe" filled="f" stroked="f">
             <v:stroke joinstyle="miter"/>
             <v:formulas>
@@ -3757,10 +4603,10 @@
             <v:path o:extrusionok="f" gradientshapeok="t" o:connecttype="rect"/>
             <o:lock v:ext="edit" aspectratio="t"/>
           </v:shapetype>
-          <v:shape id="_x0000_i1025" type="#_x0000_t75" style="width:411.6pt;height:283.15pt" o:ole="">
+          <v:shape id="_x0000_i1025" type="#_x0000_t75" style="width:373.75pt;height:473.3pt" o:ole="">
             <v:imagedata r:id="rId10" o:title=""/>
           </v:shape>
-          <o:OLEObject Type="Embed" ProgID="Acrobat.Document.DC" ShapeID="_x0000_i1025" DrawAspect="Content" ObjectID="_1805720674" r:id="rId11"/>
+          <o:OLEObject Type="Embed" ProgID="Acrobat.Document.DC" ShapeID="_x0000_i1025" DrawAspect="Content" ObjectID="_1812608545" r:id="rId11"/>
         </w:object>
       </w:r>
     </w:p>
@@ -3768,19 +4614,104 @@
       <w:pPr>
         <w:pStyle w:val="a1"/>
       </w:pPr>
+      <w:bookmarkStart w:id="13" w:name="_Ref198732889"/>
       <w:r>
-        <w:t>Схема подключения дискретных входных и выходных цепей для проверки устройства ЮНИТ-М300</w:t>
+        <w:t xml:space="preserve">Схема подключения </w:t>
       </w:r>
+      <w:r>
+        <w:t xml:space="preserve">к </w:t>
+      </w:r>
+      <w:r>
+        <w:t>дискретны</w:t>
+      </w:r>
+      <w:r>
+        <w:t>м</w:t>
+      </w:r>
+      <w:r>
+        <w:t xml:space="preserve"> входны</w:t>
+      </w:r>
+      <w:r>
+        <w:t xml:space="preserve">м </w:t>
+      </w:r>
+      <w:r>
+        <w:t>цеп</w:t>
+      </w:r>
+      <w:r>
+        <w:t>ям</w:t>
+      </w:r>
+      <w:r>
+        <w:t xml:space="preserve"> </w:t>
+      </w:r>
+      <w:r>
+        <w:t>устройства</w:t>
+      </w:r>
+      <w:bookmarkEnd w:id="13"/>
+    </w:p>
+    <w:p>
+      <w:pPr>
+        <w:pStyle w:val="aa"/>
+      </w:pPr>
+      <w:r>
+        <w:object w:dxaOrig="14235" w:dyaOrig="16485">
+          <v:shape id="_x0000_i1026" type="#_x0000_t75" style="width:380.65pt;height:440.75pt" o:ole="">
+            <v:imagedata r:id="rId12" o:title=""/>
+          </v:shape>
+          <o:OLEObject Type="Embed" ProgID="Acrobat.Document.DC" ShapeID="_x0000_i1026" DrawAspect="Content" ObjectID="_1812608546" r:id="rId13"/>
+        </w:object>
+      </w:r>
+    </w:p>
+    <w:p>
+      <w:pPr>
+        <w:pStyle w:val="a1"/>
+      </w:pPr>
+      <w:bookmarkStart w:id="14" w:name="_Ref198628610"/>
+      <w:r>
+        <w:t xml:space="preserve">Схема подключения </w:t>
+      </w:r>
+      <w:r>
+        <w:t xml:space="preserve">к </w:t>
+      </w:r>
+      <w:r>
+        <w:t>дискретны</w:t>
+      </w:r>
+      <w:r>
+        <w:t>м</w:t>
+      </w:r>
+      <w:r>
+        <w:t xml:space="preserve"> в</w:t>
+      </w:r>
+      <w:r>
+        <w:t>ы</w:t>
+      </w:r>
+      <w:r>
+        <w:t>ходны</w:t>
+      </w:r>
+      <w:r>
+        <w:t xml:space="preserve">м </w:t>
+      </w:r>
+      <w:r>
+        <w:t>цеп</w:t>
+      </w:r>
+      <w:r>
+        <w:t>ям</w:t>
+      </w:r>
+      <w:r>
+        <w:t xml:space="preserve"> </w:t>
+      </w:r>
+      <w:r>
+        <w:t>устройства</w:t>
+      </w:r>
+      <w:bookmarkEnd w:id="14"/>
     </w:p>
     <w:p>
       <w:pPr>
         <w:pStyle w:val="2"/>
       </w:pPr>
-      <w:bookmarkStart w:id="12" w:name="_Toc193266521"/>
+      <w:bookmarkStart w:id="15" w:name="_Toc198735244"/>
       <w:r>
         <w:t>Назначение дискретных входов устройства ЮНИТ-М-300</w:t>
       </w:r>
-      <w:bookmarkEnd w:id="12"/>
+      <w:bookmarkEnd w:id="15"/>
     </w:p>
     <w:p>
       <w:pPr>
@@ -3790,7 +4721,10 @@
         <w:t>Назначение дискретных входов на внутренние сигналы функциональной логики устройства ЮНИТ-М300 производится при помощи подключенного ПК с установленным ПО «ЮНИТ-СЕРВИС» в инструменте «Матрица входов и выходных реле».</w:t>
       </w:r>
       <w:r>
-        <w:t xml:space="preserve"> Назначение дискрентых входов должно соответствовать таблицам</w:t>
+        <w:t xml:space="preserve"> Назначение дискретн</w:t>
+      </w:r>
+      <w:r>
+        <w:t>ых входов должно соответствовать таблицам</w:t>
       </w:r>
       <w:r>
         <w:t xml:space="preserve"> </w:t>
@@ -3829,7 +4763,7 @@
         <w:fldChar w:fldCharType="begin"/>
       </w:r>
       <w:r>
-        <w:instrText xml:space="preserve"> REF _Ref192834799 \r \h  \* MERGEFORMAT </w:instrText>
+        <w:instrText xml:space="preserve"> REF _Ref198735263 \r \h  \* MERGEFORMAT </w:instrText>
       </w:r>
       <w:r>
         <w:fldChar w:fldCharType="separate"/>
@@ -3859,28 +4793,17 @@
     <w:p>
       <w:pPr>
         <w:pStyle w:val="a"/>
-        <w:rPr>
-          <w:highlight w:val="green"/>
-        </w:rPr>
+        <w:keepNext/>
       </w:pPr>
-      <w:bookmarkStart w:id="13" w:name="_Ref192834795"/>
+      <w:bookmarkStart w:id="16" w:name="_Ref192834795"/>
       <w:r>
-        <w:rPr>
-          <w:highlight w:val="green"/>
-        </w:rPr>
         <w:t xml:space="preserve">Назначение дискретных входов ЮНИТ-М300 для проверки </w:t>
       </w:r>
-      <w:bookmarkEnd w:id="13"/>
+      <w:bookmarkEnd w:id="16"/>
       <w:r>
-        <w:rPr>
-          <w:highlight w:val="green"/>
-        </w:rPr>
         <w:t>У</w:t>
       </w:r>
       <w:r>
-        <w:rPr>
-          <w:highlight w:val="green"/>
-        </w:rPr>
         <w:t>РОВ</w:t>
       </w:r>
     </w:p>
@@ -3905,6 +4828,7 @@
           </w:tcPr>
           <w:p>
             <w:pPr>
+              <w:keepNext/>
               <w:rPr>
                 <w:b w:val="0"/>
                 <w:sz w:val="22"/>
@@ -3915,7 +4839,6 @@
                 <w:b w:val="0"/>
                 <w:sz w:val="22"/>
               </w:rPr>
-              <w:lastRenderedPageBreak/>
               <w:t>Клемма на устройстве ЮНИТ-М300</w:t>
             </w:r>
           </w:p>
@@ -3926,6 +4849,7 @@
           </w:tcPr>
           <w:p>
             <w:pPr>
+              <w:keepNext/>
               <w:rPr>
                 <w:b w:val="0"/>
                 <w:sz w:val="22"/>
@@ -3946,6 +4870,7 @@
           </w:tcPr>
           <w:p>
             <w:pPr>
+              <w:keepNext/>
               <w:rPr>
                 <w:b w:val="0"/>
                 <w:sz w:val="22"/>
@@ -3969,6 +4894,8 @@
           <w:p>
             <w:pPr>
               <w:pStyle w:val="af0"/>
+              <w:keepNext/>
+              <w:keepLines w:val="0"/>
             </w:pPr>
             <w:r>
               <w:t>М3.</w:t>
@@ -3991,6 +4918,8 @@
           <w:p>
             <w:pPr>
               <w:pStyle w:val="af0"/>
+              <w:keepNext/>
+              <w:keepLines w:val="0"/>
             </w:pPr>
             <w:r>
               <w:t>М3.</w:t>
@@ -4007,6 +4936,8 @@
           <w:p>
             <w:pPr>
               <w:pStyle w:val="af0"/>
+              <w:keepNext/>
+              <w:keepLines w:val="0"/>
               <w:jc w:val="left"/>
             </w:pPr>
             <w:r>
@@ -4023,6 +4954,8 @@
           <w:p>
             <w:pPr>
               <w:pStyle w:val="af0"/>
+              <w:keepNext/>
+              <w:keepLines w:val="0"/>
             </w:pPr>
             <w:r>
               <w:t>М3.</w:t>
@@ -4048,6 +4981,8 @@
           <w:p>
             <w:pPr>
               <w:pStyle w:val="af0"/>
+              <w:keepNext/>
+              <w:keepLines w:val="0"/>
             </w:pPr>
             <w:r>
               <w:t>М3.</w:t>
@@ -4064,6 +4999,8 @@
           <w:p>
             <w:pPr>
               <w:pStyle w:val="af0"/>
+              <w:keepNext/>
+              <w:keepLines w:val="0"/>
               <w:jc w:val="left"/>
             </w:pPr>
             <w:r>
@@ -4490,6 +5427,7 @@
               </w:rPr>
             </w:pPr>
             <w:r>
+              <w:lastRenderedPageBreak/>
               <w:t>М</w:t>
             </w:r>
             <w:r>
@@ -4796,21 +5734,12 @@
     <w:p>
       <w:pPr>
         <w:pStyle w:val="a"/>
-        <w:rPr>
-          <w:highlight w:val="green"/>
-        </w:rPr>
       </w:pPr>
-      <w:bookmarkStart w:id="14" w:name="_Ref191625992"/>
+      <w:bookmarkStart w:id="17" w:name="_Ref191625992"/>
       <w:r>
-        <w:rPr>
-          <w:highlight w:val="green"/>
-        </w:rPr>
         <w:t xml:space="preserve">Назначение дискретных входов ЮНИТ-М300 для проверки </w:t>
       </w:r>
       <w:r>
-        <w:rPr>
-          <w:highlight w:val="green"/>
-        </w:rPr>
         <w:t>ЛО Т</w:t>
       </w:r>
     </w:p>
@@ -5683,20 +6612,11 @@
     <w:p>
       <w:pPr>
         <w:pStyle w:val="a"/>
-        <w:rPr>
-          <w:highlight w:val="green"/>
-        </w:rPr>
       </w:pPr>
       <w:r>
-        <w:rPr>
-          <w:highlight w:val="green"/>
-        </w:rPr>
         <w:t xml:space="preserve">Назначение дискретных входов ЮНИТ-М300 для проверки </w:t>
       </w:r>
       <w:r>
-        <w:rPr>
-          <w:highlight w:val="green"/>
-        </w:rPr>
         <w:t>ЛО ВН</w:t>
       </w:r>
     </w:p>
@@ -6554,24 +7474,15 @@
         </w:tc>
       </w:tr>
     </w:tbl>
-    <w:bookmarkEnd w:id="14"/>
+    <w:bookmarkEnd w:id="17"/>
     <w:p>
       <w:pPr>
         <w:pStyle w:val="a"/>
-        <w:rPr>
-          <w:highlight w:val="green"/>
-        </w:rPr>
       </w:pPr>
       <w:r>
-        <w:rPr>
-          <w:highlight w:val="green"/>
-        </w:rPr>
         <w:t xml:space="preserve">Назначение дискретных входов ЮНИТ-М300 для проверки </w:t>
       </w:r>
       <w:r>
-        <w:rPr>
-          <w:highlight w:val="green"/>
-        </w:rPr>
         <w:t>ЛО НН</w:t>
       </w:r>
     </w:p>
@@ -6606,7 +7517,6 @@
                 <w:b w:val="0"/>
                 <w:sz w:val="22"/>
               </w:rPr>
-              <w:lastRenderedPageBreak/>
               <w:t>Клемма на устройстве ЮНИТ-М300</w:t>
             </w:r>
           </w:p>
@@ -7088,6 +7998,7 @@
               </w:rPr>
             </w:pPr>
             <w:r>
+              <w:lastRenderedPageBreak/>
               <w:t>М</w:t>
             </w:r>
             <w:r>
@@ -7454,20 +8365,11 @@
     <w:p>
       <w:pPr>
         <w:pStyle w:val="a"/>
-        <w:rPr>
-          <w:highlight w:val="green"/>
-        </w:rPr>
       </w:pPr>
       <w:r>
-        <w:rPr>
-          <w:highlight w:val="green"/>
-        </w:rPr>
         <w:t xml:space="preserve">Назначение дискретных входов ЮНИТ-М300 для проверки </w:t>
       </w:r>
       <w:r>
-        <w:rPr>
-          <w:highlight w:val="green"/>
-        </w:rPr>
         <w:t>СС (часть 1)</w:t>
       </w:r>
     </w:p>
@@ -8374,35 +9276,12 @@
     <w:p>
       <w:pPr>
         <w:pStyle w:val="a"/>
-        <w:rPr>
-          <w:highlight w:val="green"/>
-        </w:rPr>
       </w:pPr>
-      <w:bookmarkStart w:id="15" w:name="_Toc193266522"/>
+      <w:bookmarkStart w:id="18" w:name="_Ref198735263"/>
       <w:r>
-        <w:rPr>
-          <w:highlight w:val="green"/>
-        </w:rPr>
-        <w:t xml:space="preserve">Назначение дискретных входов ЮНИТ-М300 для проверки </w:t>
+        <w:t>Назначение дискретных входов ЮНИТ-М300 для проверки СС (часть 2)</w:t>
       </w:r>
-      <w:r>
-        <w:rPr>
-          <w:highlight w:val="green"/>
-        </w:rPr>
-        <w:t xml:space="preserve">СС (часть </w:t>
-      </w:r>
-      <w:r>
-        <w:rPr>
-          <w:highlight w:val="green"/>
-        </w:rPr>
-        <w:t>2</w:t>
-      </w:r>
-      <w:r>
-        <w:rPr>
-          <w:highlight w:val="green"/>
-        </w:rPr>
-        <w:t>)</w:t>
-      </w:r>
+      <w:bookmarkEnd w:id="18"/>
     </w:p>
     <w:tbl>
       <w:tblPr>
@@ -9277,21 +10156,12 @@
     <w:p>
       <w:pPr>
         <w:pStyle w:val="2"/>
-        <w:numPr>
-          <w:ilvl w:val="0"/>
-          <w:numId w:val="0"/>
-        </w:numPr>
-        <w:ind w:left="709"/>
       </w:pPr>
-    </w:p>
-    <w:p>
-      <w:pPr>
-        <w:pStyle w:val="2"/>
-      </w:pPr>
+      <w:bookmarkStart w:id="19" w:name="_Toc198735245"/>
       <w:r>
         <w:t>Назначение выходных реле устройства ЮНИТ-М-300</w:t>
       </w:r>
-      <w:bookmarkEnd w:id="15"/>
+      <w:bookmarkEnd w:id="19"/>
     </w:p>
     <w:p>
       <w:pPr>
@@ -9343,7 +10213,7 @@
         <w:fldChar w:fldCharType="begin"/>
       </w:r>
       <w:r>
-        <w:instrText xml:space="preserve"> REF _Ref192835080 \r \h  \* MERGEFORMAT </w:instrText>
+        <w:instrText xml:space="preserve"> REF _Ref195518957 \r \h  \* MERGEFORMAT </w:instrText>
       </w:r>
       <w:r>
         <w:fldChar w:fldCharType="separate"/>
@@ -9355,7 +10225,7 @@
         <w:t xml:space="preserve">Таблица </w:t>
       </w:r>
       <w:r>
-        <w:t>2.12</w:t>
+        <w:t>2.11</w:t>
       </w:r>
       <w:r>
         <w:rPr>
@@ -9373,30 +10243,20 @@
     <w:p>
       <w:pPr>
         <w:pStyle w:val="a"/>
-        <w:rPr>
-          <w:highlight w:val="green"/>
-        </w:rPr>
       </w:pPr>
-      <w:bookmarkStart w:id="16" w:name="_Ref192835076"/>
+      <w:bookmarkStart w:id="20" w:name="_Ref192835076"/>
+      <w:bookmarkStart w:id="21" w:name="_Ref195522849"/>
       <w:r>
-        <w:rPr>
-          <w:highlight w:val="green"/>
-        </w:rPr>
-        <w:t xml:space="preserve">Выходные реле устройства ЮНИТ-М300 для проверки </w:t>
+        <w:t xml:space="preserve">Выходные реле ЮНИТ-М300 для проверки </w:t>
       </w:r>
-      <w:bookmarkEnd w:id="16"/>
+      <w:bookmarkEnd w:id="20"/>
       <w:r>
-        <w:rPr>
-          <w:highlight w:val="green"/>
-        </w:rPr>
         <w:t>У</w:t>
       </w:r>
       <w:r>
-        <w:rPr>
-          <w:highlight w:val="green"/>
-        </w:rPr>
         <w:t>РОВ</w:t>
       </w:r>
+      <w:bookmarkEnd w:id="21"/>
     </w:p>
     <w:tbl>
       <w:tblPr>
@@ -9428,6 +10288,7 @@
               <w:rPr>
                 <w:b w:val="0"/>
               </w:rPr>
+              <w:lastRenderedPageBreak/>
               <w:t>Клеммы на устройстве</w:t>
             </w:r>
           </w:p>
@@ -10396,6 +11257,78 @@
               <w:jc w:val="left"/>
             </w:pPr>
             <w:r>
+              <w:t>ПС: Пуск</w:t>
+            </w:r>
+          </w:p>
+        </w:tc>
+      </w:tr>
+      <w:tr>
+        <w:tc>
+          <w:tcPr>
+            <w:tcW w:w="2479" w:type="dxa"/>
+          </w:tcPr>
+          <w:p>
+            <w:pPr>
+              <w:pStyle w:val="af0"/>
+            </w:pPr>
+            <w:r>
+              <w:t>М10</w:t>
+            </w:r>
+            <w:r>
+              <w:rPr>
+                <w:lang w:val="en-US"/>
+              </w:rPr>
+              <w:t>.X</w:t>
+            </w:r>
+            <w:r>
+              <w:t>В</w:t>
+            </w:r>
+            <w:r>
+              <w:rPr>
+                <w:lang w:val="en-US"/>
+              </w:rPr>
+              <w:t xml:space="preserve">:10 – </w:t>
+            </w:r>
+            <w:r>
+              <w:t>М10</w:t>
+            </w:r>
+            <w:r>
+              <w:rPr>
+                <w:lang w:val="en-US"/>
+              </w:rPr>
+              <w:t>.XB:9</w:t>
+            </w:r>
+          </w:p>
+        </w:tc>
+        <w:tc>
+          <w:tcPr>
+            <w:tcW w:w="2212" w:type="dxa"/>
+          </w:tcPr>
+          <w:p>
+            <w:pPr>
+              <w:pStyle w:val="af0"/>
+            </w:pPr>
+            <w:r>
+              <w:t>М10.К</w:t>
+            </w:r>
+            <w:r>
+              <w:rPr>
+                <w:lang w:val="en-US"/>
+              </w:rPr>
+              <w:t>6</w:t>
+            </w:r>
+          </w:p>
+        </w:tc>
+        <w:tc>
+          <w:tcPr>
+            <w:tcW w:w="4914" w:type="dxa"/>
+          </w:tcPr>
+          <w:p>
+            <w:pPr>
+              <w:pStyle w:val="af0"/>
+              <w:jc w:val="left"/>
+            </w:pPr>
+            <w:r>
               <w:t>Резерв</w:t>
             </w:r>
           </w:p>
@@ -10426,7 +11359,7 @@
               <w:rPr>
                 <w:lang w:val="en-US"/>
               </w:rPr>
-              <w:t xml:space="preserve">:10 – </w:t>
+              <w:t xml:space="preserve">:13 – </w:t>
             </w:r>
             <w:r>
               <w:t>М10</w:t>
@@ -10435,7 +11368,7 @@
               <w:rPr>
                 <w:lang w:val="en-US"/>
               </w:rPr>
-              <w:t>.XB:9</w:t>
+              <w:t>.XB:12</w:t>
             </w:r>
           </w:p>
         </w:tc>
@@ -10454,7 +11387,7 @@
               <w:rPr>
                 <w:lang w:val="en-US"/>
               </w:rPr>
-              <w:t>6</w:t>
+              <w:t>7</w:t>
             </w:r>
           </w:p>
         </w:tc>
@@ -10498,7 +11431,7 @@
               <w:rPr>
                 <w:lang w:val="en-US"/>
               </w:rPr>
-              <w:t xml:space="preserve">:13 – </w:t>
+              <w:t xml:space="preserve">:16 – </w:t>
             </w:r>
             <w:r>
               <w:t>М10</w:t>
@@ -10507,7 +11440,7 @@
               <w:rPr>
                 <w:lang w:val="en-US"/>
               </w:rPr>
-              <w:t>.XB:12</w:t>
+              <w:t>.XB:15</w:t>
             </w:r>
           </w:p>
         </w:tc>
@@ -10520,13 +11453,7 @@
               <w:pStyle w:val="af0"/>
             </w:pPr>
             <w:r>
-              <w:t>М10.К</w:t>
-            </w:r>
-            <w:r>
-              <w:rPr>
-                <w:lang w:val="en-US"/>
-              </w:rPr>
-              <w:t>7</w:t>
+              <w:t>М10.К8</w:t>
             </w:r>
           </w:p>
         </w:tc>
@@ -10541,129 +11468,6 @@
             </w:pPr>
             <w:r>
               <w:t>Резерв</w:t>
-            </w:r>
-          </w:p>
-        </w:tc>
-      </w:tr>
-      <w:tr>
-        <w:tc>
-          <w:tcPr>
-            <w:tcW w:w="2479" w:type="dxa"/>
-          </w:tcPr>
-          <w:p>
-            <w:pPr>
-              <w:pStyle w:val="af0"/>
-            </w:pPr>
-            <w:r>
-              <w:t>М10</w:t>
-            </w:r>
-            <w:r>
-              <w:rPr>
-                <w:lang w:val="en-US"/>
-              </w:rPr>
-              <w:t>.X</w:t>
-            </w:r>
-            <w:r>
-              <w:t>В</w:t>
-            </w:r>
-            <w:r>
-              <w:rPr>
-                <w:lang w:val="en-US"/>
-              </w:rPr>
-              <w:t xml:space="preserve">:16 – </w:t>
-            </w:r>
-            <w:r>
-              <w:t>М10</w:t>
-            </w:r>
-            <w:r>
-              <w:rPr>
-                <w:lang w:val="en-US"/>
-              </w:rPr>
-              <w:t>.XB:15</w:t>
-            </w:r>
-          </w:p>
-        </w:tc>
-        <w:tc>
-          <w:tcPr>
-            <w:tcW w:w="2212" w:type="dxa"/>
-          </w:tcPr>
-          <w:p>
-            <w:pPr>
-              <w:pStyle w:val="af0"/>
-            </w:pPr>
-            <w:r>
-              <w:t>М10.К8</w:t>
-            </w:r>
-          </w:p>
-        </w:tc>
-        <w:tc>
-          <w:tcPr>
-            <w:tcW w:w="4914" w:type="dxa"/>
-          </w:tcPr>
-          <w:p>
-            <w:pPr>
-              <w:pStyle w:val="af0"/>
-              <w:jc w:val="left"/>
-            </w:pPr>
-            <w:r>
-              <w:t>Резерв</w:t>
-            </w:r>
-          </w:p>
-        </w:tc>
-      </w:tr>
-      <w:tr>
-        <w:tc>
-          <w:tcPr>
-            <w:tcW w:w="2479" w:type="dxa"/>
-          </w:tcPr>
-          <w:p>
-            <w:pPr>
-              <w:pStyle w:val="af0"/>
-            </w:pPr>
-            <w:r>
-              <w:t>М</w:t>
-            </w:r>
-            <w:r>
-              <w:rPr>
-                <w:lang w:val="en-US"/>
-              </w:rPr>
-              <w:t xml:space="preserve">1.XP:2 - </w:t>
-            </w:r>
-            <w:r>
-              <w:t>М</w:t>
-            </w:r>
-            <w:r>
-              <w:rPr>
-                <w:lang w:val="en-US"/>
-              </w:rPr>
-              <w:t>1.XP:1</w:t>
-            </w:r>
-          </w:p>
-        </w:tc>
-        <w:tc>
-          <w:tcPr>
-            <w:tcW w:w="2212" w:type="dxa"/>
-          </w:tcPr>
-          <w:p>
-            <w:pPr>
-              <w:pStyle w:val="af0"/>
-            </w:pPr>
-            <w:r>
-              <w:t>М1.К1</w:t>
-            </w:r>
-          </w:p>
-        </w:tc>
-        <w:tc>
-          <w:tcPr>
-            <w:tcW w:w="4914" w:type="dxa"/>
-          </w:tcPr>
-          <w:p>
-            <w:pPr>
-              <w:pStyle w:val="af0"/>
-              <w:jc w:val="left"/>
-            </w:pPr>
-            <w:r>
-              <w:t>ПС: Пуск</w:t>
             </w:r>
           </w:p>
         </w:tc>
@@ -10672,30 +11476,20 @@
     <w:p>
       <w:pPr>
         <w:pStyle w:val="a"/>
-        <w:rPr>
-          <w:highlight w:val="green"/>
-        </w:rPr>
       </w:pPr>
-      <w:bookmarkStart w:id="17" w:name="_Ref191631805"/>
+      <w:bookmarkStart w:id="22" w:name="_Ref195522870"/>
+      <w:bookmarkStart w:id="23" w:name="_Ref191631805"/>
       <w:r>
-        <w:rPr>
-          <w:highlight w:val="green"/>
-        </w:rPr>
-        <w:t>Выходные реле устройства ЮНИТ-М300 для проверки</w:t>
+        <w:t>Выходные реле ЮНИТ-М300 для проверки</w:t>
       </w:r>
       <w:r>
-        <w:rPr>
-          <w:highlight w:val="green"/>
-        </w:rPr>
         <w:t xml:space="preserve"> ЛО Т</w:t>
       </w:r>
+      <w:bookmarkEnd w:id="22"/>
       <w:r>
-        <w:rPr>
-          <w:highlight w:val="green"/>
-        </w:rPr>
         <w:t xml:space="preserve"> </w:t>
       </w:r>
-      <w:bookmarkEnd w:id="17"/>
+      <w:bookmarkEnd w:id="23"/>
     </w:p>
     <w:tbl>
       <w:tblPr>
@@ -11784,6 +12578,78 @@
               <w:jc w:val="left"/>
             </w:pPr>
             <w:r>
+              <w:t>ПС: Пуск</w:t>
+            </w:r>
+          </w:p>
+        </w:tc>
+      </w:tr>
+      <w:tr>
+        <w:tc>
+          <w:tcPr>
+            <w:tcW w:w="2479" w:type="dxa"/>
+          </w:tcPr>
+          <w:p>
+            <w:pPr>
+              <w:pStyle w:val="af0"/>
+            </w:pPr>
+            <w:r>
+              <w:t>М10</w:t>
+            </w:r>
+            <w:r>
+              <w:rPr>
+                <w:lang w:val="en-US"/>
+              </w:rPr>
+              <w:t>.X</w:t>
+            </w:r>
+            <w:r>
+              <w:t>В</w:t>
+            </w:r>
+            <w:r>
+              <w:rPr>
+                <w:lang w:val="en-US"/>
+              </w:rPr>
+              <w:t xml:space="preserve">:13 – </w:t>
+            </w:r>
+            <w:r>
+              <w:t>М10</w:t>
+            </w:r>
+            <w:r>
+              <w:rPr>
+                <w:lang w:val="en-US"/>
+              </w:rPr>
+              <w:t>.XB:12</w:t>
+            </w:r>
+          </w:p>
+        </w:tc>
+        <w:tc>
+          <w:tcPr>
+            <w:tcW w:w="2212" w:type="dxa"/>
+          </w:tcPr>
+          <w:p>
+            <w:pPr>
+              <w:pStyle w:val="af0"/>
+            </w:pPr>
+            <w:r>
+              <w:t>М10.К</w:t>
+            </w:r>
+            <w:r>
+              <w:rPr>
+                <w:lang w:val="en-US"/>
+              </w:rPr>
+              <w:t>7</w:t>
+            </w:r>
+          </w:p>
+        </w:tc>
+        <w:tc>
+          <w:tcPr>
+            <w:tcW w:w="4914" w:type="dxa"/>
+          </w:tcPr>
+          <w:p>
+            <w:pPr>
+              <w:pStyle w:val="af0"/>
+              <w:jc w:val="left"/>
+            </w:pPr>
+            <w:r>
               <w:t>Резерв</w:t>
             </w:r>
           </w:p>
@@ -11814,7 +12680,7 @@
               <w:rPr>
                 <w:lang w:val="en-US"/>
               </w:rPr>
-              <w:t xml:space="preserve">:13 – </w:t>
+              <w:t xml:space="preserve">:16 – </w:t>
             </w:r>
             <w:r>
               <w:t>М10</w:t>
@@ -11823,7 +12689,7 @@
               <w:rPr>
                 <w:lang w:val="en-US"/>
               </w:rPr>
-              <w:t>.XB:12</w:t>
+              <w:t>.XB:15</w:t>
             </w:r>
           </w:p>
         </w:tc>
@@ -11836,13 +12702,7 @@
               <w:pStyle w:val="af0"/>
             </w:pPr>
             <w:r>
-              <w:t>М10.К</w:t>
-            </w:r>
-            <w:r>
-              <w:rPr>
-                <w:lang w:val="en-US"/>
-              </w:rPr>
-              <w:t>7</w:t>
+              <w:t>М10.К8</w:t>
             </w:r>
           </w:p>
         </w:tc>
@@ -11857,129 +12717,6 @@
             </w:pPr>
             <w:r>
               <w:t>Резерв</w:t>
-            </w:r>
-          </w:p>
-        </w:tc>
-      </w:tr>
-      <w:tr>
-        <w:tc>
-          <w:tcPr>
-            <w:tcW w:w="2479" w:type="dxa"/>
-          </w:tcPr>
-          <w:p>
-            <w:pPr>
-              <w:pStyle w:val="af0"/>
-            </w:pPr>
-            <w:r>
-              <w:t>М10</w:t>
-            </w:r>
-            <w:r>
-              <w:rPr>
-                <w:lang w:val="en-US"/>
-              </w:rPr>
-              <w:t>.X</w:t>
-            </w:r>
-            <w:r>
-              <w:t>В</w:t>
-            </w:r>
-            <w:r>
-              <w:rPr>
-                <w:lang w:val="en-US"/>
-              </w:rPr>
-              <w:t xml:space="preserve">:16 – </w:t>
-            </w:r>
-            <w:r>
-              <w:t>М10</w:t>
-            </w:r>
-            <w:r>
-              <w:rPr>
-                <w:lang w:val="en-US"/>
-              </w:rPr>
-              <w:t>.XB:15</w:t>
-            </w:r>
-          </w:p>
-        </w:tc>
-        <w:tc>
-          <w:tcPr>
-            <w:tcW w:w="2212" w:type="dxa"/>
-          </w:tcPr>
-          <w:p>
-            <w:pPr>
-              <w:pStyle w:val="af0"/>
-            </w:pPr>
-            <w:r>
-              <w:t>М10.К8</w:t>
-            </w:r>
-          </w:p>
-        </w:tc>
-        <w:tc>
-          <w:tcPr>
-            <w:tcW w:w="4914" w:type="dxa"/>
-          </w:tcPr>
-          <w:p>
-            <w:pPr>
-              <w:pStyle w:val="af0"/>
-              <w:jc w:val="left"/>
-            </w:pPr>
-            <w:r>
-              <w:t>Резерв</w:t>
-            </w:r>
-          </w:p>
-        </w:tc>
-      </w:tr>
-      <w:tr>
-        <w:tc>
-          <w:tcPr>
-            <w:tcW w:w="2479" w:type="dxa"/>
-          </w:tcPr>
-          <w:p>
-            <w:pPr>
-              <w:pStyle w:val="af0"/>
-            </w:pPr>
-            <w:r>
-              <w:t>М</w:t>
-            </w:r>
-            <w:r>
-              <w:rPr>
-                <w:lang w:val="en-US"/>
-              </w:rPr>
-              <w:t xml:space="preserve">1.XP:2 - </w:t>
-            </w:r>
-            <w:r>
-              <w:t>М</w:t>
-            </w:r>
-            <w:r>
-              <w:rPr>
-                <w:lang w:val="en-US"/>
-              </w:rPr>
-              <w:t>1.XP:1</w:t>
-            </w:r>
-          </w:p>
-        </w:tc>
-        <w:tc>
-          <w:tcPr>
-            <w:tcW w:w="2212" w:type="dxa"/>
-          </w:tcPr>
-          <w:p>
-            <w:pPr>
-              <w:pStyle w:val="af0"/>
-            </w:pPr>
-            <w:r>
-              <w:t>М1.К1</w:t>
-            </w:r>
-          </w:p>
-        </w:tc>
-        <w:tc>
-          <w:tcPr>
-            <w:tcW w:w="4914" w:type="dxa"/>
-          </w:tcPr>
-          <w:p>
-            <w:pPr>
-              <w:pStyle w:val="af0"/>
-              <w:jc w:val="left"/>
-            </w:pPr>
-            <w:r>
-              <w:t>ПС: Пуск</w:t>
             </w:r>
           </w:p>
         </w:tc>
@@ -11988,22 +12725,15 @@
     <w:p>
       <w:pPr>
         <w:pStyle w:val="a"/>
-        <w:rPr>
-          <w:highlight w:val="green"/>
-        </w:rPr>
       </w:pPr>
+      <w:bookmarkStart w:id="24" w:name="_Ref195522887"/>
       <w:r>
-        <w:rPr>
-          <w:highlight w:val="green"/>
-        </w:rPr>
-        <w:t xml:space="preserve">Выходные реле устройства ЮНИТ-М300 для проверки </w:t>
+        <w:t xml:space="preserve">Выходные реле ЮНИТ-М300 для проверки </w:t>
       </w:r>
       <w:r>
-        <w:rPr>
-          <w:highlight w:val="green"/>
-        </w:rPr>
         <w:t>ЛО ВН</w:t>
       </w:r>
+      <w:bookmarkEnd w:id="24"/>
     </w:p>
     <w:tbl>
       <w:tblPr>
@@ -12035,7 +12765,6 @@
               <w:rPr>
                 <w:b w:val="0"/>
               </w:rPr>
-              <w:lastRenderedPageBreak/>
               <w:t>Клеммы на устройстве</w:t>
             </w:r>
           </w:p>
@@ -12662,6 +13391,72 @@
               <w:jc w:val="left"/>
             </w:pPr>
             <w:r>
+              <w:t>ПС: Пуск</w:t>
+            </w:r>
+          </w:p>
+        </w:tc>
+      </w:tr>
+      <w:tr>
+        <w:tc>
+          <w:tcPr>
+            <w:tcW w:w="2479" w:type="dxa"/>
+          </w:tcPr>
+          <w:p>
+            <w:pPr>
+              <w:pStyle w:val="af0"/>
+            </w:pPr>
+            <w:r>
+              <w:t>М10.</w:t>
+            </w:r>
+            <w:r>
+              <w:rPr>
+                <w:lang w:val="en-US"/>
+              </w:rPr>
+              <w:t>X</w:t>
+            </w:r>
+            <w:r>
+              <w:t>В</w:t>
+            </w:r>
+            <w:r>
+              <w:rPr>
+                <w:lang w:val="en-US"/>
+              </w:rPr>
+              <w:t>:1</w:t>
+            </w:r>
+            <w:r>
+              <w:t xml:space="preserve"> – М10.</w:t>
+            </w:r>
+            <w:r>
+              <w:rPr>
+                <w:lang w:val="en-US"/>
+              </w:rPr>
+              <w:t>XB:2</w:t>
+            </w:r>
+          </w:p>
+        </w:tc>
+        <w:tc>
+          <w:tcPr>
+            <w:tcW w:w="2212" w:type="dxa"/>
+          </w:tcPr>
+          <w:p>
+            <w:pPr>
+              <w:pStyle w:val="af0"/>
+            </w:pPr>
+            <w:r>
+              <w:t>М10.К1</w:t>
+            </w:r>
+          </w:p>
+        </w:tc>
+        <w:tc>
+          <w:tcPr>
+            <w:tcW w:w="4914" w:type="dxa"/>
+          </w:tcPr>
+          <w:p>
+            <w:pPr>
+              <w:pStyle w:val="af0"/>
+              <w:jc w:val="left"/>
+            </w:pPr>
+            <w:r>
               <w:t>Резерв</w:t>
             </w:r>
           </w:p>
@@ -12686,13 +13481,224 @@
               <w:t>X</w:t>
             </w:r>
             <w:r>
+              <w:t>В:3 – М10.</w:t>
+            </w:r>
+            <w:r>
+              <w:rPr>
+                <w:lang w:val="en-US"/>
+              </w:rPr>
+              <w:t>XB</w:t>
+            </w:r>
+            <w:r>
+              <w:t>:4</w:t>
+            </w:r>
+          </w:p>
+        </w:tc>
+        <w:tc>
+          <w:tcPr>
+            <w:tcW w:w="2212" w:type="dxa"/>
+          </w:tcPr>
+          <w:p>
+            <w:pPr>
+              <w:pStyle w:val="af0"/>
+            </w:pPr>
+            <w:r>
+              <w:t>М10.К2</w:t>
+            </w:r>
+          </w:p>
+        </w:tc>
+        <w:tc>
+          <w:tcPr>
+            <w:tcW w:w="4914" w:type="dxa"/>
+          </w:tcPr>
+          <w:p>
+            <w:pPr>
+              <w:pStyle w:val="af0"/>
+              <w:jc w:val="left"/>
+            </w:pPr>
+            <w:r>
+              <w:t>Резерв</w:t>
+            </w:r>
+          </w:p>
+        </w:tc>
+      </w:tr>
+      <w:tr>
+        <w:tc>
+          <w:tcPr>
+            <w:tcW w:w="2479" w:type="dxa"/>
+          </w:tcPr>
+          <w:p>
+            <w:pPr>
+              <w:pStyle w:val="af0"/>
+            </w:pPr>
+            <w:r>
+              <w:t>М10.</w:t>
+            </w:r>
+            <w:r>
+              <w:rPr>
+                <w:lang w:val="en-US"/>
+              </w:rPr>
+              <w:t>X</w:t>
+            </w:r>
+            <w:r>
+              <w:t>В:</w:t>
+            </w:r>
+            <w:r>
+              <w:rPr>
+                <w:lang w:val="en-US"/>
+              </w:rPr>
+              <w:t>7</w:t>
+            </w:r>
+            <w:r>
+              <w:t xml:space="preserve"> – М10.</w:t>
+            </w:r>
+            <w:r>
+              <w:rPr>
+                <w:lang w:val="en-US"/>
+              </w:rPr>
+              <w:t>XB</w:t>
+            </w:r>
+            <w:r>
+              <w:t>:</w:t>
+            </w:r>
+            <w:r>
+              <w:rPr>
+                <w:lang w:val="en-US"/>
+              </w:rPr>
+              <w:t>5</w:t>
+            </w:r>
+          </w:p>
+        </w:tc>
+        <w:tc>
+          <w:tcPr>
+            <w:tcW w:w="2212" w:type="dxa"/>
+          </w:tcPr>
+          <w:p>
+            <w:pPr>
+              <w:pStyle w:val="af0"/>
+            </w:pPr>
+            <w:r>
+              <w:t>М10.К3</w:t>
+            </w:r>
+          </w:p>
+        </w:tc>
+        <w:tc>
+          <w:tcPr>
+            <w:tcW w:w="4914" w:type="dxa"/>
+          </w:tcPr>
+          <w:p>
+            <w:pPr>
+              <w:pStyle w:val="af0"/>
+              <w:jc w:val="left"/>
+            </w:pPr>
+            <w:r>
+              <w:t>Резерв</w:t>
+            </w:r>
+          </w:p>
+        </w:tc>
+      </w:tr>
+      <w:tr>
+        <w:tc>
+          <w:tcPr>
+            <w:tcW w:w="2479" w:type="dxa"/>
+          </w:tcPr>
+          <w:p>
+            <w:pPr>
+              <w:pStyle w:val="af0"/>
+            </w:pPr>
+            <w:r>
+              <w:lastRenderedPageBreak/>
+              <w:t>М10.</w:t>
+            </w:r>
+            <w:r>
+              <w:rPr>
+                <w:lang w:val="en-US"/>
+              </w:rPr>
+              <w:t>X</w:t>
+            </w:r>
+            <w:r>
+              <w:t>В:</w:t>
+            </w:r>
+            <w:r>
+              <w:rPr>
+                <w:lang w:val="en-US"/>
+              </w:rPr>
+              <w:t>7</w:t>
+            </w:r>
+            <w:r>
+              <w:t xml:space="preserve"> – М10.</w:t>
+            </w:r>
+            <w:r>
+              <w:rPr>
+                <w:lang w:val="en-US"/>
+              </w:rPr>
+              <w:t>XB</w:t>
+            </w:r>
+            <w:r>
+              <w:t>:</w:t>
+            </w:r>
+            <w:r>
+              <w:rPr>
+                <w:lang w:val="en-US"/>
+              </w:rPr>
+              <w:t>6</w:t>
+            </w:r>
+          </w:p>
+        </w:tc>
+        <w:tc>
+          <w:tcPr>
+            <w:tcW w:w="2212" w:type="dxa"/>
+          </w:tcPr>
+          <w:p>
+            <w:pPr>
+              <w:pStyle w:val="af0"/>
+            </w:pPr>
+            <w:r>
+              <w:t>М10.К4</w:t>
+            </w:r>
+          </w:p>
+        </w:tc>
+        <w:tc>
+          <w:tcPr>
+            <w:tcW w:w="4914" w:type="dxa"/>
+          </w:tcPr>
+          <w:p>
+            <w:pPr>
+              <w:pStyle w:val="af0"/>
+              <w:jc w:val="left"/>
+            </w:pPr>
+            <w:r>
+              <w:t>Резерв</w:t>
+            </w:r>
+          </w:p>
+        </w:tc>
+      </w:tr>
+      <w:tr>
+        <w:tc>
+          <w:tcPr>
+            <w:tcW w:w="2479" w:type="dxa"/>
+          </w:tcPr>
+          <w:p>
+            <w:pPr>
+              <w:pStyle w:val="af0"/>
+            </w:pPr>
+            <w:r>
+              <w:t>М10.</w:t>
+            </w:r>
+            <w:r>
+              <w:rPr>
+                <w:lang w:val="en-US"/>
+              </w:rPr>
+              <w:t>X</w:t>
+            </w:r>
+            <w:r>
               <w:t>В</w:t>
             </w:r>
             <w:r>
               <w:rPr>
                 <w:lang w:val="en-US"/>
               </w:rPr>
-              <w:t>:1</w:t>
+              <w:t>:10</w:t>
             </w:r>
             <w:r>
               <w:t xml:space="preserve"> – М10.</w:t>
@@ -12701,7 +13707,7 @@
               <w:rPr>
                 <w:lang w:val="en-US"/>
               </w:rPr>
-              <w:t>XB:2</w:t>
+              <w:t>XB:8</w:t>
             </w:r>
           </w:p>
         </w:tc>
@@ -12714,7 +13720,7 @@
               <w:pStyle w:val="af0"/>
             </w:pPr>
             <w:r>
-              <w:t>М10.К1</w:t>
+              <w:t>М10.К5</w:t>
             </w:r>
           </w:p>
         </w:tc>
@@ -12743,25 +13749,31 @@
               <w:pStyle w:val="af0"/>
             </w:pPr>
             <w:r>
-              <w:t>М10.</w:t>
-            </w:r>
-            <w:r>
-              <w:rPr>
-                <w:lang w:val="en-US"/>
-              </w:rPr>
-              <w:t>X</w:t>
-            </w:r>
-            <w:r>
-              <w:t>В:3 – М10.</w:t>
-            </w:r>
-            <w:r>
-              <w:rPr>
-                <w:lang w:val="en-US"/>
-              </w:rPr>
-              <w:t>XB</w:t>
-            </w:r>
-            <w:r>
-              <w:t>:4</w:t>
+              <w:t>М10</w:t>
+            </w:r>
+            <w:r>
+              <w:rPr>
+                <w:lang w:val="en-US"/>
+              </w:rPr>
+              <w:t>.X</w:t>
+            </w:r>
+            <w:r>
+              <w:t>В</w:t>
+            </w:r>
+            <w:r>
+              <w:rPr>
+                <w:lang w:val="en-US"/>
+              </w:rPr>
+              <w:t xml:space="preserve">:10 – </w:t>
+            </w:r>
+            <w:r>
+              <w:t>М10</w:t>
+            </w:r>
+            <w:r>
+              <w:rPr>
+                <w:lang w:val="en-US"/>
+              </w:rPr>
+              <w:t>.XB:9</w:t>
             </w:r>
           </w:p>
         </w:tc>
@@ -12774,7 +13786,13 @@
               <w:pStyle w:val="af0"/>
             </w:pPr>
             <w:r>
-              <w:t>М10.К2</w:t>
+              <w:t>М10.К</w:t>
+            </w:r>
+            <w:r>
+              <w:rPr>
+                <w:lang w:val="en-US"/>
+              </w:rPr>
+              <w:t>6</w:t>
             </w:r>
           </w:p>
         </w:tc>
@@ -12803,16 +13821,44 @@
               <w:pStyle w:val="af0"/>
             </w:pPr>
             <w:r>
-              <w:t>М10.</w:t>
-            </w:r>
-            <w:r>
-              <w:rPr>
-                <w:lang w:val="en-US"/>
-              </w:rPr>
-              <w:t>X</w:t>
-            </w:r>
-            <w:r>
-              <w:t>В:</w:t>
+              <w:t>М10</w:t>
+            </w:r>
+            <w:r>
+              <w:rPr>
+                <w:lang w:val="en-US"/>
+              </w:rPr>
+              <w:t>.X</w:t>
+            </w:r>
+            <w:r>
+              <w:t>В</w:t>
+            </w:r>
+            <w:r>
+              <w:rPr>
+                <w:lang w:val="en-US"/>
+              </w:rPr>
+              <w:t xml:space="preserve">:13 – </w:t>
+            </w:r>
+            <w:r>
+              <w:t>М10</w:t>
+            </w:r>
+            <w:r>
+              <w:rPr>
+                <w:lang w:val="en-US"/>
+              </w:rPr>
+              <w:t>.XB:12</w:t>
+            </w:r>
+          </w:p>
+        </w:tc>
+        <w:tc>
+          <w:tcPr>
+            <w:tcW w:w="2212" w:type="dxa"/>
+          </w:tcPr>
+          <w:p>
+            <w:pPr>
+              <w:pStyle w:val="af0"/>
+            </w:pPr>
+            <w:r>
+              <w:t>М10.К</w:t>
             </w:r>
             <w:r>
               <w:rPr>
@@ -12820,23 +13866,58 @@
               </w:rPr>
               <w:t>7</w:t>
             </w:r>
-            <w:r>
-              <w:t xml:space="preserve"> – М10.</w:t>
-            </w:r>
-            <w:r>
-              <w:rPr>
-                <w:lang w:val="en-US"/>
-              </w:rPr>
-              <w:t>XB</w:t>
-            </w:r>
-            <w:r>
-              <w:t>:</w:t>
-            </w:r>
-            <w:r>
-              <w:rPr>
-                <w:lang w:val="en-US"/>
-              </w:rPr>
-              <w:t>5</w:t>
+          </w:p>
+        </w:tc>
+        <w:tc>
+          <w:tcPr>
+            <w:tcW w:w="4914" w:type="dxa"/>
+          </w:tcPr>
+          <w:p>
+            <w:pPr>
+              <w:pStyle w:val="af0"/>
+              <w:jc w:val="left"/>
+            </w:pPr>
+            <w:r>
+              <w:t>Резерв</w:t>
+            </w:r>
+          </w:p>
+        </w:tc>
+      </w:tr>
+      <w:tr>
+        <w:tc>
+          <w:tcPr>
+            <w:tcW w:w="2479" w:type="dxa"/>
+          </w:tcPr>
+          <w:p>
+            <w:pPr>
+              <w:pStyle w:val="af0"/>
+            </w:pPr>
+            <w:r>
+              <w:t>М10</w:t>
+            </w:r>
+            <w:r>
+              <w:rPr>
+                <w:lang w:val="en-US"/>
+              </w:rPr>
+              <w:t>.X</w:t>
+            </w:r>
+            <w:r>
+              <w:t>В</w:t>
+            </w:r>
+            <w:r>
+              <w:rPr>
+                <w:lang w:val="en-US"/>
+              </w:rPr>
+              <w:t xml:space="preserve">:16 – </w:t>
+            </w:r>
+            <w:r>
+              <w:t>М10</w:t>
+            </w:r>
+            <w:r>
+              <w:rPr>
+                <w:lang w:val="en-US"/>
+              </w:rPr>
+              <w:t>.XB:15</w:t>
             </w:r>
           </w:p>
         </w:tc>
@@ -12849,7 +13930,7 @@
               <w:pStyle w:val="af0"/>
             </w:pPr>
             <w:r>
-              <w:t>М10.К3</w:t>
+              <w:t>М10.К8</w:t>
             </w:r>
           </w:p>
         </w:tc>
@@ -12864,414 +13945,6 @@
             </w:pPr>
             <w:r>
               <w:t>Резерв</w:t>
-            </w:r>
-          </w:p>
-        </w:tc>
-      </w:tr>
-      <w:tr>
-        <w:tc>
-          <w:tcPr>
-            <w:tcW w:w="2479" w:type="dxa"/>
-          </w:tcPr>
-          <w:p>
-            <w:pPr>
-              <w:pStyle w:val="af0"/>
-            </w:pPr>
-            <w:r>
-              <w:t>М10.</w:t>
-            </w:r>
-            <w:r>
-              <w:rPr>
-                <w:lang w:val="en-US"/>
-              </w:rPr>
-              <w:t>X</w:t>
-            </w:r>
-            <w:r>
-              <w:t>В:</w:t>
-            </w:r>
-            <w:r>
-              <w:rPr>
-                <w:lang w:val="en-US"/>
-              </w:rPr>
-              <w:t>7</w:t>
-            </w:r>
-            <w:r>
-              <w:t xml:space="preserve"> – М10.</w:t>
-            </w:r>
-            <w:r>
-              <w:rPr>
-                <w:lang w:val="en-US"/>
-              </w:rPr>
-              <w:t>XB</w:t>
-            </w:r>
-            <w:r>
-              <w:t>:</w:t>
-            </w:r>
-            <w:r>
-              <w:rPr>
-                <w:lang w:val="en-US"/>
-              </w:rPr>
-              <w:t>6</w:t>
-            </w:r>
-          </w:p>
-        </w:tc>
-        <w:tc>
-          <w:tcPr>
-            <w:tcW w:w="2212" w:type="dxa"/>
-          </w:tcPr>
-          <w:p>
-            <w:pPr>
-              <w:pStyle w:val="af0"/>
-            </w:pPr>
-            <w:r>
-              <w:t>М10.К4</w:t>
-            </w:r>
-          </w:p>
-        </w:tc>
-        <w:tc>
-          <w:tcPr>
-            <w:tcW w:w="4914" w:type="dxa"/>
-          </w:tcPr>
-          <w:p>
-            <w:pPr>
-              <w:pStyle w:val="af0"/>
-              <w:jc w:val="left"/>
-            </w:pPr>
-            <w:r>
-              <w:t>Резерв</w:t>
-            </w:r>
-          </w:p>
-        </w:tc>
-      </w:tr>
-      <w:tr>
-        <w:tc>
-          <w:tcPr>
-            <w:tcW w:w="2479" w:type="dxa"/>
-          </w:tcPr>
-          <w:p>
-            <w:pPr>
-              <w:pStyle w:val="af0"/>
-            </w:pPr>
-            <w:r>
-              <w:t>М10.</w:t>
-            </w:r>
-            <w:r>
-              <w:rPr>
-                <w:lang w:val="en-US"/>
-              </w:rPr>
-              <w:t>X</w:t>
-            </w:r>
-            <w:r>
-              <w:t>В</w:t>
-            </w:r>
-            <w:r>
-              <w:rPr>
-                <w:lang w:val="en-US"/>
-              </w:rPr>
-              <w:t>:10</w:t>
-            </w:r>
-            <w:r>
-              <w:t xml:space="preserve"> – М10.</w:t>
-            </w:r>
-            <w:r>
-              <w:rPr>
-                <w:lang w:val="en-US"/>
-              </w:rPr>
-              <w:t>XB:8</w:t>
-            </w:r>
-          </w:p>
-        </w:tc>
-        <w:tc>
-          <w:tcPr>
-            <w:tcW w:w="2212" w:type="dxa"/>
-          </w:tcPr>
-          <w:p>
-            <w:pPr>
-              <w:pStyle w:val="af0"/>
-            </w:pPr>
-            <w:r>
-              <w:t>М10.К5</w:t>
-            </w:r>
-          </w:p>
-        </w:tc>
-        <w:tc>
-          <w:tcPr>
-            <w:tcW w:w="4914" w:type="dxa"/>
-          </w:tcPr>
-          <w:p>
-            <w:pPr>
-              <w:pStyle w:val="af0"/>
-              <w:jc w:val="left"/>
-            </w:pPr>
-            <w:r>
-              <w:t>Резерв</w:t>
-            </w:r>
-          </w:p>
-        </w:tc>
-      </w:tr>
-      <w:tr>
-        <w:tc>
-          <w:tcPr>
-            <w:tcW w:w="2479" w:type="dxa"/>
-          </w:tcPr>
-          <w:p>
-            <w:pPr>
-              <w:pStyle w:val="af0"/>
-            </w:pPr>
-            <w:r>
-              <w:t>М10</w:t>
-            </w:r>
-            <w:r>
-              <w:rPr>
-                <w:lang w:val="en-US"/>
-              </w:rPr>
-              <w:t>.X</w:t>
-            </w:r>
-            <w:r>
-              <w:t>В</w:t>
-            </w:r>
-            <w:r>
-              <w:rPr>
-                <w:lang w:val="en-US"/>
-              </w:rPr>
-              <w:t xml:space="preserve">:10 – </w:t>
-            </w:r>
-            <w:r>
-              <w:t>М10</w:t>
-            </w:r>
-            <w:r>
-              <w:rPr>
-                <w:lang w:val="en-US"/>
-              </w:rPr>
-              <w:t>.XB:9</w:t>
-            </w:r>
-          </w:p>
-        </w:tc>
-        <w:tc>
-          <w:tcPr>
-            <w:tcW w:w="2212" w:type="dxa"/>
-          </w:tcPr>
-          <w:p>
-            <w:pPr>
-              <w:pStyle w:val="af0"/>
-            </w:pPr>
-            <w:r>
-              <w:t>М10.К</w:t>
-            </w:r>
-            <w:r>
-              <w:rPr>
-                <w:lang w:val="en-US"/>
-              </w:rPr>
-              <w:t>6</w:t>
-            </w:r>
-          </w:p>
-        </w:tc>
-        <w:tc>
-          <w:tcPr>
-            <w:tcW w:w="4914" w:type="dxa"/>
-          </w:tcPr>
-          <w:p>
-            <w:pPr>
-              <w:pStyle w:val="af0"/>
-              <w:jc w:val="left"/>
-            </w:pPr>
-            <w:r>
-              <w:t>Резерв</w:t>
-            </w:r>
-          </w:p>
-        </w:tc>
-      </w:tr>
-      <w:tr>
-        <w:tc>
-          <w:tcPr>
-            <w:tcW w:w="2479" w:type="dxa"/>
-          </w:tcPr>
-          <w:p>
-            <w:pPr>
-              <w:pStyle w:val="af0"/>
-            </w:pPr>
-            <w:r>
-              <w:t>М10</w:t>
-            </w:r>
-            <w:r>
-              <w:rPr>
-                <w:lang w:val="en-US"/>
-              </w:rPr>
-              <w:t>.X</w:t>
-            </w:r>
-            <w:r>
-              <w:t>В</w:t>
-            </w:r>
-            <w:r>
-              <w:rPr>
-                <w:lang w:val="en-US"/>
-              </w:rPr>
-              <w:t xml:space="preserve">:13 – </w:t>
-            </w:r>
-            <w:r>
-              <w:t>М10</w:t>
-            </w:r>
-            <w:r>
-              <w:rPr>
-                <w:lang w:val="en-US"/>
-              </w:rPr>
-              <w:t>.XB:12</w:t>
-            </w:r>
-          </w:p>
-        </w:tc>
-        <w:tc>
-          <w:tcPr>
-            <w:tcW w:w="2212" w:type="dxa"/>
-          </w:tcPr>
-          <w:p>
-            <w:pPr>
-              <w:pStyle w:val="af0"/>
-            </w:pPr>
-            <w:r>
-              <w:t>М10.К</w:t>
-            </w:r>
-            <w:r>
-              <w:rPr>
-                <w:lang w:val="en-US"/>
-              </w:rPr>
-              <w:t>7</w:t>
-            </w:r>
-          </w:p>
-        </w:tc>
-        <w:tc>
-          <w:tcPr>
-            <w:tcW w:w="4914" w:type="dxa"/>
-          </w:tcPr>
-          <w:p>
-            <w:pPr>
-              <w:pStyle w:val="af0"/>
-              <w:jc w:val="left"/>
-            </w:pPr>
-            <w:r>
-              <w:t>Резерв</w:t>
-            </w:r>
-          </w:p>
-        </w:tc>
-      </w:tr>
-      <w:tr>
-        <w:tc>
-          <w:tcPr>
-            <w:tcW w:w="2479" w:type="dxa"/>
-          </w:tcPr>
-          <w:p>
-            <w:pPr>
-              <w:pStyle w:val="af0"/>
-            </w:pPr>
-            <w:r>
-              <w:t>М10</w:t>
-            </w:r>
-            <w:r>
-              <w:rPr>
-                <w:lang w:val="en-US"/>
-              </w:rPr>
-              <w:t>.X</w:t>
-            </w:r>
-            <w:r>
-              <w:t>В</w:t>
-            </w:r>
-            <w:r>
-              <w:rPr>
-                <w:lang w:val="en-US"/>
-              </w:rPr>
-              <w:t xml:space="preserve">:16 – </w:t>
-            </w:r>
-            <w:r>
-              <w:t>М10</w:t>
-            </w:r>
-            <w:r>
-              <w:rPr>
-                <w:lang w:val="en-US"/>
-              </w:rPr>
-              <w:t>.XB:15</w:t>
-            </w:r>
-          </w:p>
-        </w:tc>
-        <w:tc>
-          <w:tcPr>
-            <w:tcW w:w="2212" w:type="dxa"/>
-          </w:tcPr>
-          <w:p>
-            <w:pPr>
-              <w:pStyle w:val="af0"/>
-            </w:pPr>
-            <w:r>
-              <w:t>М10.К8</w:t>
-            </w:r>
-          </w:p>
-        </w:tc>
-        <w:tc>
-          <w:tcPr>
-            <w:tcW w:w="4914" w:type="dxa"/>
-          </w:tcPr>
-          <w:p>
-            <w:pPr>
-              <w:pStyle w:val="af0"/>
-              <w:jc w:val="left"/>
-            </w:pPr>
-            <w:r>
-              <w:t>Резерв</w:t>
-            </w:r>
-          </w:p>
-        </w:tc>
-      </w:tr>
-      <w:tr>
-        <w:tc>
-          <w:tcPr>
-            <w:tcW w:w="2479" w:type="dxa"/>
-          </w:tcPr>
-          <w:p>
-            <w:pPr>
-              <w:pStyle w:val="af0"/>
-            </w:pPr>
-            <w:r>
-              <w:t>М</w:t>
-            </w:r>
-            <w:r>
-              <w:rPr>
-                <w:lang w:val="en-US"/>
-              </w:rPr>
-              <w:t xml:space="preserve">1.XP:2 - </w:t>
-            </w:r>
-            <w:r>
-              <w:t>М</w:t>
-            </w:r>
-            <w:r>
-              <w:rPr>
-                <w:lang w:val="en-US"/>
-              </w:rPr>
-              <w:t>1.XP:1</w:t>
-            </w:r>
-          </w:p>
-        </w:tc>
-        <w:tc>
-          <w:tcPr>
-            <w:tcW w:w="2212" w:type="dxa"/>
-          </w:tcPr>
-          <w:p>
-            <w:pPr>
-              <w:pStyle w:val="af0"/>
-            </w:pPr>
-            <w:r>
-              <w:t>М1.К1</w:t>
-            </w:r>
-          </w:p>
-        </w:tc>
-        <w:tc>
-          <w:tcPr>
-            <w:tcW w:w="4914" w:type="dxa"/>
-          </w:tcPr>
-          <w:p>
-            <w:pPr>
-              <w:pStyle w:val="af0"/>
-              <w:jc w:val="left"/>
-            </w:pPr>
-            <w:r>
-              <w:t>ПС: Пуск</w:t>
             </w:r>
           </w:p>
         </w:tc>
@@ -13280,22 +13953,15 @@
     <w:p>
       <w:pPr>
         <w:pStyle w:val="a"/>
-        <w:rPr>
-          <w:highlight w:val="green"/>
-        </w:rPr>
       </w:pPr>
+      <w:bookmarkStart w:id="25" w:name="_Ref195522904"/>
       <w:r>
-        <w:rPr>
-          <w:highlight w:val="green"/>
-        </w:rPr>
-        <w:t xml:space="preserve">Выходные реле устройства ЮНИТ-М300 для проверки </w:t>
+        <w:t xml:space="preserve">Выходные реле ЮНИТ-М300 для проверки </w:t>
       </w:r>
       <w:r>
-        <w:rPr>
-          <w:highlight w:val="green"/>
-        </w:rPr>
         <w:t>ЛО НН</w:t>
       </w:r>
+      <w:bookmarkEnd w:id="25"/>
     </w:p>
     <w:tbl>
       <w:tblPr>
@@ -14439,130 +15105,73 @@
               <w:jc w:val="left"/>
             </w:pPr>
             <w:r>
+              <w:t>ПС: Пуск</w:t>
+            </w:r>
+          </w:p>
+        </w:tc>
+      </w:tr>
+      <w:tr>
+        <w:tc>
+          <w:tcPr>
+            <w:tcW w:w="2479" w:type="dxa"/>
+          </w:tcPr>
+          <w:p>
+            <w:pPr>
+              <w:pStyle w:val="af0"/>
+            </w:pPr>
+            <w:r>
+              <w:t>М10</w:t>
+            </w:r>
+            <w:r>
+              <w:rPr>
+                <w:lang w:val="en-US"/>
+              </w:rPr>
+              <w:t>.X</w:t>
+            </w:r>
+            <w:r>
+              <w:t>В</w:t>
+            </w:r>
+            <w:r>
+              <w:rPr>
+                <w:lang w:val="en-US"/>
+              </w:rPr>
+              <w:t xml:space="preserve">:16 – </w:t>
+            </w:r>
+            <w:r>
+              <w:t>М10</w:t>
+            </w:r>
+            <w:r>
+              <w:rPr>
+                <w:lang w:val="en-US"/>
+              </w:rPr>
+              <w:t>.XB:15</w:t>
+            </w:r>
+          </w:p>
+        </w:tc>
+        <w:tc>
+          <w:tcPr>
+            <w:tcW w:w="2212" w:type="dxa"/>
+          </w:tcPr>
+          <w:p>
+            <w:pPr>
+              <w:pStyle w:val="af0"/>
+            </w:pPr>
+            <w:r>
+              <w:t>М10.К8</w:t>
+            </w:r>
+          </w:p>
+        </w:tc>
+        <w:tc>
+          <w:tcPr>
+            <w:tcW w:w="4914" w:type="dxa"/>
+          </w:tcPr>
+          <w:p>
+            <w:pPr>
+              <w:pStyle w:val="af0"/>
+              <w:jc w:val="left"/>
+            </w:pPr>
+            <w:r>
               <w:t>Резерв</w:t>
-            </w:r>
-          </w:p>
-        </w:tc>
-      </w:tr>
-      <w:tr>
-        <w:tc>
-          <w:tcPr>
-            <w:tcW w:w="2479" w:type="dxa"/>
-          </w:tcPr>
-          <w:p>
-            <w:pPr>
-              <w:pStyle w:val="af0"/>
-            </w:pPr>
-            <w:r>
-              <w:t>М10</w:t>
-            </w:r>
-            <w:r>
-              <w:rPr>
-                <w:lang w:val="en-US"/>
-              </w:rPr>
-              <w:t>.X</w:t>
-            </w:r>
-            <w:r>
-              <w:t>В</w:t>
-            </w:r>
-            <w:r>
-              <w:rPr>
-                <w:lang w:val="en-US"/>
-              </w:rPr>
-              <w:t xml:space="preserve">:16 – </w:t>
-            </w:r>
-            <w:r>
-              <w:t>М10</w:t>
-            </w:r>
-            <w:r>
-              <w:rPr>
-                <w:lang w:val="en-US"/>
-              </w:rPr>
-              <w:t>.XB:15</w:t>
-            </w:r>
-          </w:p>
-        </w:tc>
-        <w:tc>
-          <w:tcPr>
-            <w:tcW w:w="2212" w:type="dxa"/>
-          </w:tcPr>
-          <w:p>
-            <w:pPr>
-              <w:pStyle w:val="af0"/>
-            </w:pPr>
-            <w:r>
-              <w:t>М10.К8</w:t>
-            </w:r>
-          </w:p>
-        </w:tc>
-        <w:tc>
-          <w:tcPr>
-            <w:tcW w:w="4914" w:type="dxa"/>
-          </w:tcPr>
-          <w:p>
-            <w:pPr>
-              <w:pStyle w:val="af0"/>
-              <w:jc w:val="left"/>
-            </w:pPr>
-            <w:r>
-              <w:t>Резерв</w:t>
-            </w:r>
-          </w:p>
-        </w:tc>
-      </w:tr>
-      <w:tr>
-        <w:tc>
-          <w:tcPr>
-            <w:tcW w:w="2479" w:type="dxa"/>
-          </w:tcPr>
-          <w:p>
-            <w:pPr>
-              <w:pStyle w:val="af0"/>
-            </w:pPr>
-            <w:r>
-              <w:t>М</w:t>
-            </w:r>
-            <w:r>
-              <w:rPr>
-                <w:lang w:val="en-US"/>
-              </w:rPr>
-              <w:t xml:space="preserve">1.XP:2 - </w:t>
-            </w:r>
-            <w:r>
-              <w:t>М</w:t>
-            </w:r>
-            <w:r>
-              <w:rPr>
-                <w:lang w:val="en-US"/>
-              </w:rPr>
-              <w:t>1.XP:1</w:t>
-            </w:r>
-          </w:p>
-        </w:tc>
-        <w:tc>
-          <w:tcPr>
-            <w:tcW w:w="2212" w:type="dxa"/>
-          </w:tcPr>
-          <w:p>
-            <w:pPr>
-              <w:pStyle w:val="af0"/>
-            </w:pPr>
-            <w:r>
-              <w:t>М1.К1</w:t>
-            </w:r>
-          </w:p>
-        </w:tc>
-        <w:tc>
-          <w:tcPr>
-            <w:tcW w:w="4914" w:type="dxa"/>
-          </w:tcPr>
-          <w:p>
-            <w:pPr>
-              <w:pStyle w:val="af0"/>
-              <w:jc w:val="left"/>
-            </w:pPr>
-            <w:r>
-              <w:t>ПС: Пуск</w:t>
             </w:r>
           </w:p>
         </w:tc>
@@ -14571,22 +15180,12 @@
     <w:p>
       <w:pPr>
         <w:pStyle w:val="a"/>
-        <w:rPr>
-          <w:highlight w:val="green"/>
-        </w:rPr>
       </w:pPr>
+      <w:bookmarkStart w:id="26" w:name="_Ref195518957"/>
       <w:r>
-        <w:rPr>
-          <w:highlight w:val="green"/>
-        </w:rPr>
-        <w:t xml:space="preserve">Выходные реле устройства ЮНИТ-М300 для проверки </w:t>
+        <w:t>Выходные реле ЮНИТ-М300 для проверки СС (часть 1 ,2)</w:t>
       </w:r>
-      <w:r>
-        <w:rPr>
-          <w:highlight w:val="green"/>
-        </w:rPr>
-        <w:t>СС (часть 1 ,2)</w:t>
-      </w:r>
+      <w:bookmarkEnd w:id="26"/>
     </w:p>
     <w:tbl>
       <w:tblPr>
@@ -15258,7 +15857,6 @@
             <w:pPr>
               <w:pStyle w:val="af0"/>
             </w:pPr>
-            <w:bookmarkStart w:id="18" w:name="_GoBack" w:colFirst="2" w:colLast="2"/>
             <w:r>
               <w:t>М10.</w:t>
             </w:r>
@@ -15311,12 +15909,71 @@
               <w:jc w:val="left"/>
             </w:pPr>
             <w:r>
+              <w:t>ПС: Пуск</w:t>
+            </w:r>
+          </w:p>
+        </w:tc>
+      </w:tr>
+      <w:tr>
+        <w:tc>
+          <w:tcPr>
+            <w:tcW w:w="2479" w:type="dxa"/>
+          </w:tcPr>
+          <w:p>
+            <w:pPr>
+              <w:pStyle w:val="af0"/>
+            </w:pPr>
+            <w:r>
+              <w:t>М10.</w:t>
+            </w:r>
+            <w:r>
+              <w:rPr>
+                <w:lang w:val="en-US"/>
+              </w:rPr>
+              <w:t>X</w:t>
+            </w:r>
+            <w:r>
+              <w:t>В:3 – М10.</w:t>
+            </w:r>
+            <w:r>
+              <w:rPr>
+                <w:lang w:val="en-US"/>
+              </w:rPr>
+              <w:t>XB</w:t>
+            </w:r>
+            <w:r>
+              <w:t>:4</w:t>
+            </w:r>
+          </w:p>
+        </w:tc>
+        <w:tc>
+          <w:tcPr>
+            <w:tcW w:w="2212" w:type="dxa"/>
+          </w:tcPr>
+          <w:p>
+            <w:pPr>
+              <w:pStyle w:val="af0"/>
+            </w:pPr>
+            <w:r>
+              <w:t>М10.К2</w:t>
+            </w:r>
+          </w:p>
+        </w:tc>
+        <w:tc>
+          <w:tcPr>
+            <w:tcW w:w="4914" w:type="dxa"/>
+          </w:tcPr>
+          <w:p>
+            <w:pPr>
+              <w:pStyle w:val="af0"/>
+              <w:jc w:val="left"/>
+            </w:pPr>
+            <w:r>
               <w:t>Резерв</w:t>
             </w:r>
           </w:p>
         </w:tc>
       </w:tr>
-      <w:bookmarkEnd w:id="18"/>
       <w:tr>
         <w:tc>
           <w:tcPr>
@@ -15327,7 +15984,6 @@
               <w:pStyle w:val="af0"/>
             </w:pPr>
             <w:r>
-              <w:lastRenderedPageBreak/>
               <w:t>М10.</w:t>
             </w:r>
             <w:r>
@@ -15337,7 +15993,16 @@
               <w:t>X</w:t>
             </w:r>
             <w:r>
-              <w:t>В:3 – М10.</w:t>
+              <w:t>В:</w:t>
+            </w:r>
+            <w:r>
+              <w:rPr>
+                <w:lang w:val="en-US"/>
+              </w:rPr>
+              <w:t>7</w:t>
+            </w:r>
+            <w:r>
+              <w:t xml:space="preserve"> – М10.</w:t>
             </w:r>
             <w:r>
               <w:rPr>
@@ -15346,7 +16011,13 @@
               <w:t>XB</w:t>
             </w:r>
             <w:r>
-              <w:t>:4</w:t>
+              <w:t>:</w:t>
+            </w:r>
+            <w:r>
+              <w:rPr>
+                <w:lang w:val="en-US"/>
+              </w:rPr>
+              <w:t>5</w:t>
             </w:r>
           </w:p>
         </w:tc>
@@ -15359,7 +16030,7 @@
               <w:pStyle w:val="af0"/>
             </w:pPr>
             <w:r>
-              <w:t>М10.К2</w:t>
+              <w:t>М10.К3</w:t>
             </w:r>
           </w:p>
         </w:tc>
@@ -15421,7 +16092,7 @@
               <w:rPr>
                 <w:lang w:val="en-US"/>
               </w:rPr>
-              <w:t>5</w:t>
+              <w:t>6</w:t>
             </w:r>
           </w:p>
         </w:tc>
@@ -15434,7 +16105,7 @@
               <w:pStyle w:val="af0"/>
             </w:pPr>
             <w:r>
-              <w:t>М10.К3</w:t>
+              <w:t>М10.К4</w:t>
             </w:r>
           </w:p>
         </w:tc>
@@ -15472,7 +16143,173 @@
               <w:t>X</w:t>
             </w:r>
             <w:r>
-              <w:t>В:</w:t>
+              <w:t>В</w:t>
+            </w:r>
+            <w:r>
+              <w:rPr>
+                <w:lang w:val="en-US"/>
+              </w:rPr>
+              <w:t>:10</w:t>
+            </w:r>
+            <w:r>
+              <w:t xml:space="preserve"> – М10.</w:t>
+            </w:r>
+            <w:r>
+              <w:rPr>
+                <w:lang w:val="en-US"/>
+              </w:rPr>
+              <w:t>XB:8</w:t>
+            </w:r>
+          </w:p>
+        </w:tc>
+        <w:tc>
+          <w:tcPr>
+            <w:tcW w:w="2212" w:type="dxa"/>
+          </w:tcPr>
+          <w:p>
+            <w:pPr>
+              <w:pStyle w:val="af0"/>
+            </w:pPr>
+            <w:r>
+              <w:t>М10.К5</w:t>
+            </w:r>
+          </w:p>
+        </w:tc>
+        <w:tc>
+          <w:tcPr>
+            <w:tcW w:w="4914" w:type="dxa"/>
+          </w:tcPr>
+          <w:p>
+            <w:pPr>
+              <w:pStyle w:val="af0"/>
+              <w:jc w:val="left"/>
+            </w:pPr>
+            <w:r>
+              <w:t>Резерв</w:t>
+            </w:r>
+          </w:p>
+        </w:tc>
+      </w:tr>
+      <w:tr>
+        <w:tc>
+          <w:tcPr>
+            <w:tcW w:w="2479" w:type="dxa"/>
+          </w:tcPr>
+          <w:p>
+            <w:pPr>
+              <w:pStyle w:val="af0"/>
+            </w:pPr>
+            <w:r>
+              <w:t>М10</w:t>
+            </w:r>
+            <w:r>
+              <w:rPr>
+                <w:lang w:val="en-US"/>
+              </w:rPr>
+              <w:t>.X</w:t>
+            </w:r>
+            <w:r>
+              <w:t>В</w:t>
+            </w:r>
+            <w:r>
+              <w:rPr>
+                <w:lang w:val="en-US"/>
+              </w:rPr>
+              <w:t xml:space="preserve">:10 – </w:t>
+            </w:r>
+            <w:r>
+              <w:t>М10</w:t>
+            </w:r>
+            <w:r>
+              <w:rPr>
+                <w:lang w:val="en-US"/>
+              </w:rPr>
+              <w:t>.XB:9</w:t>
+            </w:r>
+          </w:p>
+        </w:tc>
+        <w:tc>
+          <w:tcPr>
+            <w:tcW w:w="2212" w:type="dxa"/>
+          </w:tcPr>
+          <w:p>
+            <w:pPr>
+              <w:pStyle w:val="af0"/>
+            </w:pPr>
+            <w:r>
+              <w:t>М10.К</w:t>
+            </w:r>
+            <w:r>
+              <w:rPr>
+                <w:lang w:val="en-US"/>
+              </w:rPr>
+              <w:t>6</w:t>
+            </w:r>
+          </w:p>
+        </w:tc>
+        <w:tc>
+          <w:tcPr>
+            <w:tcW w:w="4914" w:type="dxa"/>
+          </w:tcPr>
+          <w:p>
+            <w:pPr>
+              <w:pStyle w:val="af0"/>
+              <w:jc w:val="left"/>
+            </w:pPr>
+            <w:r>
+              <w:t>Резерв</w:t>
+            </w:r>
+          </w:p>
+        </w:tc>
+      </w:tr>
+      <w:tr>
+        <w:tc>
+          <w:tcPr>
+            <w:tcW w:w="2479" w:type="dxa"/>
+          </w:tcPr>
+          <w:p>
+            <w:pPr>
+              <w:pStyle w:val="af0"/>
+            </w:pPr>
+            <w:r>
+              <w:t>М10</w:t>
+            </w:r>
+            <w:r>
+              <w:rPr>
+                <w:lang w:val="en-US"/>
+              </w:rPr>
+              <w:t>.X</w:t>
+            </w:r>
+            <w:r>
+              <w:t>В</w:t>
+            </w:r>
+            <w:r>
+              <w:rPr>
+                <w:lang w:val="en-US"/>
+              </w:rPr>
+              <w:t xml:space="preserve">:13 – </w:t>
+            </w:r>
+            <w:r>
+              <w:t>М10</w:t>
+            </w:r>
+            <w:r>
+              <w:rPr>
+                <w:lang w:val="en-US"/>
+              </w:rPr>
+              <w:t>.XB:12</w:t>
+            </w:r>
+          </w:p>
+        </w:tc>
+        <w:tc>
+          <w:tcPr>
+            <w:tcW w:w="2212" w:type="dxa"/>
+          </w:tcPr>
+          <w:p>
+            <w:pPr>
+              <w:pStyle w:val="af0"/>
+            </w:pPr>
+            <w:r>
+              <w:t>М10.К</w:t>
             </w:r>
             <w:r>
               <w:rPr>
@@ -15480,23 +16317,58 @@
               </w:rPr>
               <w:t>7</w:t>
             </w:r>
-            <w:r>
-              <w:t xml:space="preserve"> – М10.</w:t>
-            </w:r>
-            <w:r>
-              <w:rPr>
-                <w:lang w:val="en-US"/>
-              </w:rPr>
-              <w:t>XB</w:t>
-            </w:r>
-            <w:r>
-              <w:t>:</w:t>
-            </w:r>
-            <w:r>
-              <w:rPr>
-                <w:lang w:val="en-US"/>
-              </w:rPr>
-              <w:t>6</w:t>
+          </w:p>
+        </w:tc>
+        <w:tc>
+          <w:tcPr>
+            <w:tcW w:w="4914" w:type="dxa"/>
+          </w:tcPr>
+          <w:p>
+            <w:pPr>
+              <w:pStyle w:val="af0"/>
+              <w:jc w:val="left"/>
+            </w:pPr>
+            <w:r>
+              <w:t>Резерв</w:t>
+            </w:r>
+          </w:p>
+        </w:tc>
+      </w:tr>
+      <w:tr>
+        <w:tc>
+          <w:tcPr>
+            <w:tcW w:w="2479" w:type="dxa"/>
+          </w:tcPr>
+          <w:p>
+            <w:pPr>
+              <w:pStyle w:val="af0"/>
+            </w:pPr>
+            <w:r>
+              <w:t>М10</w:t>
+            </w:r>
+            <w:r>
+              <w:rPr>
+                <w:lang w:val="en-US"/>
+              </w:rPr>
+              <w:t>.X</w:t>
+            </w:r>
+            <w:r>
+              <w:t>В</w:t>
+            </w:r>
+            <w:r>
+              <w:rPr>
+                <w:lang w:val="en-US"/>
+              </w:rPr>
+              <w:t xml:space="preserve">:16 – </w:t>
+            </w:r>
+            <w:r>
+              <w:t>М10</w:t>
+            </w:r>
+            <w:r>
+              <w:rPr>
+                <w:lang w:val="en-US"/>
+              </w:rPr>
+              <w:t>.XB:15</w:t>
             </w:r>
           </w:p>
         </w:tc>
@@ -15509,7 +16381,7 @@
               <w:pStyle w:val="af0"/>
             </w:pPr>
             <w:r>
-              <w:t>М10.К4</w:t>
+              <w:t>М10.К8</w:t>
             </w:r>
           </w:p>
         </w:tc>
@@ -15524,339 +16396,6 @@
             </w:pPr>
             <w:r>
               <w:t>Резерв</w:t>
-            </w:r>
-          </w:p>
-        </w:tc>
-      </w:tr>
-      <w:tr>
-        <w:tc>
-          <w:tcPr>
-            <w:tcW w:w="2479" w:type="dxa"/>
-          </w:tcPr>
-          <w:p>
-            <w:pPr>
-              <w:pStyle w:val="af0"/>
-            </w:pPr>
-            <w:r>
-              <w:t>М10.</w:t>
-            </w:r>
-            <w:r>
-              <w:rPr>
-                <w:lang w:val="en-US"/>
-              </w:rPr>
-              <w:t>X</w:t>
-            </w:r>
-            <w:r>
-              <w:t>В</w:t>
-            </w:r>
-            <w:r>
-              <w:rPr>
-                <w:lang w:val="en-US"/>
-              </w:rPr>
-              <w:t>:10</w:t>
-            </w:r>
-            <w:r>
-              <w:t xml:space="preserve"> – М10.</w:t>
-            </w:r>
-            <w:r>
-              <w:rPr>
-                <w:lang w:val="en-US"/>
-              </w:rPr>
-              <w:t>XB:8</w:t>
-            </w:r>
-          </w:p>
-        </w:tc>
-        <w:tc>
-          <w:tcPr>
-            <w:tcW w:w="2212" w:type="dxa"/>
-          </w:tcPr>
-          <w:p>
-            <w:pPr>
-              <w:pStyle w:val="af0"/>
-            </w:pPr>
-            <w:r>
-              <w:t>М10.К5</w:t>
-            </w:r>
-          </w:p>
-        </w:tc>
-        <w:tc>
-          <w:tcPr>
-            <w:tcW w:w="4914" w:type="dxa"/>
-          </w:tcPr>
-          <w:p>
-            <w:pPr>
-              <w:pStyle w:val="af0"/>
-              <w:jc w:val="left"/>
-            </w:pPr>
-            <w:r>
-              <w:t>Резерв</w:t>
-            </w:r>
-          </w:p>
-        </w:tc>
-      </w:tr>
-      <w:tr>
-        <w:tc>
-          <w:tcPr>
-            <w:tcW w:w="2479" w:type="dxa"/>
-          </w:tcPr>
-          <w:p>
-            <w:pPr>
-              <w:pStyle w:val="af0"/>
-            </w:pPr>
-            <w:r>
-              <w:t>М10</w:t>
-            </w:r>
-            <w:r>
-              <w:rPr>
-                <w:lang w:val="en-US"/>
-              </w:rPr>
-              <w:t>.X</w:t>
-            </w:r>
-            <w:r>
-              <w:t>В</w:t>
-            </w:r>
-            <w:r>
-              <w:rPr>
-                <w:lang w:val="en-US"/>
-              </w:rPr>
-              <w:t xml:space="preserve">:10 – </w:t>
-            </w:r>
-            <w:r>
-              <w:t>М10</w:t>
-            </w:r>
-            <w:r>
-              <w:rPr>
-                <w:lang w:val="en-US"/>
-              </w:rPr>
-              <w:t>.XB:9</w:t>
-            </w:r>
-          </w:p>
-        </w:tc>
-        <w:tc>
-          <w:tcPr>
-            <w:tcW w:w="2212" w:type="dxa"/>
-          </w:tcPr>
-          <w:p>
-            <w:pPr>
-              <w:pStyle w:val="af0"/>
-            </w:pPr>
-            <w:r>
-              <w:t>М10.К</w:t>
-            </w:r>
-            <w:r>
-              <w:rPr>
-                <w:lang w:val="en-US"/>
-              </w:rPr>
-              <w:t>6</w:t>
-            </w:r>
-          </w:p>
-        </w:tc>
-        <w:tc>
-          <w:tcPr>
-            <w:tcW w:w="4914" w:type="dxa"/>
-          </w:tcPr>
-          <w:p>
-            <w:pPr>
-              <w:pStyle w:val="af0"/>
-              <w:jc w:val="left"/>
-            </w:pPr>
-            <w:r>
-              <w:t>Резерв</w:t>
-            </w:r>
-          </w:p>
-        </w:tc>
-      </w:tr>
-      <w:tr>
-        <w:tc>
-          <w:tcPr>
-            <w:tcW w:w="2479" w:type="dxa"/>
-          </w:tcPr>
-          <w:p>
-            <w:pPr>
-              <w:pStyle w:val="af0"/>
-            </w:pPr>
-            <w:r>
-              <w:t>М10</w:t>
-            </w:r>
-            <w:r>
-              <w:rPr>
-                <w:lang w:val="en-US"/>
-              </w:rPr>
-              <w:t>.X</w:t>
-            </w:r>
-            <w:r>
-              <w:t>В</w:t>
-            </w:r>
-            <w:r>
-              <w:rPr>
-                <w:lang w:val="en-US"/>
-              </w:rPr>
-              <w:t xml:space="preserve">:13 – </w:t>
-            </w:r>
-            <w:r>
-              <w:t>М10</w:t>
-            </w:r>
-            <w:r>
-              <w:rPr>
-                <w:lang w:val="en-US"/>
-              </w:rPr>
-              <w:t>.XB:12</w:t>
-            </w:r>
-          </w:p>
-        </w:tc>
-        <w:tc>
-          <w:tcPr>
-            <w:tcW w:w="2212" w:type="dxa"/>
-          </w:tcPr>
-          <w:p>
-            <w:pPr>
-              <w:pStyle w:val="af0"/>
-            </w:pPr>
-            <w:r>
-              <w:t>М10.К</w:t>
-            </w:r>
-            <w:r>
-              <w:rPr>
-                <w:lang w:val="en-US"/>
-              </w:rPr>
-              <w:t>7</w:t>
-            </w:r>
-          </w:p>
-        </w:tc>
-        <w:tc>
-          <w:tcPr>
-            <w:tcW w:w="4914" w:type="dxa"/>
-          </w:tcPr>
-          <w:p>
-            <w:pPr>
-              <w:pStyle w:val="af0"/>
-              <w:jc w:val="left"/>
-            </w:pPr>
-            <w:r>
-              <w:t>Резерв</w:t>
-            </w:r>
-          </w:p>
-        </w:tc>
-      </w:tr>
-      <w:tr>
-        <w:tc>
-          <w:tcPr>
-            <w:tcW w:w="2479" w:type="dxa"/>
-          </w:tcPr>
-          <w:p>
-            <w:pPr>
-              <w:pStyle w:val="af0"/>
-            </w:pPr>
-            <w:r>
-              <w:t>М10</w:t>
-            </w:r>
-            <w:r>
-              <w:rPr>
-                <w:lang w:val="en-US"/>
-              </w:rPr>
-              <w:t>.X</w:t>
-            </w:r>
-            <w:r>
-              <w:t>В</w:t>
-            </w:r>
-            <w:r>
-              <w:rPr>
-                <w:lang w:val="en-US"/>
-              </w:rPr>
-              <w:t xml:space="preserve">:16 – </w:t>
-            </w:r>
-            <w:r>
-              <w:t>М10</w:t>
-            </w:r>
-            <w:r>
-              <w:rPr>
-                <w:lang w:val="en-US"/>
-              </w:rPr>
-              <w:t>.XB:15</w:t>
-            </w:r>
-          </w:p>
-        </w:tc>
-        <w:tc>
-          <w:tcPr>
-            <w:tcW w:w="2212" w:type="dxa"/>
-          </w:tcPr>
-          <w:p>
-            <w:pPr>
-              <w:pStyle w:val="af0"/>
-            </w:pPr>
-            <w:r>
-              <w:t>М10.К8</w:t>
-            </w:r>
-          </w:p>
-        </w:tc>
-        <w:tc>
-          <w:tcPr>
-            <w:tcW w:w="4914" w:type="dxa"/>
-          </w:tcPr>
-          <w:p>
-            <w:pPr>
-              <w:pStyle w:val="af0"/>
-              <w:jc w:val="left"/>
-            </w:pPr>
-            <w:r>
-              <w:t>Резерв</w:t>
-            </w:r>
-          </w:p>
-        </w:tc>
-      </w:tr>
-      <w:tr>
-        <w:tc>
-          <w:tcPr>
-            <w:tcW w:w="2479" w:type="dxa"/>
-          </w:tcPr>
-          <w:p>
-            <w:pPr>
-              <w:pStyle w:val="af0"/>
-            </w:pPr>
-            <w:r>
-              <w:t>М</w:t>
-            </w:r>
-            <w:r>
-              <w:rPr>
-                <w:lang w:val="en-US"/>
-              </w:rPr>
-              <w:t xml:space="preserve">1.XP:2 - </w:t>
-            </w:r>
-            <w:r>
-              <w:t>М</w:t>
-            </w:r>
-            <w:r>
-              <w:rPr>
-                <w:lang w:val="en-US"/>
-              </w:rPr>
-              <w:t>1.XP:1</w:t>
-            </w:r>
-          </w:p>
-        </w:tc>
-        <w:tc>
-          <w:tcPr>
-            <w:tcW w:w="2212" w:type="dxa"/>
-          </w:tcPr>
-          <w:p>
-            <w:pPr>
-              <w:pStyle w:val="af0"/>
-            </w:pPr>
-            <w:r>
-              <w:t>М1.К1</w:t>
-            </w:r>
-          </w:p>
-        </w:tc>
-        <w:tc>
-          <w:tcPr>
-            <w:tcW w:w="4914" w:type="dxa"/>
-          </w:tcPr>
-          <w:p>
-            <w:pPr>
-              <w:pStyle w:val="af0"/>
-              <w:jc w:val="left"/>
-            </w:pPr>
-            <w:r>
-              <w:t>ПС: Пуск</w:t>
             </w:r>
           </w:p>
         </w:tc>
@@ -15872,9 +16411,16 @@
         <w:ind w:left="709"/>
       </w:pPr>
     </w:p>
+    <w:p>
+      <w:pPr>
+        <w:pStyle w:val="a5"/>
+      </w:pPr>
+      <w:bookmarkStart w:id="27" w:name="_GoBack"/>
+      <w:bookmarkEnd w:id="27"/>
+    </w:p>
     <w:sectPr>
-      <w:headerReference w:type="default" r:id="rId12"/>
-      <w:footerReference w:type="default" r:id="rId13"/>
+      <w:headerReference w:type="default" r:id="rId14"/>
+      <w:footerReference w:type="default" r:id="rId15"/>
       <w:pgSz w:w="11906" w:h="16838"/>
       <w:pgMar w:top="720" w:right="720" w:bottom="720" w:left="720" w:header="709" w:footer="283" w:gutter="851"/>
       <w:cols w:space="708"/>
@@ -16400,7 +16946,7 @@
             <w:rPr>
               <w:noProof/>
             </w:rPr>
-            <w:t>10</w:t>
+            <w:t>9</w:t>
           </w:r>
           <w:r>
             <w:fldChar w:fldCharType="end"/>
@@ -16408,27 +16954,14 @@
           <w:r>
             <w:t xml:space="preserve"> из </w:t>
           </w:r>
-          <w:r>
-            <w:fldChar w:fldCharType="begin"/>
-          </w:r>
-          <w:r>
-            <w:instrText xml:space="preserve"> NUMPAGES </w:instrText>
-          </w:r>
-          <w:r>
-            <w:fldChar w:fldCharType="separate"/>
-          </w:r>
-          <w:r>
-            <w:rPr>
-              <w:noProof/>
-            </w:rPr>
-            <w:t>10</w:t>
-          </w:r>
-          <w:r>
-            <w:rPr>
-              <w:noProof/>
-            </w:rPr>
-            <w:fldChar w:fldCharType="end"/>
-          </w:r>
+          <w:fldSimple w:instr=" NUMPAGES ">
+            <w:r>
+              <w:rPr>
+                <w:noProof/>
+              </w:rPr>
+              <w:t>10</w:t>
+            </w:r>
+          </w:fldSimple>
           <w:r>
             <w:t xml:space="preserve"> </w:t>
           </w:r>
@@ -18559,7 +19092,7 @@
 </file>
 
 <file path=customXml/itemProps1.xml><?xml version="1.0" encoding="utf-8"?>
-<ds:datastoreItem xmlns:ds="http://schemas.openxmlformats.org/officeDocument/2006/customXml" ds:itemID="{F1B08876-0884-46EE-AAE7-CA178D0124EF}">
+<ds:datastoreItem xmlns:ds="http://schemas.openxmlformats.org/officeDocument/2006/customXml" ds:itemID="{36C32C7E-5726-474E-AD47-23A666BEB2CF}">
   <ds:schemaRefs>
     <ds:schemaRef ds:uri="http://schemas.openxmlformats.org/officeDocument/2006/bibliography"/>
   </ds:schemaRefs>
